--- a/fuentes/CF4_935507_DU.docx
+++ b/fuentes/CF4_935507_DU.docx
@@ -1,6 +1,6 @@
 
 <file path=word/document.xml><?xml version="1.0" encoding="utf-8"?>
-<w:document xmlns:wpc="http://schemas.microsoft.com/office/word/2010/wordprocessingCanvas" xmlns:cx="http://schemas.microsoft.com/office/drawing/2014/chartex" xmlns:cx1="http://schemas.microsoft.com/office/drawing/2015/9/8/chartex" xmlns:cx2="http://schemas.microsoft.com/office/drawing/2015/10/21/chartex" xmlns:cx3="http://schemas.microsoft.com/office/drawing/2016/5/9/chartex" xmlns:cx4="http://schemas.microsoft.com/office/drawing/2016/5/10/chartex" xmlns:cx5="http://schemas.microsoft.com/office/drawing/2016/5/11/chartex" xmlns:cx6="http://schemas.microsoft.com/office/drawing/2016/5/12/chartex" xmlns:cx7="http://schemas.microsoft.com/office/drawing/2016/5/13/chartex" xmlns:cx8="http://schemas.microsoft.com/office/drawing/2016/5/14/chartex" xmlns:mc="http://schemas.openxmlformats.org/markup-compatibility/2006" xmlns:aink="http://schemas.microsoft.com/office/drawing/2016/ink" xmlns:am3d="http://schemas.microsoft.com/office/drawing/2017/model3d" xmlns:o="urn:schemas-microsoft-com:office:office" xmlns:oel="http://schemas.microsoft.com/office/2019/extlst" xmlns:r="http://schemas.openxmlformats.org/officeDocument/2006/relationships" xmlns:m="http://schemas.openxmlformats.org/officeDocument/2006/math" xmlns:v="urn:schemas-microsoft-com:vml" xmlns:wp14="http://schemas.microsoft.com/office/word/2010/wordprocessingDrawing" xmlns:wp="http://schemas.openxmlformats.org/drawingml/2006/wordprocessingDrawing" xmlns:w10="urn:schemas-microsoft-com:office:word" xmlns:w="http://schemas.openxmlformats.org/wordprocessingml/2006/main" xmlns:w14="http://schemas.microsoft.com/office/word/2010/wordml" xmlns:w15="http://schemas.microsoft.com/office/word/2012/wordml" xmlns:w16cex="http://schemas.microsoft.com/office/word/2018/wordml/cex" xmlns:w16cid="http://schemas.microsoft.com/office/word/2016/wordml/cid" xmlns:w16="http://schemas.microsoft.com/office/word/2018/wordml" xmlns:w16du="http://schemas.microsoft.com/office/word/2023/wordml/word16du" xmlns:w16sdtdh="http://schemas.microsoft.com/office/word/2020/wordml/sdtdatahash" xmlns:w16sdtfl="http://schemas.microsoft.com/office/word/2024/wordml/sdtformatlock" xmlns:w16se="http://schemas.microsoft.com/office/word/2015/wordml/symex" xmlns:wpg="http://schemas.microsoft.com/office/word/2010/wordprocessingGroup" xmlns:wpi="http://schemas.microsoft.com/office/word/2010/wordprocessingInk" xmlns:wne="http://schemas.microsoft.com/office/word/2006/wordml" xmlns:wps="http://schemas.microsoft.com/office/word/2010/wordprocessingShape" mc:Ignorable="w14 w15 w16se w16cid w16 w16cex w16sdtdh w16sdtfl w16du wp14">
+<w:document xmlns:wpc="http://schemas.microsoft.com/office/word/2010/wordprocessingCanvas" xmlns:cx="http://schemas.microsoft.com/office/drawing/2014/chartex" xmlns:cx1="http://schemas.microsoft.com/office/drawing/2015/9/8/chartex" xmlns:cx2="http://schemas.microsoft.com/office/drawing/2015/10/21/chartex" xmlns:cx3="http://schemas.microsoft.com/office/drawing/2016/5/9/chartex" xmlns:cx4="http://schemas.microsoft.com/office/drawing/2016/5/10/chartex" xmlns:cx5="http://schemas.microsoft.com/office/drawing/2016/5/11/chartex" xmlns:cx6="http://schemas.microsoft.com/office/drawing/2016/5/12/chartex" xmlns:cx7="http://schemas.microsoft.com/office/drawing/2016/5/13/chartex" xmlns:cx8="http://schemas.microsoft.com/office/drawing/2016/5/14/chartex" xmlns:mc="http://schemas.openxmlformats.org/markup-compatibility/2006" xmlns:aink="http://schemas.microsoft.com/office/drawing/2016/ink" xmlns:am3d="http://schemas.microsoft.com/office/drawing/2017/model3d" xmlns:o="urn:schemas-microsoft-com:office:office" xmlns:oel="http://schemas.microsoft.com/office/2019/extlst" xmlns:r="http://schemas.openxmlformats.org/officeDocument/2006/relationships" xmlns:m="http://schemas.openxmlformats.org/officeDocument/2006/math" xmlns:v="urn:schemas-microsoft-com:vml" xmlns:wp14="http://schemas.microsoft.com/office/word/2010/wordprocessingDrawing" xmlns:wp="http://schemas.openxmlformats.org/drawingml/2006/wordprocessingDrawing" xmlns:w10="urn:schemas-microsoft-com:office:word" xmlns:w="http://schemas.openxmlformats.org/wordprocessingml/2006/main" xmlns:w14="http://schemas.microsoft.com/office/word/2010/wordml" xmlns:w15="http://schemas.microsoft.com/office/word/2012/wordml" xmlns:w16cei="http://schemas.microsoft.com/office/word/2026/wordml/cei" xmlns:w16cex="http://schemas.microsoft.com/office/word/2018/wordml/cex" xmlns:w16cid="http://schemas.microsoft.com/office/word/2016/wordml/cid" xmlns:w16="http://schemas.microsoft.com/office/word/2018/wordml" xmlns:w16du="http://schemas.microsoft.com/office/word/2023/wordml/word16du" xmlns:w16sdtdh="http://schemas.microsoft.com/office/word/2020/wordml/sdtdatahash" xmlns:w16sdtfl="http://schemas.microsoft.com/office/word/2024/wordml/sdtformatlock" xmlns:w16se="http://schemas.microsoft.com/office/word/2015/wordml/symex" xmlns:wpg="http://schemas.microsoft.com/office/word/2010/wordprocessingGroup" xmlns:wpi="http://schemas.microsoft.com/office/word/2010/wordprocessingInk" xmlns:wne="http://schemas.microsoft.com/office/word/2006/wordml" xmlns:wps="http://schemas.microsoft.com/office/word/2010/wordprocessingShape" mc:Ignorable="w14 w15 w16se w16cid w16 w16cex w16sdtdh w16sdtfl w16du wp14">
   <w:body>
     <w:p>
       <w:pPr>
@@ -544,7 +544,7 @@
           <w:r>
             <w:fldChar w:fldCharType="separate"/>
           </w:r>
-          <w:hyperlink w:anchor="_Toc233634351" w:history="1">
+          <w:hyperlink w:anchor="_Toc236992917" w:history="1">
             <w:r>
               <w:rPr>
                 <w:rStyle w:val="Hipervnculo"/>
@@ -571,7 +571,7 @@
                 <w:noProof/>
                 <w:webHidden/>
               </w:rPr>
-              <w:instrText xml:space="preserve"> PAGEREF _Toc233634351 \h </w:instrText>
+              <w:instrText xml:space="preserve"> PAGEREF _Toc236992917 \h </w:instrText>
             </w:r>
             <w:r>
               <w:rPr>
@@ -617,7 +617,7 @@
               <w:lang w:eastAsia="es-CO"/>
             </w:rPr>
           </w:pPr>
-          <w:hyperlink w:anchor="_Toc233634352" w:history="1">
+          <w:hyperlink w:anchor="_Toc236992918" w:history="1">
             <w:r>
               <w:rPr>
                 <w:rStyle w:val="Hipervnculo"/>
@@ -661,7 +661,7 @@
                 <w:noProof/>
                 <w:webHidden/>
               </w:rPr>
-              <w:instrText xml:space="preserve"> PAGEREF _Toc233634352 \h </w:instrText>
+              <w:instrText xml:space="preserve"> PAGEREF _Toc236992918 \h </w:instrText>
             </w:r>
             <w:r>
               <w:rPr>
@@ -706,7 +706,7 @@
               <w:lang w:eastAsia="es-CO"/>
             </w:rPr>
           </w:pPr>
-          <w:hyperlink w:anchor="_Toc233634353" w:history="1">
+          <w:hyperlink w:anchor="_Toc236992919" w:history="1">
             <w:r>
               <w:rPr>
                 <w:rStyle w:val="Hipervnculo"/>
@@ -733,7 +733,7 @@
                 <w:noProof/>
                 <w:webHidden/>
               </w:rPr>
-              <w:instrText xml:space="preserve"> PAGEREF _Toc233634353 \h </w:instrText>
+              <w:instrText xml:space="preserve"> PAGEREF _Toc236992919 \h </w:instrText>
             </w:r>
             <w:r>
               <w:rPr>
@@ -754,6 +754,100 @@
                 <w:webHidden/>
               </w:rPr>
               <w:t>5</w:t>
+            </w:r>
+            <w:r>
+              <w:rPr>
+                <w:noProof/>
+                <w:webHidden/>
+              </w:rPr>
+              <w:fldChar w:fldCharType="end"/>
+            </w:r>
+          </w:hyperlink>
+        </w:p>
+        <w:p>
+          <w:pPr>
+            <w:pStyle w:val="TDC2"/>
+            <w:tabs>
+              <w:tab w:val="right" w:leader="dot" w:pos="9962"/>
+            </w:tabs>
+            <w:ind w:left="989" w:firstLine="0"/>
+            <w:rPr>
+              <w:rFonts w:eastAsiaTheme="minorEastAsia"/>
+              <w:noProof/>
+              <w:sz w:val="24"/>
+              <w:szCs w:val="24"/>
+              <w:lang w:eastAsia="es-CO"/>
+            </w:rPr>
+          </w:pPr>
+          <w:hyperlink w:anchor="_Toc236992920" w:history="1">
+            <w:r>
+              <w:rPr>
+                <w:rStyle w:val="Hipervnculo"/>
+                <w:noProof/>
+              </w:rPr>
+              <w:t>1.2 Especificaciones técnicas de patronaje, medidas y cuadro de tallas,</w:t>
+            </w:r>
+            <w:r>
+              <w:rPr>
+                <w:rStyle w:val="Hipervnculo"/>
+                <w:noProof/>
+              </w:rPr>
+              <w:t xml:space="preserve"> </w:t>
+            </w:r>
+            <w:r>
+              <w:rPr>
+                <w:rStyle w:val="Hipervnculo"/>
+                <w:noProof/>
+              </w:rPr>
+              <w:t xml:space="preserve"> </w:t>
+            </w:r>
+            <w:r>
+              <w:rPr>
+                <w:rStyle w:val="Hipervnculo"/>
+                <w:noProof/>
+              </w:rPr>
+              <w:t>proporciones del cuerpo humano</w:t>
+            </w:r>
+            <w:r>
+              <w:rPr>
+                <w:noProof/>
+                <w:webHidden/>
+              </w:rPr>
+              <w:tab/>
+            </w:r>
+            <w:r>
+              <w:rPr>
+                <w:noProof/>
+                <w:webHidden/>
+              </w:rPr>
+              <w:fldChar w:fldCharType="begin"/>
+            </w:r>
+            <w:r>
+              <w:rPr>
+                <w:noProof/>
+                <w:webHidden/>
+              </w:rPr>
+              <w:instrText xml:space="preserve"> PAGEREF _Toc236992920 \h </w:instrText>
+            </w:r>
+            <w:r>
+              <w:rPr>
+                <w:noProof/>
+                <w:webHidden/>
+              </w:rPr>
+            </w:r>
+            <w:r>
+              <w:rPr>
+                <w:noProof/>
+                <w:webHidden/>
+              </w:rPr>
+              <w:fldChar w:fldCharType="separate"/>
+            </w:r>
+            <w:r>
+              <w:rPr>
+                <w:noProof/>
+                <w:webHidden/>
+              </w:rPr>
+              <w:t>7</w:t>
             </w:r>
             <w:r>
               <w:rPr>
@@ -778,13 +872,13 @@
               <w:lang w:eastAsia="es-CO"/>
             </w:rPr>
           </w:pPr>
-          <w:hyperlink w:anchor="_Toc233634354" w:history="1">
+          <w:hyperlink w:anchor="_Toc236992921" w:history="1">
             <w:r>
               <w:rPr>
                 <w:rStyle w:val="Hipervnculo"/>
                 <w:noProof/>
               </w:rPr>
-              <w:t>1.2 Especificaciones técnicas de patronaje, medidas y cuadro de tallas, proporciones del cuerpo humano</w:t>
+              <w:t>1.3 Procedimiento de patronaje</w:t>
             </w:r>
             <w:r>
               <w:rPr>
@@ -805,7 +899,7 @@
                 <w:noProof/>
                 <w:webHidden/>
               </w:rPr>
-              <w:instrText xml:space="preserve"> PAGEREF _Toc233634354 \h </w:instrText>
+              <w:instrText xml:space="preserve"> PAGEREF _Toc236992921 \h </w:instrText>
             </w:r>
             <w:r>
               <w:rPr>
@@ -825,7 +919,7 @@
                 <w:noProof/>
                 <w:webHidden/>
               </w:rPr>
-              <w:t>7</w:t>
+              <w:t>11</w:t>
             </w:r>
             <w:r>
               <w:rPr>
@@ -850,13 +944,13 @@
               <w:lang w:eastAsia="es-CO"/>
             </w:rPr>
           </w:pPr>
-          <w:hyperlink w:anchor="_Toc233634355" w:history="1">
+          <w:hyperlink w:anchor="_Toc236992922" w:history="1">
             <w:r>
               <w:rPr>
                 <w:rStyle w:val="Hipervnculo"/>
                 <w:noProof/>
               </w:rPr>
-              <w:t>1.3 Procedimiento de patronaje</w:t>
+              <w:t>1.4 Patronaje básico en cada línea de producción</w:t>
             </w:r>
             <w:r>
               <w:rPr>
@@ -877,79 +971,7 @@
                 <w:noProof/>
                 <w:webHidden/>
               </w:rPr>
-              <w:instrText xml:space="preserve"> PAGEREF _Toc233634355 \h </w:instrText>
-            </w:r>
-            <w:r>
-              <w:rPr>
-                <w:noProof/>
-                <w:webHidden/>
-              </w:rPr>
-            </w:r>
-            <w:r>
-              <w:rPr>
-                <w:noProof/>
-                <w:webHidden/>
-              </w:rPr>
-              <w:fldChar w:fldCharType="separate"/>
-            </w:r>
-            <w:r>
-              <w:rPr>
-                <w:noProof/>
-                <w:webHidden/>
-              </w:rPr>
-              <w:t>11</w:t>
-            </w:r>
-            <w:r>
-              <w:rPr>
-                <w:noProof/>
-                <w:webHidden/>
-              </w:rPr>
-              <w:fldChar w:fldCharType="end"/>
-            </w:r>
-          </w:hyperlink>
-        </w:p>
-        <w:p>
-          <w:pPr>
-            <w:pStyle w:val="TDC2"/>
-            <w:tabs>
-              <w:tab w:val="right" w:leader="dot" w:pos="9962"/>
-            </w:tabs>
-            <w:rPr>
-              <w:rFonts w:eastAsiaTheme="minorEastAsia"/>
-              <w:noProof/>
-              <w:sz w:val="24"/>
-              <w:szCs w:val="24"/>
-              <w:lang w:eastAsia="es-CO"/>
-            </w:rPr>
-          </w:pPr>
-          <w:hyperlink w:anchor="_Toc233634356" w:history="1">
-            <w:r>
-              <w:rPr>
-                <w:rStyle w:val="Hipervnculo"/>
-                <w:noProof/>
-              </w:rPr>
-              <w:t>1.4 Patronaje básico en cada línea de producción</w:t>
-            </w:r>
-            <w:r>
-              <w:rPr>
-                <w:noProof/>
-                <w:webHidden/>
-              </w:rPr>
-              <w:tab/>
-            </w:r>
-            <w:r>
-              <w:rPr>
-                <w:noProof/>
-                <w:webHidden/>
-              </w:rPr>
-              <w:fldChar w:fldCharType="begin"/>
-            </w:r>
-            <w:r>
-              <w:rPr>
-                <w:noProof/>
-                <w:webHidden/>
-              </w:rPr>
-              <w:instrText xml:space="preserve"> PAGEREF _Toc233634356 \h </w:instrText>
+              <w:instrText xml:space="preserve"> PAGEREF _Toc236992922 \h </w:instrText>
             </w:r>
             <w:r>
               <w:rPr>
@@ -995,7 +1017,7 @@
               <w:lang w:eastAsia="es-CO"/>
             </w:rPr>
           </w:pPr>
-          <w:hyperlink w:anchor="_Toc233634357" w:history="1">
+          <w:hyperlink w:anchor="_Toc236992923" w:history="1">
             <w:r>
               <w:rPr>
                 <w:rStyle w:val="Hipervnculo"/>
@@ -1039,7 +1061,7 @@
                 <w:noProof/>
                 <w:webHidden/>
               </w:rPr>
-              <w:instrText xml:space="preserve"> PAGEREF _Toc233634357 \h </w:instrText>
+              <w:instrText xml:space="preserve"> PAGEREF _Toc236992923 \h </w:instrText>
             </w:r>
             <w:r>
               <w:rPr>
@@ -1059,7 +1081,7 @@
                 <w:noProof/>
                 <w:webHidden/>
               </w:rPr>
-              <w:t>19</w:t>
+              <w:t>18</w:t>
             </w:r>
             <w:r>
               <w:rPr>
@@ -1084,7 +1106,7 @@
               <w:lang w:eastAsia="es-CO"/>
             </w:rPr>
           </w:pPr>
-          <w:hyperlink w:anchor="_Toc233634358" w:history="1">
+          <w:hyperlink w:anchor="_Toc236992924" w:history="1">
             <w:r>
               <w:rPr>
                 <w:rStyle w:val="Hipervnculo"/>
@@ -1111,7 +1133,7 @@
                 <w:noProof/>
                 <w:webHidden/>
               </w:rPr>
-              <w:instrText xml:space="preserve"> PAGEREF _Toc233634358 \h </w:instrText>
+              <w:instrText xml:space="preserve"> PAGEREF _Toc236992924 \h </w:instrText>
             </w:r>
             <w:r>
               <w:rPr>
@@ -1131,7 +1153,7 @@
                 <w:noProof/>
                 <w:webHidden/>
               </w:rPr>
-              <w:t>19</w:t>
+              <w:t>18</w:t>
             </w:r>
             <w:r>
               <w:rPr>
@@ -1156,7 +1178,7 @@
               <w:lang w:eastAsia="es-CO"/>
             </w:rPr>
           </w:pPr>
-          <w:hyperlink w:anchor="_Toc233634359" w:history="1">
+          <w:hyperlink w:anchor="_Toc236992925" w:history="1">
             <w:r>
               <w:rPr>
                 <w:rStyle w:val="Hipervnculo"/>
@@ -1183,7 +1205,7 @@
                 <w:noProof/>
                 <w:webHidden/>
               </w:rPr>
-              <w:instrText xml:space="preserve"> PAGEREF _Toc233634359 \h </w:instrText>
+              <w:instrText xml:space="preserve"> PAGEREF _Toc236992925 \h </w:instrText>
             </w:r>
             <w:r>
               <w:rPr>
@@ -1203,7 +1225,7 @@
                 <w:noProof/>
                 <w:webHidden/>
               </w:rPr>
-              <w:t>20</w:t>
+              <w:t>19</w:t>
             </w:r>
             <w:r>
               <w:rPr>
@@ -1228,7 +1250,7 @@
               <w:lang w:eastAsia="es-CO"/>
             </w:rPr>
           </w:pPr>
-          <w:hyperlink w:anchor="_Toc233634360" w:history="1">
+          <w:hyperlink w:anchor="_Toc236992926" w:history="1">
             <w:r>
               <w:rPr>
                 <w:rStyle w:val="Hipervnculo"/>
@@ -1255,7 +1277,7 @@
                 <w:noProof/>
                 <w:webHidden/>
               </w:rPr>
-              <w:instrText xml:space="preserve"> PAGEREF _Toc233634360 \h </w:instrText>
+              <w:instrText xml:space="preserve"> PAGEREF _Toc236992926 \h </w:instrText>
             </w:r>
             <w:r>
               <w:rPr>
@@ -1275,7 +1297,7 @@
                 <w:noProof/>
                 <w:webHidden/>
               </w:rPr>
-              <w:t>24</w:t>
+              <w:t>23</w:t>
             </w:r>
             <w:r>
               <w:rPr>
@@ -1300,7 +1322,7 @@
               <w:lang w:eastAsia="es-CO"/>
             </w:rPr>
           </w:pPr>
-          <w:hyperlink w:anchor="_Toc233634361" w:history="1">
+          <w:hyperlink w:anchor="_Toc236992927" w:history="1">
             <w:r>
               <w:rPr>
                 <w:rStyle w:val="Hipervnculo"/>
@@ -1327,7 +1349,7 @@
                 <w:noProof/>
                 <w:webHidden/>
               </w:rPr>
-              <w:instrText xml:space="preserve"> PAGEREF _Toc233634361 \h </w:instrText>
+              <w:instrText xml:space="preserve"> PAGEREF _Toc236992927 \h </w:instrText>
             </w:r>
             <w:r>
               <w:rPr>
@@ -1347,7 +1369,7 @@
                 <w:noProof/>
                 <w:webHidden/>
               </w:rPr>
-              <w:t>25</w:t>
+              <w:t>24</w:t>
             </w:r>
             <w:r>
               <w:rPr>
@@ -1373,7 +1395,7 @@
               <w:lang w:eastAsia="es-CO"/>
             </w:rPr>
           </w:pPr>
-          <w:hyperlink w:anchor="_Toc233634362" w:history="1">
+          <w:hyperlink w:anchor="_Toc236992928" w:history="1">
             <w:r>
               <w:rPr>
                 <w:rStyle w:val="Hipervnculo"/>
@@ -1417,7 +1439,7 @@
                 <w:noProof/>
                 <w:webHidden/>
               </w:rPr>
-              <w:instrText xml:space="preserve"> PAGEREF _Toc233634362 \h </w:instrText>
+              <w:instrText xml:space="preserve"> PAGEREF _Toc236992928 \h </w:instrText>
             </w:r>
             <w:r>
               <w:rPr>
@@ -1437,7 +1459,7 @@
                 <w:noProof/>
                 <w:webHidden/>
               </w:rPr>
-              <w:t>28</w:t>
+              <w:t>27</w:t>
             </w:r>
             <w:r>
               <w:rPr>
@@ -1462,7 +1484,7 @@
               <w:lang w:eastAsia="es-CO"/>
             </w:rPr>
           </w:pPr>
-          <w:hyperlink w:anchor="_Toc233634363" w:history="1">
+          <w:hyperlink w:anchor="_Toc236992929" w:history="1">
             <w:r>
               <w:rPr>
                 <w:rStyle w:val="Hipervnculo"/>
@@ -1489,7 +1511,7 @@
                 <w:noProof/>
                 <w:webHidden/>
               </w:rPr>
-              <w:instrText xml:space="preserve"> PAGEREF _Toc233634363 \h </w:instrText>
+              <w:instrText xml:space="preserve"> PAGEREF _Toc236992929 \h </w:instrText>
             </w:r>
             <w:r>
               <w:rPr>
@@ -1509,7 +1531,7 @@
                 <w:noProof/>
                 <w:webHidden/>
               </w:rPr>
-              <w:t>36</w:t>
+              <w:t>35</w:t>
             </w:r>
             <w:r>
               <w:rPr>
@@ -1534,7 +1556,7 @@
               <w:lang w:eastAsia="es-CO"/>
             </w:rPr>
           </w:pPr>
-          <w:hyperlink w:anchor="_Toc233634364" w:history="1">
+          <w:hyperlink w:anchor="_Toc236992930" w:history="1">
             <w:r>
               <w:rPr>
                 <w:rStyle w:val="Hipervnculo"/>
@@ -1561,7 +1583,7 @@
                 <w:noProof/>
                 <w:webHidden/>
               </w:rPr>
-              <w:instrText xml:space="preserve"> PAGEREF _Toc233634364 \h </w:instrText>
+              <w:instrText xml:space="preserve"> PAGEREF _Toc236992930 \h </w:instrText>
             </w:r>
             <w:r>
               <w:rPr>
@@ -1581,7 +1603,7 @@
                 <w:noProof/>
                 <w:webHidden/>
               </w:rPr>
-              <w:t>37</w:t>
+              <w:t>38</w:t>
             </w:r>
             <w:r>
               <w:rPr>
@@ -1606,7 +1628,7 @@
               <w:lang w:eastAsia="es-CO"/>
             </w:rPr>
           </w:pPr>
-          <w:hyperlink w:anchor="_Toc233634365" w:history="1">
+          <w:hyperlink w:anchor="_Toc236992931" w:history="1">
             <w:r>
               <w:rPr>
                 <w:rStyle w:val="Hipervnculo"/>
@@ -1633,7 +1655,7 @@
                 <w:noProof/>
                 <w:webHidden/>
               </w:rPr>
-              <w:instrText xml:space="preserve"> PAGEREF _Toc233634365 \h </w:instrText>
+              <w:instrText xml:space="preserve"> PAGEREF _Toc236992931 \h </w:instrText>
             </w:r>
             <w:r>
               <w:rPr>
@@ -1678,7 +1700,7 @@
               <w:lang w:eastAsia="es-CO"/>
             </w:rPr>
           </w:pPr>
-          <w:hyperlink w:anchor="_Toc233634366" w:history="1">
+          <w:hyperlink w:anchor="_Toc236992932" w:history="1">
             <w:r>
               <w:rPr>
                 <w:rStyle w:val="Hipervnculo"/>
@@ -1705,7 +1727,7 @@
                 <w:noProof/>
                 <w:webHidden/>
               </w:rPr>
-              <w:instrText xml:space="preserve"> PAGEREF _Toc233634366 \h </w:instrText>
+              <w:instrText xml:space="preserve"> PAGEREF _Toc236992932 \h </w:instrText>
             </w:r>
             <w:r>
               <w:rPr>
@@ -1725,7 +1747,7 @@
                 <w:noProof/>
                 <w:webHidden/>
               </w:rPr>
-              <w:t>46</w:t>
+              <w:t>47</w:t>
             </w:r>
             <w:r>
               <w:rPr>
@@ -1750,7 +1772,7 @@
               <w:lang w:eastAsia="es-CO"/>
             </w:rPr>
           </w:pPr>
-          <w:hyperlink w:anchor="_Toc233634367" w:history="1">
+          <w:hyperlink w:anchor="_Toc236992933" w:history="1">
             <w:r>
               <w:rPr>
                 <w:rStyle w:val="Hipervnculo"/>
@@ -1777,7 +1799,7 @@
                 <w:noProof/>
                 <w:webHidden/>
               </w:rPr>
-              <w:instrText xml:space="preserve"> PAGEREF _Toc233634367 \h </w:instrText>
+              <w:instrText xml:space="preserve"> PAGEREF _Toc236992933 \h </w:instrText>
             </w:r>
             <w:r>
               <w:rPr>
@@ -1797,7 +1819,7 @@
                 <w:noProof/>
                 <w:webHidden/>
               </w:rPr>
-              <w:t>48</w:t>
+              <w:t>49</w:t>
             </w:r>
             <w:r>
               <w:rPr>
@@ -1822,7 +1844,7 @@
               <w:lang w:eastAsia="es-CO"/>
             </w:rPr>
           </w:pPr>
-          <w:hyperlink w:anchor="_Toc233634368" w:history="1">
+          <w:hyperlink w:anchor="_Toc236992934" w:history="1">
             <w:r>
               <w:rPr>
                 <w:rStyle w:val="Hipervnculo"/>
@@ -1849,7 +1871,7 @@
                 <w:noProof/>
                 <w:webHidden/>
               </w:rPr>
-              <w:instrText xml:space="preserve"> PAGEREF _Toc233634368 \h </w:instrText>
+              <w:instrText xml:space="preserve"> PAGEREF _Toc236992934 \h </w:instrText>
             </w:r>
             <w:r>
               <w:rPr>
@@ -1869,7 +1891,7 @@
                 <w:noProof/>
                 <w:webHidden/>
               </w:rPr>
-              <w:t>49</w:t>
+              <w:t>50</w:t>
             </w:r>
             <w:r>
               <w:rPr>
@@ -1894,7 +1916,7 @@
               <w:lang w:eastAsia="es-CO"/>
             </w:rPr>
           </w:pPr>
-          <w:hyperlink w:anchor="_Toc233634369" w:history="1">
+          <w:hyperlink w:anchor="_Toc236992935" w:history="1">
             <w:r>
               <w:rPr>
                 <w:rStyle w:val="Hipervnculo"/>
@@ -1921,7 +1943,7 @@
                 <w:noProof/>
                 <w:webHidden/>
               </w:rPr>
-              <w:instrText xml:space="preserve"> PAGEREF _Toc233634369 \h </w:instrText>
+              <w:instrText xml:space="preserve"> PAGEREF _Toc236992935 \h </w:instrText>
             </w:r>
             <w:r>
               <w:rPr>
@@ -1941,7 +1963,79 @@
                 <w:noProof/>
                 <w:webHidden/>
               </w:rPr>
-              <w:t>51</w:t>
+              <w:t>52</w:t>
+            </w:r>
+            <w:r>
+              <w:rPr>
+                <w:noProof/>
+                <w:webHidden/>
+              </w:rPr>
+              <w:fldChar w:fldCharType="end"/>
+            </w:r>
+          </w:hyperlink>
+        </w:p>
+        <w:p>
+          <w:pPr>
+            <w:pStyle w:val="TDC1"/>
+            <w:tabs>
+              <w:tab w:val="right" w:leader="dot" w:pos="9962"/>
+            </w:tabs>
+            <w:rPr>
+              <w:rFonts w:eastAsiaTheme="minorEastAsia"/>
+              <w:noProof/>
+              <w:sz w:val="24"/>
+              <w:szCs w:val="24"/>
+              <w:lang w:eastAsia="es-CO"/>
+            </w:rPr>
+          </w:pPr>
+          <w:hyperlink w:anchor="_Toc236992936" w:history="1">
+            <w:r>
+              <w:rPr>
+                <w:rStyle w:val="Hipervnculo"/>
+                <w:noProof/>
+              </w:rPr>
+              <w:t>Créditos</w:t>
+            </w:r>
+            <w:r>
+              <w:rPr>
+                <w:noProof/>
+                <w:webHidden/>
+              </w:rPr>
+              <w:tab/>
+            </w:r>
+            <w:r>
+              <w:rPr>
+                <w:noProof/>
+                <w:webHidden/>
+              </w:rPr>
+              <w:fldChar w:fldCharType="begin"/>
+            </w:r>
+            <w:r>
+              <w:rPr>
+                <w:noProof/>
+                <w:webHidden/>
+              </w:rPr>
+              <w:instrText xml:space="preserve"> PAGEREF _Toc236992936 \h </w:instrText>
+            </w:r>
+            <w:r>
+              <w:rPr>
+                <w:noProof/>
+                <w:webHidden/>
+              </w:rPr>
+            </w:r>
+            <w:r>
+              <w:rPr>
+                <w:noProof/>
+                <w:webHidden/>
+              </w:rPr>
+              <w:fldChar w:fldCharType="separate"/>
+            </w:r>
+            <w:r>
+              <w:rPr>
+                <w:noProof/>
+                <w:webHidden/>
+              </w:rPr>
+              <w:t>54</w:t>
             </w:r>
             <w:r>
               <w:rPr>
@@ -1974,7 +2068,7 @@
           <w:numId w:val="0"/>
         </w:numPr>
       </w:pPr>
-      <w:bookmarkStart w:id="0" w:name="_Toc233634351"/>
+      <w:bookmarkStart w:id="0" w:name="_Toc236992917"/>
       <w:r>
         <w:lastRenderedPageBreak/>
         <w:t>Introducción</w:t>
@@ -1983,15 +2077,7 @@
     </w:p>
     <w:p>
       <w:r>
-        <w:t xml:space="preserve">Actualmente la industria de la moda requiere de altos estándares de calidad, lo cual se logra no solo a partir de los insumos y la maquinaria, sino del proceso de estructuración de las prendas a confeccionar mediante el patronaje, una actividad que requiere de precisión y exactitud en el diseño de la </w:t>
-      </w:r>
-      <w:proofErr w:type="spellStart"/>
-      <w:r>
-        <w:t>moldería</w:t>
-      </w:r>
-      <w:proofErr w:type="spellEnd"/>
-      <w:r>
-        <w:t xml:space="preserve"> y el escalado de las tallas a partir de los bocetos o diseños de modelos.</w:t>
+        <w:t>Actualmente la industria de la moda requiere de altos estándares de calidad, lo cual se logra no solo a partir de los insumos y la maquinaria, sino del proceso de estructuración de las prendas a confeccionar mediante el patronaje, una actividad que requiere precisión y exactitud en el diseño de la moldería y el escalado de las tallas a partir de los bocetos o diseños de modelos.</w:t>
       </w:r>
     </w:p>
     <w:p>
@@ -2018,7 +2104,7 @@
           <w:numId w:val="6"/>
         </w:numPr>
       </w:pPr>
-      <w:bookmarkStart w:id="1" w:name="_Toc233634352"/>
+      <w:bookmarkStart w:id="1" w:name="_Toc236992918"/>
       <w:r>
         <w:lastRenderedPageBreak/>
         <w:t>Patronaje básico</w:t>
@@ -2027,19 +2113,28 @@
     </w:p>
     <w:p>
       <w:r>
-        <w:t>La actividad del patronaje se constituye como la actividad básica en la creación de las prendas, es definido como el proceso mediante el cual se elaboran todas las piezas y moldes necesarios para la creación y estructuración de una prenda, este proceso se encuentra ligado al proceso creativo del diseñador.</w:t>
+        <w:t xml:space="preserve">El </w:t>
+      </w:r>
+      <w:r>
+        <w:t>patronaje se constituye como la actividad básica en la creación de las prendas, es definido como el proceso mediante el cual se elaboran todas las piezas y moldes necesarios para la creación y estructuración de una prenda, este proceso se encuentra ligado al proceso creativo del diseñador.</w:t>
       </w:r>
     </w:p>
     <w:p>
       <w:pPr>
         <w:pStyle w:val="Ttulo2"/>
       </w:pPr>
-      <w:bookmarkStart w:id="2" w:name="_Toc233634353"/>
+      <w:bookmarkStart w:id="2" w:name="_Toc236992919"/>
       <w:r>
         <w:t xml:space="preserve">1.1 </w:t>
       </w:r>
       <w:r>
-        <w:t>Terminología técnica y convenciones del área de patronaje industrial</w:t>
+        <w:t xml:space="preserve">Terminología técnica </w:t>
+      </w:r>
+      <w:r>
+        <w:t>y</w:t>
+      </w:r>
+      <w:r>
+        <w:t xml:space="preserve"> convenciones del área de patronaje industrial</w:t>
       </w:r>
       <w:bookmarkEnd w:id="2"/>
     </w:p>
@@ -2050,15 +2145,7 @@
     </w:p>
     <w:p>
       <w:r>
-        <w:t xml:space="preserve">El patronaje es la técnica de desarrollo de las plantillas resultado de la interpretación del diseño de la prenda, tiene en cuenta las medidas del cuerpo, las cuales pueden ser tridimensionales o bidimensionales. De acuerdo con la industrialización del proceso se hace necesario convenir en el uso de términos y de símbolos, es necesario que se maneje un lenguaje técnico relacionado al proceso, </w:t>
-      </w:r>
-      <w:proofErr w:type="gramStart"/>
-      <w:r>
-        <w:t>como</w:t>
-      </w:r>
-      <w:proofErr w:type="gramEnd"/>
-      <w:r>
-        <w:t xml:space="preserve"> por ejemplo, hilo de tela, línea de aplome, ampliaciones, desahogos, entre otros para su aplicación en el procedimiento.</w:t>
+        <w:t>El patronaje es la técnica mediante la cual se desarrollan las plantillas resultantes de la interpretación del diseño de una prenda. Para ello, se tienen en cuenta las medidas del cuerpo, que pueden ser tridimensionales o bidimensionales. Debido a la industrialización del proceso, es necesario unificar el uso de términos y símbolos, así como emplear un lenguaje técnico relacionado con el patronaje, por ejemplo: hilo de tela, línea de aplome, ampliaciones y desahogos, entre otros.</w:t>
       </w:r>
     </w:p>
     <w:p>
@@ -2075,102 +2162,41 @@
     </w:p>
     <w:p>
       <w:r>
-        <w:t>Para conocer otros conceptos consulte del documento terminología en patronaje.</w:t>
-      </w:r>
-      <w:r>
-        <w:tab/>
-      </w:r>
-      <w:r>
-        <w:tab/>
-      </w:r>
-      <w:r>
-        <w:tab/>
-      </w:r>
-      <w:r>
-        <w:tab/>
-      </w:r>
-      <w:r>
-        <w:tab/>
-      </w:r>
-      <w:r>
-        <w:tab/>
-      </w:r>
-      <w:r>
-        <w:tab/>
-      </w:r>
-      <w:r>
-        <w:tab/>
-      </w:r>
-      <w:r>
-        <w:tab/>
-      </w:r>
-      <w:r>
-        <w:tab/>
-      </w:r>
-      <w:r>
-        <w:tab/>
-      </w:r>
-      <w:r>
-        <w:tab/>
-      </w:r>
-      <w:r>
-        <w:tab/>
-      </w:r>
-      <w:r>
-        <w:tab/>
-      </w:r>
-      <w:r>
-        <w:tab/>
-      </w:r>
-      <w:r>
-        <w:tab/>
-      </w:r>
-      <w:r>
-        <w:tab/>
-      </w:r>
-      <w:r>
-        <w:tab/>
-      </w:r>
-      <w:r>
-        <w:tab/>
-      </w:r>
-      <w:r>
-        <w:tab/>
-      </w:r>
-      <w:r>
-        <w:tab/>
-      </w:r>
-      <w:r>
-        <w:tab/>
-      </w:r>
-      <w:r>
-        <w:tab/>
-      </w:r>
-      <w:r>
-        <w:tab/>
-      </w:r>
-      <w:r>
-        <w:tab/>
-      </w:r>
-      <w:r>
-        <w:tab/>
-      </w:r>
-      <w:r>
-        <w:tab/>
-      </w:r>
-      <w:r>
-        <w:tab/>
-      </w:r>
-      <w:r>
-        <w:tab/>
-      </w:r>
-      <w:r>
-        <w:tab/>
-      </w:r>
-    </w:p>
-    <w:p>
-      <w:r>
-        <w:lastRenderedPageBreak/>
+        <w:t>Para ampliar la información, consulte el documento Terminología en patronaje, ubicado en la carpeta Anexos.</w:t>
+      </w:r>
+      <w:r>
+        <w:tab/>
+      </w:r>
+      <w:r>
+        <w:tab/>
+      </w:r>
+      <w:r>
+        <w:tab/>
+      </w:r>
+      <w:r>
+        <w:tab/>
+      </w:r>
+      <w:r>
+        <w:tab/>
+      </w:r>
+      <w:r>
+        <w:tab/>
+      </w:r>
+      <w:r>
+        <w:tab/>
+      </w:r>
+      <w:r>
+        <w:tab/>
+      </w:r>
+      <w:r>
+        <w:tab/>
+      </w:r>
+      <w:r>
+        <w:tab/>
+      </w:r>
+    </w:p>
+    <w:p>
+      <w:r>
         <w:t>Para identificar los patrones, debe indicarse de manera ordenada:</w:t>
       </w:r>
     </w:p>
@@ -2195,6 +2221,7 @@
         </w:numPr>
       </w:pPr>
       <w:r>
+        <w:lastRenderedPageBreak/>
         <w:t>Referencia, nombre del diseño, el cual para diferenciarse puede utilizar números, letras o una combinación de ambos.</w:t>
       </w:r>
     </w:p>
@@ -2312,7 +2339,6 @@
     </w:p>
     <w:p>
       <w:r>
-        <w:lastRenderedPageBreak/>
         <w:t>Las convenciones son símbolos para poder identificar el patrón o molde y las claves geométricas también se requieren para poder desarrollar cada pieza, conforme al diseño especificado.</w:t>
       </w:r>
     </w:p>
@@ -2325,32 +2351,25 @@
         </w:numPr>
       </w:pPr>
       <w:r>
+        <w:lastRenderedPageBreak/>
         <w:t>Manual de patronaje</w:t>
       </w:r>
     </w:p>
     <w:p>
       <w:r>
-        <w:t>Para más información consulte el manual de patronaje básico e interpretación de diseños.</w:t>
-      </w:r>
-    </w:p>
-    <w:p>
-      <w:r>
-        <w:t xml:space="preserve">Los materiales y herramientas para desarrollar manualmente los patrones son papel molde o </w:t>
-      </w:r>
-      <w:proofErr w:type="spellStart"/>
-      <w:r>
-        <w:t>manifold</w:t>
-      </w:r>
-      <w:proofErr w:type="spellEnd"/>
-      <w:r>
-        <w:t>, tijeras de papel, portaminas, borrador, micropuntas de colores, pegante en barra, rodaja, punzón y las reglas de patronaje.</w:t>
+        <w:t>Para ampliar la información sobre las convenciones y las claves geométricas utilizadas en patronaje, consulte las páginas 7 y 8 del Manual de patronaje básico e interpretación de diseños.</w:t>
+      </w:r>
+    </w:p>
+    <w:p>
+      <w:r>
+        <w:t>Los materiales y herramientas para desarrollar manualmente los patrones son papel molde o manifold, tijeras de papel, portaminas, borrador, micropuntas de colores, pegante en barra, rodaja, punzón y las reglas de patronaje.</w:t>
       </w:r>
     </w:p>
     <w:p>
       <w:pPr>
         <w:pStyle w:val="Ttulo2"/>
       </w:pPr>
-      <w:bookmarkStart w:id="3" w:name="_Toc233634354"/>
+      <w:bookmarkStart w:id="3" w:name="_Toc236992920"/>
       <w:r>
         <w:t xml:space="preserve">1.2 </w:t>
       </w:r>
@@ -2380,6 +2399,66 @@
       <w:proofErr w:type="gramEnd"/>
       <w:r>
         <w:t xml:space="preserve"> largo de falda, largo de talle; y medidas a lo ancho en dirección horizontal como el ancho de pecho, también se incluye en las horizontales las tridimensionales, las cuales son contorno de pecho, cintura y cadera.</w:t>
+      </w:r>
+      <w:r>
+        <w:tab/>
+      </w:r>
+      <w:r>
+        <w:tab/>
+      </w:r>
+      <w:r>
+        <w:tab/>
+      </w:r>
+      <w:r>
+        <w:tab/>
+      </w:r>
+      <w:r>
+        <w:tab/>
+      </w:r>
+      <w:r>
+        <w:tab/>
+      </w:r>
+      <w:r>
+        <w:tab/>
+      </w:r>
+      <w:r>
+        <w:tab/>
+      </w:r>
+      <w:r>
+        <w:tab/>
+      </w:r>
+      <w:r>
+        <w:tab/>
+      </w:r>
+      <w:r>
+        <w:tab/>
+      </w:r>
+      <w:r>
+        <w:tab/>
+      </w:r>
+      <w:r>
+        <w:tab/>
+      </w:r>
+      <w:r>
+        <w:tab/>
+      </w:r>
+      <w:r>
+        <w:tab/>
+      </w:r>
+      <w:r>
+        <w:tab/>
+      </w:r>
+      <w:r>
+        <w:tab/>
+      </w:r>
+      <w:r>
+        <w:tab/>
+      </w:r>
+      <w:r>
+        <w:tab/>
+      </w:r>
+      <w:r>
+        <w:tab/>
       </w:r>
     </w:p>
     <w:p>
@@ -2453,19 +2532,6 @@
       </w:r>
     </w:p>
     <w:p>
-      <w:r>
-        <w:t xml:space="preserve">Los materiales y herramientas para desarrollar manualmente los patrones son papel molde o </w:t>
-      </w:r>
-      <w:proofErr w:type="spellStart"/>
-      <w:r>
-        <w:t>manifold</w:t>
-      </w:r>
-      <w:proofErr w:type="spellEnd"/>
-      <w:r>
-        <w:t>, tijeras de papel, portaminas, borrador, micropuntas de colores, pegante en barra, rodaja, punzón y las reglas de patronaje.</w:t>
-      </w:r>
-    </w:p>
-    <w:p>
       <w:pPr>
         <w:pStyle w:val="Figura"/>
       </w:pPr>
@@ -2530,15 +2596,12 @@
     </w:p>
     <w:p>
       <w:r>
-        <w:t xml:space="preserve">Teniendo en cuenta lo mencionado, hay que tener presente que el cuerpo humano es considerado un cuerpo geométrico tridimensional irregular, el cual se asemeja a la figura geométrica de un cilindro conformado por su contorno, que una vez abierto forma un rectángulo, el cual es el área en la que se trabaja el patrón. Al dividir en dos partes el rectángulo, una parte corresponde al posterior del cuerpo y la otra mitad corresponde a la parte anterior o delantera del cuerpo, basados en la simetría del </w:t>
-      </w:r>
+        <w:t>Teniendo en cuenta lo mencionado, hay que tener presente que el cuerpo humano es considerado un cuerpo geométrico tridimensional irregular, el cual se asemeja a la figura geométrica de un cilindro conformado por su contorno, que una vez abierto forma un rectángulo, el cual es el área en la que se trabaja el patrón. Al dividir en dos partes el rectángulo, una parte corresponde al posterior del cuerpo y la otra mitad corresponde a la parte anterior o delantera del cuerpo, basados en la simetría del cuerpo humano, es decir, que el lado derecho es igual al lado izquierdo, por lo cual se puede trazar solo la mitad del delantero y así mismo con el posterior.</w:t>
+      </w:r>
+    </w:p>
+    <w:p>
       <w:r>
         <w:lastRenderedPageBreak/>
-        <w:t>cuerpo humano, es decir, que el lado derecho es igual al lado izquierdo, por lo cual se puede trazar solo la mitad del delantero y así mismo con el posterior.</w:t>
-      </w:r>
-    </w:p>
-    <w:p>
-      <w:r>
         <w:t>En consecuencia, existen medidas horizontales como el ancho de pecho y ancho de espalda que se dividen en dos para trazar en el patrón y las medidas de contornos (busto, cintura, cadera) se dividen en cuatro para poder trazar en el patrón.</w:t>
       </w:r>
     </w:p>
@@ -2627,348 +2690,6 @@
       <w:r>
         <w:tab/>
       </w:r>
-      <w:r>
-        <w:tab/>
-      </w:r>
-      <w:r>
-        <w:tab/>
-      </w:r>
-      <w:r>
-        <w:tab/>
-      </w:r>
-      <w:r>
-        <w:tab/>
-      </w:r>
-      <w:r>
-        <w:tab/>
-      </w:r>
-      <w:r>
-        <w:tab/>
-      </w:r>
-      <w:r>
-        <w:tab/>
-      </w:r>
-      <w:r>
-        <w:tab/>
-      </w:r>
-      <w:r>
-        <w:tab/>
-      </w:r>
-      <w:r>
-        <w:tab/>
-      </w:r>
-      <w:r>
-        <w:tab/>
-      </w:r>
-      <w:r>
-        <w:tab/>
-      </w:r>
-      <w:r>
-        <w:tab/>
-      </w:r>
-      <w:r>
-        <w:tab/>
-      </w:r>
-      <w:r>
-        <w:tab/>
-      </w:r>
-      <w:r>
-        <w:tab/>
-      </w:r>
-      <w:r>
-        <w:tab/>
-      </w:r>
-      <w:r>
-        <w:tab/>
-      </w:r>
-      <w:r>
-        <w:tab/>
-      </w:r>
-      <w:r>
-        <w:tab/>
-      </w:r>
-      <w:r>
-        <w:tab/>
-      </w:r>
-      <w:r>
-        <w:tab/>
-      </w:r>
-      <w:r>
-        <w:tab/>
-      </w:r>
-      <w:r>
-        <w:tab/>
-      </w:r>
-      <w:r>
-        <w:tab/>
-      </w:r>
-      <w:r>
-        <w:tab/>
-      </w:r>
-      <w:r>
-        <w:tab/>
-      </w:r>
-      <w:r>
-        <w:tab/>
-      </w:r>
-      <w:r>
-        <w:tab/>
-      </w:r>
-      <w:r>
-        <w:tab/>
-      </w:r>
-      <w:r>
-        <w:tab/>
-      </w:r>
-      <w:r>
-        <w:tab/>
-      </w:r>
-      <w:r>
-        <w:tab/>
-      </w:r>
-      <w:r>
-        <w:tab/>
-      </w:r>
-      <w:r>
-        <w:tab/>
-      </w:r>
-      <w:r>
-        <w:tab/>
-      </w:r>
-      <w:r>
-        <w:tab/>
-      </w:r>
-      <w:r>
-        <w:tab/>
-      </w:r>
-      <w:r>
-        <w:tab/>
-      </w:r>
-      <w:r>
-        <w:tab/>
-      </w:r>
-      <w:r>
-        <w:tab/>
-      </w:r>
-      <w:r>
-        <w:tab/>
-      </w:r>
-      <w:r>
-        <w:tab/>
-      </w:r>
-      <w:r>
-        <w:tab/>
-      </w:r>
-      <w:r>
-        <w:tab/>
-      </w:r>
-      <w:r>
-        <w:tab/>
-      </w:r>
-      <w:r>
-        <w:tab/>
-      </w:r>
-      <w:r>
-        <w:tab/>
-      </w:r>
-      <w:r>
-        <w:tab/>
-      </w:r>
-      <w:r>
-        <w:tab/>
-      </w:r>
-      <w:r>
-        <w:tab/>
-      </w:r>
-      <w:r>
-        <w:tab/>
-      </w:r>
-      <w:r>
-        <w:tab/>
-      </w:r>
-      <w:r>
-        <w:tab/>
-      </w:r>
-      <w:r>
-        <w:tab/>
-      </w:r>
-      <w:r>
-        <w:tab/>
-      </w:r>
-      <w:r>
-        <w:tab/>
-      </w:r>
-      <w:r>
-        <w:tab/>
-      </w:r>
-      <w:r>
-        <w:tab/>
-      </w:r>
-      <w:r>
-        <w:tab/>
-      </w:r>
-      <w:r>
-        <w:tab/>
-      </w:r>
-      <w:r>
-        <w:tab/>
-      </w:r>
-      <w:r>
-        <w:tab/>
-      </w:r>
-      <w:r>
-        <w:tab/>
-      </w:r>
-      <w:r>
-        <w:tab/>
-      </w:r>
-      <w:r>
-        <w:tab/>
-      </w:r>
-      <w:r>
-        <w:tab/>
-      </w:r>
-      <w:r>
-        <w:tab/>
-      </w:r>
-      <w:r>
-        <w:tab/>
-      </w:r>
-      <w:r>
-        <w:tab/>
-      </w:r>
-      <w:r>
-        <w:tab/>
-      </w:r>
-      <w:r>
-        <w:tab/>
-      </w:r>
-      <w:r>
-        <w:tab/>
-      </w:r>
-      <w:r>
-        <w:tab/>
-      </w:r>
-      <w:r>
-        <w:tab/>
-      </w:r>
-      <w:r>
-        <w:tab/>
-      </w:r>
-      <w:r>
-        <w:tab/>
-      </w:r>
-      <w:r>
-        <w:tab/>
-      </w:r>
-      <w:r>
-        <w:tab/>
-      </w:r>
-      <w:r>
-        <w:tab/>
-      </w:r>
-      <w:r>
-        <w:tab/>
-      </w:r>
-      <w:r>
-        <w:tab/>
-      </w:r>
-      <w:r>
-        <w:tab/>
-      </w:r>
-      <w:r>
-        <w:tab/>
-      </w:r>
-      <w:r>
-        <w:tab/>
-      </w:r>
-      <w:r>
-        <w:tab/>
-      </w:r>
-      <w:r>
-        <w:tab/>
-      </w:r>
-      <w:r>
-        <w:tab/>
-      </w:r>
-      <w:r>
-        <w:tab/>
-      </w:r>
-      <w:r>
-        <w:tab/>
-      </w:r>
-      <w:r>
-        <w:tab/>
-      </w:r>
-      <w:r>
-        <w:tab/>
-      </w:r>
-      <w:r>
-        <w:tab/>
-      </w:r>
-      <w:r>
-        <w:tab/>
-      </w:r>
-      <w:r>
-        <w:tab/>
-      </w:r>
-      <w:r>
-        <w:tab/>
-      </w:r>
-      <w:r>
-        <w:tab/>
-      </w:r>
-      <w:r>
-        <w:tab/>
-      </w:r>
-      <w:r>
-        <w:tab/>
-      </w:r>
-      <w:r>
-        <w:tab/>
-      </w:r>
-      <w:r>
-        <w:tab/>
-      </w:r>
-      <w:r>
-        <w:tab/>
-      </w:r>
-      <w:r>
-        <w:tab/>
-      </w:r>
-      <w:r>
-        <w:tab/>
-      </w:r>
-      <w:r>
-        <w:tab/>
-      </w:r>
-      <w:r>
-        <w:tab/>
-      </w:r>
-      <w:r>
-        <w:tab/>
-      </w:r>
-      <w:r>
-        <w:tab/>
-      </w:r>
-      <w:r>
-        <w:tab/>
-      </w:r>
-      <w:r>
-        <w:tab/>
-      </w:r>
-      <w:r>
-        <w:tab/>
-      </w:r>
-      <w:r>
-        <w:tab/>
-      </w:r>
-      <w:r>
-        <w:tab/>
-      </w:r>
-      <w:r>
-        <w:tab/>
-      </w:r>
     </w:p>
     <w:p>
       <w:pPr>
@@ -2980,7 +2701,6 @@
         <w:ind w:left="1134" w:hanging="1134"/>
       </w:pPr>
       <w:r>
-        <w:lastRenderedPageBreak/>
         <w:t>Toma de medidas</w:t>
       </w:r>
     </w:p>
@@ -2993,7 +2713,7 @@
           <w:noProof/>
         </w:rPr>
         <w:drawing>
-          <wp:inline distT="0" distB="0" distL="0" distR="0" wp14:anchorId="3923A06F" wp14:editId="25591935">
+          <wp:inline distT="0" distB="0" distL="0" distR="0" wp14:anchorId="3923A06F" wp14:editId="1E3F8577">
             <wp:extent cx="4679244" cy="2508250"/>
             <wp:effectExtent l="0" t="0" r="7620" b="6350"/>
             <wp:docPr id="2064919082" name="Imagen 2">
@@ -3092,6 +2812,7 @@
               <w:rPr>
                 <w:b/>
               </w:rPr>
+              <w:lastRenderedPageBreak/>
               <w:t>Transcripción</w:t>
             </w:r>
             <w:r>
@@ -3233,11 +2954,7 @@
               <w:t>,</w:t>
             </w:r>
             <w:r>
-              <w:t xml:space="preserve"> los contornos empezamos por el contorno de busto que tiene que pasar por encima de donde está la parte más alta del busto que de un movimiento un poquito </w:t>
-            </w:r>
-            <w:r>
-              <w:lastRenderedPageBreak/>
-              <w:t>de movimiento</w:t>
+              <w:t xml:space="preserve"> los contornos empezamos por el contorno de busto que tiene que pasar por encima de donde está la parte más alta del busto que de un movimiento un poquito de movimiento</w:t>
             </w:r>
             <w:r>
               <w:t>,</w:t>
@@ -3311,8 +3028,23 @@
     </w:tbl>
     <w:p>
       <w:r>
+        <w:t>La empresa debe conocer al consumidor, su antropometría y, con un estudio minucioso</w:t>
+      </w:r>
+      <w:r>
+        <w:t xml:space="preserve"> </w:t>
+      </w:r>
+      <w:r>
+        <w:t xml:space="preserve">establecer una tabla de medidas en donde se estandarice por tallas. Las tablas muestran en orden creciente las medidas y su talla, conforme a la proporción, la cual se entiende como una unidad de medida constante, y es aplicada en cada talla </w:t>
+      </w:r>
+      <w:r>
         <w:lastRenderedPageBreak/>
-        <w:t>La empresa debe conocer al consumidor, su antropometría y así con un estudio minucioso establecer una tabla de medidas en donde se estandarice por tallas. Las tablas muestran en orden creciente las medidas y su talla, conforme a la proporción, la cual se entiende como una unidad de medida constante, y es aplicada en cada talla para establecer su variación. Las tablas de medidas pueden cambiar en una misma línea de producto, conforme el mercado, la marca del producto o tipo de tejido.</w:t>
+        <w:t xml:space="preserve">para establecer su variación. Las tablas de medidas pueden cambiar en una misma línea de producto, conforme </w:t>
+      </w:r>
+      <w:r>
+        <w:t>al</w:t>
+      </w:r>
+      <w:r>
+        <w:t xml:space="preserve"> mercado, la marca del producto o tipo de tejido.</w:t>
       </w:r>
     </w:p>
     <w:p>
@@ -3329,14 +3061,14 @@
     </w:p>
     <w:p>
       <w:r>
-        <w:t>Para más información consulte el manual de patronaje básico e interpretación de diseños.</w:t>
+        <w:t>Para ampliar la información sobre los puntos de referencia corporales y la toma de medidas, consulte las páginas 9 a 17 del Manual de patronaje básico e interpretación de diseños, ubicado en la carpeta Anexos. Los cuadros de tallas se encuentran en las páginas 20, 64 y 82 del mismo documento.</w:t>
       </w:r>
     </w:p>
     <w:p>
       <w:pPr>
         <w:pStyle w:val="Ttulo2"/>
       </w:pPr>
-      <w:bookmarkStart w:id="4" w:name="_Toc233634355"/>
+      <w:bookmarkStart w:id="4" w:name="_Toc236992921"/>
       <w:r>
         <w:t xml:space="preserve">1.3 </w:t>
       </w:r>
@@ -3347,59 +3079,41 @@
     </w:p>
     <w:p>
       <w:r>
-        <w:t xml:space="preserve">El espacio para realizar la actividad de patronaje debe contar con una mesa plana de trabajo uniforme, suficiente para colocar pliegos de papel </w:t>
-      </w:r>
-      <w:proofErr w:type="spellStart"/>
-      <w:r>
-        <w:t>manifold</w:t>
-      </w:r>
-      <w:proofErr w:type="spellEnd"/>
-      <w:r>
-        <w:t xml:space="preserve"> o cartón cartulina, sus materiales y herramientas en el caso que sea de manera manual; el patronaje requiere precisión en el trazo de las líneas y curvas, aplicar correctamente las medidas y cortar los patrones según el paso a paso del desarrollo del molde. A partir de </w:t>
+        <w:t>El espacio para realizar la actividad de patronaje debe contar con una mesa plana de trabajo uniforme, suficiente para colocar pliegos de papel manifold o cartón cartulina, sus materiales y herramientas en el caso que sea de manera manual; el patronaje requiere precisión en el trazo de las líneas y curvas, aplicar correctamente las medidas y cortar los patrones según el paso a paso del desarrollo del molde. A partir de las medidas del patrón una vez desarrollado, se trazan además los anchos de costuras alrededor del trazo de cada pieza. De allí el cuadro de medidas de prenda terminada y de patrones para luego ejecutar el control de calidad.</w:t>
+      </w:r>
+    </w:p>
+    <w:p>
+      <w:r>
+        <w:t xml:space="preserve">Además de la opción de realizar el patronaje manual, actualmente se utilizan programas de </w:t>
+      </w:r>
+      <w:r>
+        <w:rPr>
+          <w:rStyle w:val="Extranjerismo"/>
+        </w:rPr>
+        <w:t>software</w:t>
+      </w:r>
+      <w:r>
+        <w:t xml:space="preserve"> especializados en los que se desarrolla el patronaje, el escalado y trazo de las prendas. Los más utilizados son Audaces, Optitex, Lectra, Gerber, entre otros, los cuales optimizan el tiempo de las actividades en un alto porcentaje.</w:t>
+      </w:r>
+    </w:p>
+    <w:p>
+      <w:r>
+        <w:t xml:space="preserve">Los anchos de costura aplicados, dependen del tipo de costura y conforme a las normas de calidad en el proceso industrializado, en donde se considera un (1) cm de ancho de costura, pero además se debe tener en cuenta el ajuste y características de las </w:t>
       </w:r>
       <w:r>
         <w:lastRenderedPageBreak/>
-        <w:t>las medidas del patrón una vez desarrollado, se trazan además los anchos de costuras alrededor del trazo de cada pieza. De allí el cuadro de medidas de prenda terminada y de patrones para luego ejecutar el control de calidad.</w:t>
-      </w:r>
-    </w:p>
-    <w:p>
-      <w:r>
-        <w:t xml:space="preserve">Además de la opción de realizar el patronaje manual, actualmente se utilizan programas de </w:t>
-      </w:r>
-      <w:r>
-        <w:rPr>
-          <w:rStyle w:val="Extranjerismo"/>
-        </w:rPr>
-        <w:t>software</w:t>
-      </w:r>
-      <w:r>
-        <w:t xml:space="preserve"> especializados en los que se desarrolla el patronaje, el escalado y trazo de las prendas. Los más utilizados son Audaces, </w:t>
-      </w:r>
-      <w:proofErr w:type="spellStart"/>
-      <w:r>
-        <w:t>Optitex</w:t>
-      </w:r>
-      <w:proofErr w:type="spellEnd"/>
-      <w:r>
-        <w:t xml:space="preserve">, </w:t>
-      </w:r>
-      <w:proofErr w:type="spellStart"/>
-      <w:r>
-        <w:t>Lectra</w:t>
-      </w:r>
-      <w:proofErr w:type="spellEnd"/>
-      <w:r>
-        <w:t>, Gerber, entre otros, los cuales optimizan el tiempo de las actividades en un alto porcentaje.</w:t>
-      </w:r>
-    </w:p>
-    <w:p>
-      <w:r>
-        <w:t>Los anchos de costura aplicados, dependen del tipo de costura y conforme a las normas de calidad en el proceso industrializado, en donde se considera un (1) cm de ancho de costura, pero además se debe tener en cuenta el ajuste y características de las máquinas, por ejemplo, el ancho de un sobrehilado puede variar según el ajuste por tanto puede afectar las medidas de los contornos en una camiseta cuando se unan a los costados, de allí puede ser 0,5 cm o 0,7 cm el ancho de costura, variando 2 mm que en total del contorno equivale a 2mm x 4mm = 8 mm, es decir casi un centímetro lo que afectará las medidas de prenda terminada.</w:t>
-      </w:r>
-    </w:p>
-    <w:p>
-      <w:r>
-        <w:t>El procedimiento de patronaje manual se desarrolla en tres pasos básicos como muestra en la siguiente figura y los cuales cuentan con una serie de actividades a realizar y las cuales permiten el desarrollo de un patrón con las características recibidas en la orden de trabajo.</w:t>
+        <w:t>máquinas, por ejemplo, el ancho de un sobrehilado puede variar según el ajuste por tanto puede afectar las medidas de los contornos en una camiseta cuando se unan a los costados, de allí puede ser 0,5 cm o 0,7 cm el ancho de costura, variando 2 mm que en total del contorno equivale a 2mm x 4mm = 8 mm, es decir casi un centímetro lo que afectará las medidas de prenda terminada.</w:t>
+      </w:r>
+    </w:p>
+    <w:p>
+      <w:r>
+        <w:t xml:space="preserve">El procedimiento de patronaje manual se desarrolla en tres pasos básicos como </w:t>
+      </w:r>
+      <w:r>
+        <w:t>se presenta</w:t>
+      </w:r>
+      <w:r>
+        <w:t xml:space="preserve"> en la siguiente figura y los cuales cuentan con una serie de actividades a realizar y las cuales permiten el desarrollo de un patrón con las características recibidas en la orden de trabajo.</w:t>
       </w:r>
     </w:p>
     <w:p>
@@ -3443,7 +3157,6 @@
         </w:numPr>
       </w:pPr>
       <w:r>
-        <w:lastRenderedPageBreak/>
         <w:t>Realizar medidas de contornos las cuales se toman alrededor del cuerpo (tridimensionales).</w:t>
       </w:r>
     </w:p>
@@ -3529,6 +3242,9 @@
       <w:r>
         <w:tab/>
       </w:r>
+      <w:r>
+        <w:tab/>
+      </w:r>
     </w:p>
     <w:p>
       <w:pPr>
@@ -3547,6 +3263,7 @@
           <w:b/>
           <w:bCs/>
         </w:rPr>
+        <w:lastRenderedPageBreak/>
         <w:t>Analizar e interpretar el diseño propuesto</w:t>
       </w:r>
     </w:p>
@@ -3607,7 +3324,13 @@
         </w:numPr>
       </w:pPr>
       <w:r>
-        <w:t>Analizar y evaluar muestra terminada.</w:t>
+        <w:t xml:space="preserve">Analizar y evaluar </w:t>
+      </w:r>
+      <w:r>
+        <w:t xml:space="preserve">la </w:t>
+      </w:r>
+      <w:r>
+        <w:t>muestra terminada.</w:t>
       </w:r>
     </w:p>
     <w:p>
@@ -3648,7 +3371,13 @@
     </w:p>
     <w:p>
       <w:r>
-        <w:t>Una vez se aprueba el prototipo o muestra, desarrollado de forma manual o asistido por computador, se procede a realizar el escalado de cada pieza que compone el patrón, como lo muestra la figura, a lo cual se le denomina nido.</w:t>
+        <w:t xml:space="preserve">Una vez se aprueba el prototipo o muestra, desarrollado de forma manual o asistido por computador, se procede a realizar el escalado de cada pieza que compone el patrón, como </w:t>
+      </w:r>
+      <w:r>
+        <w:t>se presenta</w:t>
+      </w:r>
+      <w:r>
+        <w:t xml:space="preserve"> la figura, a lo cual se le denomina nido.</w:t>
       </w:r>
       <w:r>
         <w:tab/>
@@ -3668,7 +3397,6 @@
         <w:pStyle w:val="Figura"/>
       </w:pPr>
       <w:r>
-        <w:lastRenderedPageBreak/>
         <w:t xml:space="preserve">Figura 5. </w:t>
       </w:r>
       <w:r>
@@ -3688,9 +3416,9 @@
           <w:noProof/>
         </w:rPr>
         <w:drawing>
-          <wp:inline distT="0" distB="0" distL="0" distR="0" wp14:anchorId="6003646F" wp14:editId="6BA064CD">
-            <wp:extent cx="5237141" cy="3804557"/>
-            <wp:effectExtent l="0" t="0" r="1905" b="5715"/>
+          <wp:inline distT="0" distB="0" distL="0" distR="0" wp14:anchorId="6003646F" wp14:editId="7ACE8EDC">
+            <wp:extent cx="4184650" cy="3039969"/>
+            <wp:effectExtent l="0" t="0" r="6350" b="8255"/>
             <wp:docPr id="386577991" name="Imagen 1" descr="Ilustración técnica identificada como “Figura 5” que muestra diferentes piezas de un patrón de confección escalado en varias tallas. Aparecen las piezas de espalda, frente, manga corregida, cuello y pie de cuello, además de piezas pequeñas complementarias. Cada molde presenta líneas superpuestas que representan gradaciones de talla y marcas de referencia. El diseño está sobre un fondo gris claro con textos en negro."/>
             <wp:cNvGraphicFramePr>
               <a:graphicFrameLocks xmlns:a="http://schemas.openxmlformats.org/drawingml/2006/main" noChangeAspect="1"/>
@@ -3711,7 +3439,7 @@
                   <pic:spPr>
                     <a:xfrm>
                       <a:off x="0" y="0"/>
-                      <a:ext cx="5251096" cy="3814695"/>
+                      <a:ext cx="4206552" cy="3055880"/>
                     </a:xfrm>
                     <a:prstGeom prst="rect">
                       <a:avLst/>
@@ -3728,8 +3456,9 @@
       <w:pPr>
         <w:pStyle w:val="Ttulo2"/>
       </w:pPr>
-      <w:bookmarkStart w:id="5" w:name="_Toc233634356"/>
-      <w:r>
+      <w:bookmarkStart w:id="5" w:name="_Toc236992922"/>
+      <w:r>
+        <w:lastRenderedPageBreak/>
         <w:t xml:space="preserve">1.4 </w:t>
       </w:r>
       <w:r>
@@ -3744,13 +3473,14 @@
     </w:p>
     <w:p>
       <w:r>
-        <w:t>Se desarrollan patrones básicos de corpiño en la línea femenina para realizar blusas, vestidos y chaquetas; así mismo, para confeccionar prendas elásticas se desarrollan patrones básicos de corpiños especializado para este tipo de textiles las cuales son reducidas según su elasticidad. También se desarrollan patrones básicos de falda y pantalón para las prendas inferiores.</w:t>
-      </w:r>
-    </w:p>
-    <w:p/>
-    <w:p>
-      <w:r>
-        <w:lastRenderedPageBreak/>
+        <w:t>Se</w:t>
+      </w:r>
+      <w:r>
+        <w:t xml:space="preserve"> desarrollan patrones básicos de corpiño en la línea femenina para realizar blusas, vestidos y chaquetas; asimismo, para confeccionar prendas elásticas, se desarrollan patrones básicos de corpiño especializados para este tipo de textiles, los cuales se reducen según su elasticidad. También se desarrollan patrones básicos de falda y pantalón para las prendas inferiores.</w:t>
+      </w:r>
+    </w:p>
+    <w:p>
+      <w:r>
         <w:t>En la línea masculina se desarrollan patrones básicos de torso y pantalón; y para la línea infantil se desarrollan patrones básicos de torso, falda y pantalón.</w:t>
       </w:r>
     </w:p>
@@ -3780,370 +3510,18 @@
       </w:r>
     </w:p>
     <w:p>
-      <w:pPr>
-        <w:pStyle w:val="Prrafodelista"/>
-        <w:numPr>
-          <w:ilvl w:val="1"/>
-          <w:numId w:val="7"/>
-        </w:numPr>
-      </w:pPr>
       <w:r>
         <w:t>Manual de patronaje</w:t>
       </w:r>
     </w:p>
     <w:p>
       <w:r>
-        <w:t>Se realizan las operaciones indicadas para desarrollar el patrón del corpiño y del torso - para ello puede revisar el manual de patronaje básico e interpretación de diseño.</w:t>
+        <w:t>Para desarrollar el patrón base femenino, consulte las páginas 21 a 25 del Manual de patronaje básico e interpretación de diseños, ubicado en la carpeta Anexos.</w:t>
       </w:r>
     </w:p>
     <w:p>
       <w:r>
         <w:t>A continuación, se identifica el patrón básico de corpiño femenino.</w:t>
-      </w:r>
-      <w:r>
-        <w:tab/>
-      </w:r>
-      <w:r>
-        <w:tab/>
-      </w:r>
-      <w:r>
-        <w:tab/>
-      </w:r>
-      <w:r>
-        <w:tab/>
-      </w:r>
-      <w:r>
-        <w:tab/>
-      </w:r>
-      <w:r>
-        <w:tab/>
-      </w:r>
-      <w:r>
-        <w:tab/>
-      </w:r>
-      <w:r>
-        <w:tab/>
-      </w:r>
-      <w:r>
-        <w:tab/>
-      </w:r>
-      <w:r>
-        <w:tab/>
-      </w:r>
-      <w:r>
-        <w:tab/>
-      </w:r>
-      <w:r>
-        <w:tab/>
-      </w:r>
-      <w:r>
-        <w:tab/>
-      </w:r>
-      <w:r>
-        <w:tab/>
-      </w:r>
-      <w:r>
-        <w:tab/>
-      </w:r>
-      <w:r>
-        <w:tab/>
-      </w:r>
-      <w:r>
-        <w:tab/>
-      </w:r>
-      <w:r>
-        <w:tab/>
-      </w:r>
-      <w:r>
-        <w:tab/>
-      </w:r>
-      <w:r>
-        <w:tab/>
-      </w:r>
-      <w:r>
-        <w:tab/>
-      </w:r>
-      <w:r>
-        <w:tab/>
-      </w:r>
-      <w:r>
-        <w:tab/>
-      </w:r>
-      <w:r>
-        <w:tab/>
-      </w:r>
-      <w:r>
-        <w:tab/>
-      </w:r>
-      <w:r>
-        <w:tab/>
-      </w:r>
-      <w:r>
-        <w:tab/>
-      </w:r>
-      <w:r>
-        <w:tab/>
-      </w:r>
-      <w:r>
-        <w:tab/>
-      </w:r>
-      <w:r>
-        <w:tab/>
-      </w:r>
-      <w:r>
-        <w:tab/>
-      </w:r>
-      <w:r>
-        <w:tab/>
-      </w:r>
-      <w:r>
-        <w:tab/>
-      </w:r>
-      <w:r>
-        <w:tab/>
-      </w:r>
-      <w:r>
-        <w:tab/>
-      </w:r>
-      <w:r>
-        <w:tab/>
-      </w:r>
-      <w:r>
-        <w:tab/>
-      </w:r>
-      <w:r>
-        <w:tab/>
-      </w:r>
-      <w:r>
-        <w:tab/>
-      </w:r>
-      <w:r>
-        <w:tab/>
-      </w:r>
-      <w:r>
-        <w:tab/>
-      </w:r>
-      <w:r>
-        <w:tab/>
-      </w:r>
-      <w:r>
-        <w:tab/>
-      </w:r>
-      <w:r>
-        <w:tab/>
-      </w:r>
-      <w:r>
-        <w:tab/>
-      </w:r>
-      <w:r>
-        <w:tab/>
-      </w:r>
-      <w:r>
-        <w:tab/>
-      </w:r>
-      <w:r>
-        <w:tab/>
-      </w:r>
-      <w:r>
-        <w:tab/>
-      </w:r>
-      <w:r>
-        <w:tab/>
-      </w:r>
-      <w:r>
-        <w:tab/>
-      </w:r>
-      <w:r>
-        <w:tab/>
-      </w:r>
-      <w:r>
-        <w:tab/>
-      </w:r>
-      <w:r>
-        <w:tab/>
-      </w:r>
-      <w:r>
-        <w:tab/>
-      </w:r>
-      <w:r>
-        <w:tab/>
-      </w:r>
-      <w:r>
-        <w:tab/>
-      </w:r>
-      <w:r>
-        <w:tab/>
-      </w:r>
-      <w:r>
-        <w:tab/>
-      </w:r>
-      <w:r>
-        <w:tab/>
-      </w:r>
-      <w:r>
-        <w:tab/>
-      </w:r>
-      <w:r>
-        <w:tab/>
-      </w:r>
-      <w:r>
-        <w:tab/>
-      </w:r>
-      <w:r>
-        <w:tab/>
-      </w:r>
-      <w:r>
-        <w:tab/>
-      </w:r>
-      <w:r>
-        <w:tab/>
-      </w:r>
-      <w:r>
-        <w:tab/>
-      </w:r>
-      <w:r>
-        <w:tab/>
-      </w:r>
-      <w:r>
-        <w:tab/>
-      </w:r>
-      <w:r>
-        <w:tab/>
-      </w:r>
-      <w:r>
-        <w:tab/>
-      </w:r>
-      <w:r>
-        <w:tab/>
-      </w:r>
-      <w:r>
-        <w:tab/>
-      </w:r>
-      <w:r>
-        <w:tab/>
-      </w:r>
-      <w:r>
-        <w:tab/>
-      </w:r>
-      <w:r>
-        <w:tab/>
-      </w:r>
-      <w:r>
-        <w:tab/>
-      </w:r>
-      <w:r>
-        <w:tab/>
-      </w:r>
-      <w:r>
-        <w:tab/>
-      </w:r>
-      <w:r>
-        <w:tab/>
-      </w:r>
-      <w:r>
-        <w:tab/>
-      </w:r>
-      <w:r>
-        <w:tab/>
-      </w:r>
-      <w:r>
-        <w:tab/>
-      </w:r>
-      <w:r>
-        <w:tab/>
-      </w:r>
-      <w:r>
-        <w:tab/>
-      </w:r>
-      <w:r>
-        <w:tab/>
-      </w:r>
-      <w:r>
-        <w:tab/>
-      </w:r>
-      <w:r>
-        <w:tab/>
-      </w:r>
-      <w:r>
-        <w:tab/>
-      </w:r>
-      <w:r>
-        <w:tab/>
-      </w:r>
-      <w:r>
-        <w:tab/>
-      </w:r>
-      <w:r>
-        <w:tab/>
-      </w:r>
-      <w:r>
-        <w:tab/>
-      </w:r>
-      <w:r>
-        <w:tab/>
-      </w:r>
-      <w:r>
-        <w:tab/>
-      </w:r>
-      <w:r>
-        <w:tab/>
-      </w:r>
-      <w:r>
-        <w:tab/>
-      </w:r>
-      <w:r>
-        <w:tab/>
-      </w:r>
-      <w:r>
-        <w:tab/>
-      </w:r>
-      <w:r>
-        <w:tab/>
-      </w:r>
-      <w:r>
-        <w:tab/>
-      </w:r>
-      <w:r>
-        <w:tab/>
-      </w:r>
-      <w:r>
-        <w:tab/>
-      </w:r>
-      <w:r>
-        <w:tab/>
-      </w:r>
-      <w:r>
-        <w:tab/>
-      </w:r>
-      <w:r>
-        <w:tab/>
-      </w:r>
-      <w:r>
-        <w:tab/>
-      </w:r>
-      <w:r>
-        <w:tab/>
-      </w:r>
-      <w:r>
-        <w:tab/>
-      </w:r>
-      <w:r>
-        <w:tab/>
-      </w:r>
-      <w:r>
-        <w:tab/>
-      </w:r>
-      <w:r>
-        <w:tab/>
-      </w:r>
-      <w:r>
-        <w:tab/>
-      </w:r>
-      <w:r>
-        <w:tab/>
-      </w:r>
-      <w:r>
-        <w:tab/>
       </w:r>
       <w:r>
         <w:tab/>
@@ -4229,9 +3607,9 @@
           <w:noProof/>
         </w:rPr>
         <w:drawing>
-          <wp:inline distT="0" distB="0" distL="0" distR="0" wp14:anchorId="7B5639A2" wp14:editId="2FAC2865">
-            <wp:extent cx="3448531" cy="4172532"/>
-            <wp:effectExtent l="0" t="0" r="0" b="0"/>
+          <wp:inline distT="0" distB="0" distL="0" distR="0" wp14:anchorId="7B5639A2" wp14:editId="4217E0B4">
+            <wp:extent cx="3229429" cy="3907431"/>
+            <wp:effectExtent l="0" t="0" r="9525" b="0"/>
             <wp:docPr id="966703084" name="Imagen 7" descr="Diagrama técnico de patronaje de un corpiño básico femenino, mostrando las piezas delantera y posterior. Incluye referencias de medidas como cuello delantero y espalda, hombro, talle frente y atrás, ancho de pecho y espalda, cintura, costado, ubicación de pinzas y profundidad de sisa. En el centro se observa la forma de la sisa que conecta ambas piezas del patrón."/>
             <wp:cNvGraphicFramePr>
               <a:graphicFrameLocks xmlns:a="http://schemas.openxmlformats.org/drawingml/2006/main" noChangeAspect="1"/>
@@ -4258,7 +3636,7 @@
                   <pic:spPr>
                     <a:xfrm>
                       <a:off x="0" y="0"/>
-                      <a:ext cx="3448531" cy="4172532"/>
+                      <a:ext cx="3231760" cy="3910252"/>
                     </a:xfrm>
                     <a:prstGeom prst="rect">
                       <a:avLst/>
@@ -4293,47 +3671,72 @@
     </w:p>
     <w:p>
       <w:r>
-        <w:t xml:space="preserve">Conforme a la morfología corporal de los niños, es necesario tener en cuenta para construir el patrón básico del torso las medidas de talle delantero, talle posterior, hombro, escote, ancho de pecho, ancho de espalda, contorno de pecho y contorno de cintura. Si se utiliza el papel </w:t>
-      </w:r>
-      <w:proofErr w:type="spellStart"/>
-      <w:r>
-        <w:t>manifold</w:t>
-      </w:r>
-      <w:proofErr w:type="spellEnd"/>
-      <w:r>
-        <w:t xml:space="preserve"> debe dejarse un espacio de margen para el manejo en la parte superior de aproximadamente cuatro (4) cm.</w:t>
-      </w:r>
-      <w:r>
-        <w:tab/>
-      </w:r>
-      <w:r>
-        <w:tab/>
-      </w:r>
-      <w:r>
-        <w:tab/>
-      </w:r>
-    </w:p>
-    <w:p>
-      <w:pPr>
-        <w:pStyle w:val="Prrafodelista"/>
-        <w:numPr>
-          <w:ilvl w:val="1"/>
-          <w:numId w:val="7"/>
-        </w:numPr>
-      </w:pPr>
+        <w:t>Conforme a la morfología corporal de los niños, es necesario tener en cuenta para construir el patrón básico del torso las medidas de talle delantero, talle posterior, hombro, escote, ancho de pecho, ancho de espalda, contorno de pecho y contorno de cintura. Si se utiliza el papel manifold debe dejarse un espacio de margen para el manejo en la parte superior de aproximadamente cuatro (4) cm.</w:t>
+      </w:r>
+      <w:r>
+        <w:tab/>
+      </w:r>
+      <w:r>
+        <w:tab/>
+      </w:r>
+      <w:r>
+        <w:tab/>
+      </w:r>
+      <w:r>
+        <w:tab/>
+      </w:r>
+      <w:r>
+        <w:tab/>
+      </w:r>
       <w:r>
         <w:t>Manual de patronaje</w:t>
       </w:r>
     </w:p>
     <w:p>
       <w:r>
-        <w:t>Realizar las operaciones indicadas para desarrollar el patrón básico infantil para ello puede revisar el manual de patronaje básico e interpretación de diseño.</w:t>
+        <w:t>Para desarrollar el patrón básico infantil, consulte el cuadro de tallas de la página 82 y el procedimiento de las páginas 83 a 85 del Manual de patronaje básico e interpretación de diseños.</w:t>
+      </w:r>
+      <w:r>
+        <w:tab/>
+      </w:r>
+      <w:r>
+        <w:tab/>
+      </w:r>
+      <w:r>
+        <w:tab/>
+      </w:r>
+      <w:r>
+        <w:tab/>
+      </w:r>
+      <w:r>
+        <w:tab/>
+      </w:r>
+      <w:r>
+        <w:tab/>
+      </w:r>
+      <w:r>
+        <w:tab/>
+      </w:r>
+      <w:r>
+        <w:tab/>
+      </w:r>
+      <w:r>
+        <w:tab/>
+      </w:r>
+      <w:r>
+        <w:tab/>
       </w:r>
     </w:p>
     <w:p>
       <w:r>
         <w:lastRenderedPageBreak/>
-        <w:t>En esta sección se muestra el patrón básico de torso infantil terminado.</w:t>
+        <w:t xml:space="preserve">En la figura se </w:t>
+      </w:r>
+      <w:r>
+        <w:t>presenta</w:t>
+      </w:r>
+      <w:r>
+        <w:t xml:space="preserve"> el patrón básico de torso infantil terminado.</w:t>
       </w:r>
     </w:p>
     <w:p>
@@ -4428,23 +3831,13 @@
       </w:r>
     </w:p>
     <w:p>
-      <w:pPr>
-        <w:pStyle w:val="Prrafodelista"/>
-        <w:numPr>
-          <w:ilvl w:val="1"/>
-          <w:numId w:val="7"/>
-        </w:numPr>
-      </w:pPr>
       <w:r>
         <w:t>Manual de patronaje</w:t>
       </w:r>
     </w:p>
     <w:p>
       <w:r>
-        <w:t>Realizar las operaciones indicadas para desarrollar el patrón básico masculino, para ello puede revisar el manual de patronaje básico e interpretación de diseño.</w:t>
-      </w:r>
-      <w:r>
-        <w:tab/>
+        <w:t>Para desarrollar el patrón base masculino, consulte el cuadro de tallas de la página 64 y el patrón base masculino clásico de la página 65 del Manual de patronaje básico e interpretación de diseños.</w:t>
       </w:r>
       <w:r>
         <w:tab/>
@@ -4964,7 +4357,7 @@
       <w:pPr>
         <w:pStyle w:val="Titulosgenerales"/>
       </w:pPr>
-      <w:bookmarkStart w:id="6" w:name="_Toc233634357"/>
+      <w:bookmarkStart w:id="6" w:name="_Toc236992923"/>
       <w:r>
         <w:lastRenderedPageBreak/>
         <w:t>Procedimiento de trazo y corte</w:t>
@@ -4998,7 +4391,7 @@
       <w:pPr>
         <w:pStyle w:val="Ttulo2"/>
       </w:pPr>
-      <w:bookmarkStart w:id="7" w:name="_Toc233634358"/>
+      <w:bookmarkStart w:id="7" w:name="_Toc236992924"/>
       <w:r>
         <w:t>2.1 Tipos de corte</w:t>
       </w:r>
@@ -5098,7 +4491,7 @@
       <w:pPr>
         <w:pStyle w:val="Ttulo2"/>
       </w:pPr>
-      <w:bookmarkStart w:id="8" w:name="_Toc233634359"/>
+      <w:bookmarkStart w:id="8" w:name="_Toc236992925"/>
       <w:r>
         <w:t>2.2 Operaciones principales de corte</w:t>
       </w:r>
@@ -5140,6 +4533,9 @@
         <w:lastRenderedPageBreak/>
         <w:t>“La marcada es siempre un rectángulo de lado corto igual al ancho del tejido y lado largo el que corresponda una vez distribuidos los patrones encima de la tela” (Giraldo, 1990, p.9)</w:t>
       </w:r>
+      <w:r>
+        <w:t xml:space="preserve">. </w:t>
+      </w:r>
     </w:p>
     <w:p>
       <w:r>
@@ -5570,7 +4966,7 @@
       <w:pPr>
         <w:pStyle w:val="Ttulo2"/>
       </w:pPr>
-      <w:bookmarkStart w:id="9" w:name="_Toc233634360"/>
+      <w:bookmarkStart w:id="9" w:name="_Toc236992926"/>
       <w:r>
         <w:t>2.3 Operaciones auxiliares de corte</w:t>
       </w:r>
@@ -5658,7 +5054,7 @@
       <w:pPr>
         <w:pStyle w:val="Ttulo2"/>
       </w:pPr>
-      <w:bookmarkStart w:id="10" w:name="_Toc233634361"/>
+      <w:bookmarkStart w:id="10" w:name="_Toc236992927"/>
       <w:r>
         <w:lastRenderedPageBreak/>
         <w:t>2.4 Tecnología en corte</w:t>
@@ -5966,7 +5362,13 @@
     </w:p>
     <w:p>
       <w:r>
-        <w:t>Así mismo existe maquinaria y equipos con tecnología por control numérico, en el que se utilizan programas informáticos para realizar las diversas operaciones de corte, entre los más comunes se encuentran:</w:t>
+        <w:t xml:space="preserve">Así mismo existe maquinaria y equipos con tecnología por control numérico, en </w:t>
+      </w:r>
+      <w:r>
+        <w:t>la</w:t>
+      </w:r>
+      <w:r>
+        <w:t xml:space="preserve"> que se utilizan programas informáticos para realizar las diversas operaciones de corte, entre los más comunes se encuentran:</w:t>
       </w:r>
     </w:p>
     <w:p>
@@ -5985,15 +5387,7 @@
         <w:t>Ultrasonido:</w:t>
       </w:r>
       <w:r>
-        <w:t xml:space="preserve"> por medio del </w:t>
-      </w:r>
-      <w:proofErr w:type="spellStart"/>
-      <w:r>
-        <w:t>sonotrodo</w:t>
-      </w:r>
-      <w:proofErr w:type="spellEnd"/>
-      <w:r>
-        <w:t xml:space="preserve"> asegura que los bordes del corte no se desflequen ya que realiza un corte limpio, este corte se utiliza para procesos que desarrollan prendas con cero costuras.</w:t>
+        <w:t xml:space="preserve"> por medio del sonotrodo asegura que los bordes del corte no se desflequen ya que realiza un corte limpio, este corte se utiliza para procesos que desarrollan prendas con cero costuras.</w:t>
       </w:r>
     </w:p>
     <w:p>
@@ -6012,15 +5406,7 @@
         <w:t>Cabezal automatizado:</w:t>
       </w:r>
       <w:r>
-        <w:t xml:space="preserve"> máquina provista de una cuchilla que gira a 360° para efectuar el corte de prendas, además puede rotular las piezas al </w:t>
-      </w:r>
-      <w:proofErr w:type="spellStart"/>
-      <w:r>
-        <w:t>tiquetearlas</w:t>
-      </w:r>
-      <w:proofErr w:type="spellEnd"/>
-      <w:r>
-        <w:t>.</w:t>
+        <w:t xml:space="preserve"> máquina provista de una cuchilla que gira a 360° para efectuar el corte de prendas, además puede rotular las piezas al tiquetearlas.</w:t>
       </w:r>
     </w:p>
     <w:p>
@@ -6412,7 +5798,7 @@
       <w:pPr>
         <w:pStyle w:val="Titulosgenerales"/>
       </w:pPr>
-      <w:bookmarkStart w:id="11" w:name="_Toc233634362"/>
+      <w:bookmarkStart w:id="11" w:name="_Toc236992928"/>
       <w:r>
         <w:lastRenderedPageBreak/>
         <w:t>Procesos de confección industrial por la línea de producción</w:t>
@@ -6695,7 +6081,10 @@
     </w:p>
     <w:p>
       <w:r>
-        <w:t>A continuación, se puede observar un formato genérico en el que se pueden desarrollar los pasos mencionados.</w:t>
+        <w:t xml:space="preserve">A continuación, </w:t>
+      </w:r>
+      <w:r>
+        <w:t>se presenta un formato genérico en el que se pueden desarrollar los pasos mencionados.</w:t>
       </w:r>
     </w:p>
     <w:p>
@@ -6911,13 +6300,7 @@
     </w:p>
     <w:p>
       <w:r>
-        <w:t>Podemos observar el diagrama operacional de la confección de una camiseta básica.</w:t>
-      </w:r>
-      <w:r>
-        <w:tab/>
-      </w:r>
-      <w:r>
-        <w:tab/>
+        <w:t>A continuación, se presenta el diagrama operacional de la confección de una camiseta.</w:t>
       </w:r>
       <w:r>
         <w:tab/>
@@ -8250,6 +7633,21 @@
       </w:r>
     </w:p>
     <w:p>
+      <w:r>
+        <w:t>Ficha técnica de diseño</w:t>
+      </w:r>
+    </w:p>
+    <w:p>
+      <w:r>
+        <w:t>Puede descargar la ficha para su estudio.</w:t>
+      </w:r>
+    </w:p>
+    <w:p>
+      <w:r>
+        <w:t>La ficha técnica de patronaje describe las cantidades de cada pieza que conforman la prenda, dibujos de las piezas y especifica las medidas de patronaje y de prenda terminada y método para tomar la medida.</w:t>
+      </w:r>
+    </w:p>
+    <w:p>
       <w:pPr>
         <w:pStyle w:val="Prrafodelista"/>
         <w:numPr>
@@ -8266,17 +7664,20 @@
           <w:b/>
           <w:bCs/>
         </w:rPr>
-        <w:t>Ficha técnica de diseño</w:t>
-      </w:r>
-    </w:p>
-    <w:p>
+        <w:t>Ficha técnica de patronaje No.1</w:t>
+      </w:r>
+    </w:p>
+    <w:p>
+      <w:pPr>
+        <w:pStyle w:val="Prrafodelista"/>
+        <w:ind w:left="1429" w:firstLine="0"/>
+        <w:rPr>
+          <w:b/>
+          <w:bCs/>
+        </w:rPr>
+      </w:pPr>
       <w:r>
         <w:t>Puede descargar la ficha para su estudio.</w:t>
-      </w:r>
-    </w:p>
-    <w:p>
-      <w:r>
-        <w:t>La ficha técnica de patronaje describe las cantidades de cada pieza que conforman la prenda, dibujos de las piezas y especifica las medidas de patronaje y de prenda terminada y método para tomar la medida.</w:t>
       </w:r>
     </w:p>
     <w:p>
@@ -8296,12 +7697,26 @@
           <w:b/>
           <w:bCs/>
         </w:rPr>
-        <w:t>Ficha técnica de patronaje No.1</w:t>
-      </w:r>
-    </w:p>
-    <w:p>
+        <w:t>Ficha técnica de patronaje No.2</w:t>
+      </w:r>
+    </w:p>
+    <w:p>
+      <w:pPr>
+        <w:pStyle w:val="Prrafodelista"/>
+        <w:ind w:left="1429" w:firstLine="0"/>
+        <w:rPr>
+          <w:b/>
+          <w:bCs/>
+        </w:rPr>
+      </w:pPr>
       <w:r>
         <w:t>Puede descargar la ficha para su estudio.</w:t>
+      </w:r>
+    </w:p>
+    <w:p>
+      <w:r>
+        <w:lastRenderedPageBreak/>
+        <w:t>La ficha técnica de insumos - producción describe la materia prima e insumos que hacen parte de la prenda e incluye consumos unitarios.</w:t>
       </w:r>
     </w:p>
     <w:p>
@@ -8321,18 +7736,39 @@
           <w:b/>
           <w:bCs/>
         </w:rPr>
-        <w:t>Ficha técnica de patronaje No.2</w:t>
-      </w:r>
-    </w:p>
-    <w:p>
+        <w:t xml:space="preserve">Ficha técnica insumos </w:t>
+      </w:r>
+      <w:r>
+        <w:rPr>
+          <w:b/>
+          <w:bCs/>
+        </w:rPr>
+        <w:t>–</w:t>
+      </w:r>
+      <w:r>
+        <w:rPr>
+          <w:b/>
+          <w:bCs/>
+        </w:rPr>
+        <w:t xml:space="preserve"> producción</w:t>
+      </w:r>
+    </w:p>
+    <w:p>
+      <w:pPr>
+        <w:pStyle w:val="Prrafodelista"/>
+        <w:ind w:left="1429" w:firstLine="0"/>
+        <w:rPr>
+          <w:b/>
+          <w:bCs/>
+        </w:rPr>
+      </w:pPr>
       <w:r>
         <w:t>Puede descargar la ficha para su estudio.</w:t>
       </w:r>
     </w:p>
     <w:p>
       <w:r>
-        <w:lastRenderedPageBreak/>
-        <w:t>La ficha técnica de insumos - producción describe la materia prima e insumos que hacen parte de la prenda e incluye consumos unitarios.</w:t>
+        <w:t>La ruta operacional especifica tipo de aguja, calibre, punta, pies, guías y aditamentos necesarios para su confección. También lista organizadamente las operaciones para la confección en los tres procesos los cuales son preparación, ensamble y terminados, incluye nombre de la operación, máquina, tiempo estándar de cada operación y el total de tiempo ensamble, unidades por hora y observaciones.</w:t>
       </w:r>
     </w:p>
     <w:p>
@@ -8352,17 +7788,25 @@
           <w:b/>
           <w:bCs/>
         </w:rPr>
-        <w:t>Ficha técnica insumos - producción</w:t>
-      </w:r>
-    </w:p>
-    <w:p>
+        <w:t>Ficha técnica insumos - producción ruta</w:t>
+      </w:r>
+    </w:p>
+    <w:p>
+      <w:pPr>
+        <w:pStyle w:val="Prrafodelista"/>
+        <w:ind w:left="1429" w:firstLine="0"/>
+        <w:rPr>
+          <w:b/>
+          <w:bCs/>
+        </w:rPr>
+      </w:pPr>
       <w:r>
         <w:t>Puede descargar la ficha para su estudio.</w:t>
       </w:r>
     </w:p>
     <w:p>
       <w:r>
-        <w:t>La ruta operacional especifica tipo de aguja, calibre, punta, pies, guías y aditamentos necesarios para su confección. También lista organizadamente las operaciones para la confección en los tres procesos los cuales son preparación, ensamble y terminados, incluye nombre de la operación, máquina, tiempo estándar de cada operación y el total de tiempo ensamble, unidades por hora y observaciones.</w:t>
+        <w:t>La ficha de calidad como su nombre lo indica describe las especificaciones de calidad de la prenda, contiene fotos de acercamiento donde se puede apreciar la operación realizada según lo especificado.</w:t>
       </w:r>
     </w:p>
     <w:p>
@@ -8382,17 +7826,20 @@
           <w:b/>
           <w:bCs/>
         </w:rPr>
-        <w:t>Ficha técnica insumos - producción ruta</w:t>
-      </w:r>
-    </w:p>
-    <w:p>
+        <w:t>Ficha de calidad No.1</w:t>
+      </w:r>
+    </w:p>
+    <w:p>
+      <w:pPr>
+        <w:pStyle w:val="Prrafodelista"/>
+        <w:ind w:left="1429" w:firstLine="0"/>
+        <w:rPr>
+          <w:b/>
+          <w:bCs/>
+        </w:rPr>
+      </w:pPr>
       <w:r>
         <w:t>Puede descargar la ficha para su estudio.</w:t>
-      </w:r>
-    </w:p>
-    <w:p>
-      <w:r>
-        <w:t>La ficha de calidad como su nombre lo indica describe las especificaciones de calidad de la prenda, contiene fotos de acercamiento donde se puede apreciar la operación realizada según lo especificado.</w:t>
       </w:r>
     </w:p>
     <w:p>
@@ -8412,12 +7859,37 @@
           <w:b/>
           <w:bCs/>
         </w:rPr>
-        <w:t>Ficha de calidad No.1</w:t>
-      </w:r>
-    </w:p>
-    <w:p>
+        <w:t>Ficha de calidad No.2</w:t>
+      </w:r>
+    </w:p>
+    <w:p>
+      <w:pPr>
+        <w:pStyle w:val="Prrafodelista"/>
+        <w:ind w:left="1429" w:firstLine="0"/>
+        <w:rPr>
+          <w:b/>
+          <w:bCs/>
+        </w:rPr>
+      </w:pPr>
       <w:r>
         <w:t>Puede descargar la ficha para su estudio.</w:t>
+      </w:r>
+    </w:p>
+    <w:p>
+      <w:r>
+        <w:t>Glosario: descripción de los términos técnicos del proceso.</w:t>
+      </w:r>
+      <w:r>
+        <w:tab/>
+      </w:r>
+      <w:r>
+        <w:tab/>
+      </w:r>
+      <w:r>
+        <w:tab/>
+      </w:r>
+      <w:r>
+        <w:tab/>
       </w:r>
     </w:p>
     <w:p>
@@ -8437,77 +7909,25 @@
           <w:b/>
           <w:bCs/>
         </w:rPr>
-        <w:t>Ficha de calidad No.2</w:t>
-      </w:r>
-    </w:p>
-    <w:p>
+        <w:t>Glosario</w:t>
+      </w:r>
+    </w:p>
+    <w:p>
+      <w:pPr>
+        <w:pStyle w:val="Prrafodelista"/>
+        <w:ind w:left="1429" w:firstLine="0"/>
+        <w:rPr>
+          <w:b/>
+          <w:bCs/>
+        </w:rPr>
+      </w:pPr>
       <w:r>
         <w:t>Puede descargar la ficha para su estudio.</w:t>
       </w:r>
     </w:p>
     <w:p>
       <w:r>
-        <w:t>Glosario: descripción de los términos técnicos del proceso.</w:t>
-      </w:r>
-      <w:r>
-        <w:tab/>
-      </w:r>
-      <w:r>
-        <w:tab/>
-      </w:r>
-      <w:r>
-        <w:tab/>
-      </w:r>
-      <w:r>
-        <w:tab/>
-      </w:r>
-      <w:r>
-        <w:tab/>
-      </w:r>
-      <w:r>
-        <w:tab/>
-      </w:r>
-      <w:r>
-        <w:tab/>
-      </w:r>
-      <w:r>
-        <w:tab/>
-      </w:r>
-      <w:r>
-        <w:tab/>
-      </w:r>
-      <w:r>
-        <w:tab/>
-      </w:r>
-      <w:r>
-        <w:tab/>
-      </w:r>
-      <w:r>
-        <w:tab/>
-      </w:r>
-      <w:r>
-        <w:tab/>
-      </w:r>
-      <w:r>
-        <w:tab/>
-      </w:r>
-      <w:r>
-        <w:tab/>
-      </w:r>
-      <w:r>
-        <w:tab/>
-      </w:r>
-      <w:r>
-        <w:tab/>
-      </w:r>
-      <w:r>
-        <w:tab/>
-      </w:r>
-      <w:r>
-        <w:tab/>
-      </w:r>
-      <w:r>
-        <w:tab/>
+        <w:t>Analice otros ejemplos de fichas técnicas consultando los siguientes documentos:</w:t>
       </w:r>
     </w:p>
     <w:p>
@@ -8528,17 +7948,20 @@
           <w:bCs/>
         </w:rPr>
         <w:lastRenderedPageBreak/>
-        <w:t>Glosario</w:t>
-      </w:r>
-    </w:p>
-    <w:p>
+        <w:t>Ficha técnica polo básica masculina</w:t>
+      </w:r>
+    </w:p>
+    <w:p>
+      <w:pPr>
+        <w:pStyle w:val="Prrafodelista"/>
+        <w:ind w:left="1429" w:firstLine="0"/>
+        <w:rPr>
+          <w:b/>
+          <w:bCs/>
+        </w:rPr>
+      </w:pPr>
       <w:r>
         <w:t>Puede descargar la ficha para su estudio.</w:t>
-      </w:r>
-    </w:p>
-    <w:p>
-      <w:r>
-        <w:t>Analice otros ejemplos de fichas técnicas consultando los siguientes documentos:</w:t>
       </w:r>
     </w:p>
     <w:p>
@@ -8558,44 +7981,27 @@
           <w:b/>
           <w:bCs/>
         </w:rPr>
-        <w:t>Ficha técnica polo básica masculina</w:t>
-      </w:r>
-    </w:p>
-    <w:p>
+        <w:t>Ficha técnica tapabocas</w:t>
+      </w:r>
+    </w:p>
+    <w:p>
+      <w:pPr>
+        <w:pStyle w:val="Prrafodelista"/>
+        <w:ind w:left="1429" w:firstLine="0"/>
+        <w:rPr>
+          <w:b/>
+          <w:bCs/>
+        </w:rPr>
+      </w:pPr>
       <w:r>
         <w:t>Puede descargar la ficha para su estudio.</w:t>
       </w:r>
     </w:p>
     <w:p>
       <w:pPr>
-        <w:pStyle w:val="Prrafodelista"/>
-        <w:numPr>
-          <w:ilvl w:val="0"/>
-          <w:numId w:val="21"/>
-        </w:numPr>
-        <w:rPr>
-          <w:b/>
-          <w:bCs/>
-        </w:rPr>
-      </w:pPr>
-      <w:r>
-        <w:rPr>
-          <w:b/>
-          <w:bCs/>
-        </w:rPr>
-        <w:t>Ficha técnica tapabocas</w:t>
-      </w:r>
-    </w:p>
-    <w:p>
-      <w:r>
-        <w:t>Puede descargar la ficha para su estudio.</w:t>
-      </w:r>
-    </w:p>
-    <w:p>
-      <w:pPr>
         <w:pStyle w:val="Ttulo2"/>
       </w:pPr>
-      <w:bookmarkStart w:id="12" w:name="_Toc233634363"/>
+      <w:bookmarkStart w:id="12" w:name="_Toc236992929"/>
       <w:r>
         <w:t>3.1 Confección de productos para línea de ropa exterior</w:t>
       </w:r>
@@ -8689,35 +8095,9 @@
         <w:t>Para desarrollar la camisa básica masculina o blusa camisera en el caso femenino, se realizará el proceso, una vez se cuente con los insumos, tela cortada según el patronaje y definida la maquinaria básica como es la máquina plana una aguja y fileteadora.</w:t>
       </w:r>
     </w:p>
-    <w:p/>
-    <w:p>
-      <w:r>
-        <w:lastRenderedPageBreak/>
-        <w:t xml:space="preserve">Algunas operaciones se pueden desarrollar en máquinas con tecnología, como operaciones de pegar pechera, la cual se realiza en máquina de </w:t>
-      </w:r>
-      <w:proofErr w:type="spellStart"/>
-      <w:r>
-        <w:t>multiagujas</w:t>
-      </w:r>
-      <w:proofErr w:type="spellEnd"/>
-      <w:r>
-        <w:t xml:space="preserve">; operación de cerrar bolsillos y puños en máquinas planas con sistema de </w:t>
-      </w:r>
-      <w:proofErr w:type="spellStart"/>
-      <w:r>
-        <w:t>cose</w:t>
-      </w:r>
-      <w:proofErr w:type="spellEnd"/>
-      <w:r>
-        <w:t xml:space="preserve"> y corte, prehormado de cuellos, puños y bolsillos en máquinas </w:t>
-      </w:r>
-      <w:proofErr w:type="spellStart"/>
-      <w:r>
-        <w:t>prehormadoras</w:t>
-      </w:r>
-      <w:proofErr w:type="spellEnd"/>
-      <w:r>
-        <w:t>.</w:t>
+    <w:p>
+      <w:r>
+        <w:t>Algunas operaciones se pueden desarrollar en máquinas con tecnología, como operaciones de pegar pechera, la cual se realiza en máquina de multiagujas; operación de cerrar bolsillos y puños en máquinas planas con sistema de cose y corte, prehormado de cuellos, puños y bolsillos en máquinas prehormadoras.</w:t>
       </w:r>
     </w:p>
     <w:p>
@@ -8752,6 +8132,7 @@
           <w:b/>
           <w:bCs/>
         </w:rPr>
+        <w:lastRenderedPageBreak/>
         <w:t>Operaciones de ensamble:</w:t>
       </w:r>
       <w:r>
@@ -8809,7 +8190,7 @@
           <w:noProof/>
         </w:rPr>
         <w:drawing>
-          <wp:inline distT="0" distB="0" distL="0" distR="0" wp14:anchorId="0B08B445" wp14:editId="7F674A44">
+          <wp:inline distT="0" distB="0" distL="0" distR="0" wp14:anchorId="0B08B445" wp14:editId="3B289095">
             <wp:extent cx="4680000" cy="2632500"/>
             <wp:effectExtent l="0" t="0" r="6350" b="0"/>
             <wp:docPr id="1" name="Imagen 1"/>
@@ -8904,7 +8285,6 @@
               <w:rPr>
                 <w:b/>
               </w:rPr>
-              <w:lastRenderedPageBreak/>
               <w:t xml:space="preserve">Transcripción del video. </w:t>
             </w:r>
             <w:r>
@@ -8926,26 +8306,22 @@
               <w:t>C</w:t>
             </w:r>
             <w:r>
-              <w:t>onfección blusa</w:t>
-            </w:r>
-            <w:r>
-              <w:t xml:space="preserve"> </w:t>
-            </w:r>
-            <w:r>
-              <w:t xml:space="preserve">camisera </w:t>
+              <w:t xml:space="preserve">onfección blusa camisera </w:t>
             </w:r>
           </w:p>
           <w:p>
             <w:r>
-              <w:t xml:space="preserve">Paso uno: alistamiento para la confección de la blusa camisera. En la confección de la blusa camisera vamos a necesitar las piezas que ya estén cortadas: la espalda completa, los dos delanteros; en este caso, se sacó aparte el par de la pechera, derecha e izquierda; los puños; la entretela para poder fusionar a la pechera; los sesgos para la portañuela; el par de mangas con la abertura para la portañuela; la entretela de la portañuela; la portañuela de la en tela; el cuello; el pie de cuello, que están aparte; el hilo o las hilazas, y también vamos a incluir y vamos a necesitar, eh, los botones; además, el pie compensado de un 16av para los pespuntes; la guía </w:t>
-            </w:r>
-            <w:proofErr w:type="spellStart"/>
-            <w:r>
-              <w:t>yanada</w:t>
-            </w:r>
-            <w:proofErr w:type="spellEnd"/>
-            <w:r>
-              <w:t xml:space="preserve">; las agujas, tanto de la máquina plana como la fileteadora; calibrador, y las herramientas, como pinzas, pulidor y destornilladores. Y, sobre todo, </w:t>
+              <w:t xml:space="preserve">Paso uno: alistamiento para la confección de la blusa camisera. En la confección de la blusa camisera vamos a necesitar las piezas que ya estén cortadas: la espalda completa, los dos delanteros; en este caso, se sacó aparte el par de la pechera, </w:t>
+            </w:r>
+            <w:r>
+              <w:lastRenderedPageBreak/>
+              <w:t>derecha e izquierda; los puños; la entretela para poder fusionar a la pechera; los sesgos para la portañuela; el par de mangas con la abertura para la portañuela; la entretela de la portañuela; la portañuela de la en tela; el cuello; el pie de cuello, que están aparte; el hilo o las hilazas, y también vamos a incluir y vamos a necesitar, eh, los botones; además, el pie compensado de un 16</w:t>
+            </w:r>
+            <w:r>
+              <w:t xml:space="preserve">.º </w:t>
+            </w:r>
+            <w:r>
+              <w:t xml:space="preserve"> para los pespuntes; la guía yanada; las agujas, tanto de la máquina plana como la fileteadora; calibrador, y las herramientas, como pinzas, pulidor y destornilladores. Y, sobre todo, </w:t>
             </w:r>
             <w:proofErr w:type="gramStart"/>
             <w:r>
@@ -8971,12 +8347,12 @@
           <w:bCs/>
         </w:rPr>
       </w:pPr>
-      <w:bookmarkStart w:id="13" w:name="_Toc233634364"/>
-      <w:r>
-        <w:rPr>
-          <w:b/>
-          <w:bCs/>
-        </w:rPr>
+      <w:r>
+        <w:rPr>
+          <w:b/>
+          <w:bCs/>
+        </w:rPr>
+        <w:lastRenderedPageBreak/>
         <w:t>Confección de pantalón básico</w:t>
       </w:r>
     </w:p>
@@ -9017,7 +8393,6 @@
           <w:b/>
           <w:bCs/>
         </w:rPr>
-        <w:lastRenderedPageBreak/>
         <w:t>Operaciones de ensamble:</w:t>
       </w:r>
       <w:r>
@@ -9040,22 +8415,16 @@
         <w:t>Operaciones de terminados:</w:t>
       </w:r>
       <w:r>
-        <w:t xml:space="preserve"> ojalar, botonar, </w:t>
-      </w:r>
-      <w:proofErr w:type="spellStart"/>
-      <w:r>
-        <w:t>presillar</w:t>
-      </w:r>
-      <w:proofErr w:type="spellEnd"/>
-      <w:r>
-        <w:t>, revisar, planchar, empacar, entre otras.</w:t>
+        <w:t xml:space="preserve"> ojalar, botonar, presillar, revisar, planchar, empacar, entre otras.</w:t>
       </w:r>
     </w:p>
     <w:p>
       <w:pPr>
         <w:pStyle w:val="Ttulo2"/>
       </w:pPr>
-      <w:r>
+      <w:bookmarkStart w:id="13" w:name="_Toc236992930"/>
+      <w:r>
+        <w:lastRenderedPageBreak/>
         <w:t xml:space="preserve">3.2 </w:t>
       </w:r>
       <w:r>
@@ -9065,15 +8434,7 @@
     </w:p>
     <w:p>
       <w:r>
-        <w:t xml:space="preserve">Siguiendo con la línea deportiva, donde se desarrollan gran variedad de productos se incluyen máquinas especializadas como </w:t>
-      </w:r>
-      <w:proofErr w:type="spellStart"/>
-      <w:r>
-        <w:t>recubridoras</w:t>
-      </w:r>
-      <w:proofErr w:type="spellEnd"/>
-      <w:r>
-        <w:t>, reencauchadoras, dotadas con aditamentos y guías para asegurar la calidad de las costuras.</w:t>
+        <w:t>Siguiendo con la línea deportiva, donde se desarrollan gran variedad de productos se incluyen máquinas especializadas como recubridoras, reencauchadoras, dotadas con aditamentos y guías para asegurar la calidad de las costuras.</w:t>
       </w:r>
     </w:p>
     <w:p>
@@ -9106,7 +8467,6 @@
         <w:t>En relación con la confección de este tipo de camiseta, se debe contar con las máquinas básicas, plana, fileteadora y recubridora. Se recomienda utilizar la fileteadora con puntada de refuerzo (4 hilos). Actualmente se ha automatizado el proceso de hacer pecheras que garantiza eficiencia y calidad.</w:t>
       </w:r>
     </w:p>
-    <w:p/>
     <w:p>
       <w:pPr>
         <w:pStyle w:val="Prrafodelista"/>
@@ -9162,6 +8522,101 @@
       </w:r>
       <w:r>
         <w:t xml:space="preserve"> ojalar, botonar, revisar, planchar, empacar, entre otras.</w:t>
+      </w:r>
+      <w:r>
+        <w:tab/>
+      </w:r>
+      <w:r>
+        <w:tab/>
+      </w:r>
+      <w:r>
+        <w:tab/>
+      </w:r>
+      <w:r>
+        <w:tab/>
+      </w:r>
+      <w:r>
+        <w:tab/>
+      </w:r>
+      <w:r>
+        <w:tab/>
+      </w:r>
+      <w:r>
+        <w:tab/>
+      </w:r>
+      <w:r>
+        <w:tab/>
+      </w:r>
+      <w:r>
+        <w:tab/>
+      </w:r>
+      <w:r>
+        <w:tab/>
+      </w:r>
+      <w:r>
+        <w:tab/>
+      </w:r>
+    </w:p>
+    <w:p>
+      <w:pPr>
+        <w:pStyle w:val="Prrafodelista"/>
+        <w:ind w:left="1429" w:firstLine="0"/>
+        <w:rPr>
+          <w:b/>
+          <w:bCs/>
+        </w:rPr>
+      </w:pPr>
+    </w:p>
+    <w:p>
+      <w:pPr>
+        <w:pStyle w:val="Prrafodelista"/>
+        <w:ind w:left="1429" w:firstLine="0"/>
+        <w:rPr>
+          <w:b/>
+          <w:bCs/>
+        </w:rPr>
+      </w:pPr>
+    </w:p>
+    <w:p>
+      <w:pPr>
+        <w:pStyle w:val="Prrafodelista"/>
+        <w:ind w:left="1429" w:firstLine="0"/>
+        <w:rPr>
+          <w:b/>
+          <w:bCs/>
+        </w:rPr>
+      </w:pPr>
+    </w:p>
+    <w:p>
+      <w:pPr>
+        <w:pStyle w:val="Prrafodelista"/>
+        <w:ind w:left="1429" w:firstLine="0"/>
+        <w:rPr>
+          <w:b/>
+          <w:bCs/>
+        </w:rPr>
+      </w:pPr>
+    </w:p>
+    <w:p>
+      <w:pPr>
+        <w:pStyle w:val="Prrafodelista"/>
+        <w:ind w:left="1429" w:firstLine="0"/>
+        <w:rPr>
+          <w:b/>
+          <w:bCs/>
+        </w:rPr>
+      </w:pPr>
+    </w:p>
+    <w:p>
+      <w:pPr>
+        <w:pStyle w:val="Prrafodelista"/>
+        <w:ind w:left="1429" w:firstLine="0"/>
+      </w:pPr>
+      <w:r>
+        <w:tab/>
+      </w:r>
+      <w:r>
+        <w:tab/>
       </w:r>
     </w:p>
     <w:p>
@@ -9187,9 +8642,9 @@
           <w:noProof/>
         </w:rPr>
         <w:drawing>
-          <wp:inline distT="0" distB="0" distL="0" distR="0" wp14:anchorId="2C15D069" wp14:editId="7C5D60D7">
-            <wp:extent cx="4680000" cy="2633058"/>
-            <wp:effectExtent l="0" t="0" r="6350" b="0"/>
+          <wp:inline distT="0" distB="0" distL="0" distR="0" wp14:anchorId="2C15D069" wp14:editId="1AB81630">
+            <wp:extent cx="4679315" cy="2362200"/>
+            <wp:effectExtent l="0" t="0" r="6985" b="0"/>
             <wp:docPr id="1505049294" name="Imagen 2">
               <a:extLst xmlns:a="http://schemas.openxmlformats.org/drawingml/2006/main">
                 <a:ext uri="{C183D7F6-B498-43B3-948B-1728B52AA6E4}">
@@ -9231,7 +8686,7 @@
                   <pic:spPr bwMode="auto">
                     <a:xfrm>
                       <a:off x="0" y="0"/>
-                      <a:ext cx="4680000" cy="2633058"/>
+                      <a:ext cx="4680863" cy="2362981"/>
                     </a:xfrm>
                     <a:prstGeom prst="rect">
                       <a:avLst/>
@@ -9540,15 +8995,7 @@
     </w:p>
     <w:p>
       <w:r>
-        <w:t xml:space="preserve">En cuanto al pantalón de sudadera, se utilizan además de maquinaria básica, máquinas especiales como </w:t>
-      </w:r>
-      <w:proofErr w:type="spellStart"/>
-      <w:r>
-        <w:t>encauchadoras</w:t>
-      </w:r>
-      <w:proofErr w:type="spellEnd"/>
-      <w:r>
-        <w:t xml:space="preserve"> para sentar el elástico.</w:t>
+        <w:t>En cuanto al pantalón de sudadera, se utilizan además de maquinaria básica, máquinas especiales como encauchadoras para sentar el elástico.</w:t>
       </w:r>
     </w:p>
     <w:p>
@@ -9606,147 +9053,6 @@
       </w:r>
       <w:r>
         <w:t xml:space="preserve"> revisar, empacar entre otras.</w:t>
-      </w:r>
-      <w:r>
-        <w:tab/>
-      </w:r>
-      <w:r>
-        <w:tab/>
-      </w:r>
-      <w:r>
-        <w:tab/>
-      </w:r>
-      <w:r>
-        <w:tab/>
-      </w:r>
-      <w:r>
-        <w:tab/>
-      </w:r>
-      <w:r>
-        <w:tab/>
-      </w:r>
-      <w:r>
-        <w:tab/>
-      </w:r>
-      <w:r>
-        <w:tab/>
-      </w:r>
-      <w:r>
-        <w:tab/>
-      </w:r>
-      <w:r>
-        <w:tab/>
-      </w:r>
-      <w:r>
-        <w:tab/>
-      </w:r>
-      <w:r>
-        <w:tab/>
-      </w:r>
-      <w:r>
-        <w:tab/>
-      </w:r>
-      <w:r>
-        <w:tab/>
-      </w:r>
-      <w:r>
-        <w:tab/>
-      </w:r>
-      <w:r>
-        <w:tab/>
-      </w:r>
-      <w:r>
-        <w:tab/>
-      </w:r>
-      <w:r>
-        <w:tab/>
-      </w:r>
-      <w:r>
-        <w:tab/>
-      </w:r>
-      <w:r>
-        <w:tab/>
-      </w:r>
-      <w:r>
-        <w:tab/>
-      </w:r>
-      <w:r>
-        <w:tab/>
-      </w:r>
-      <w:r>
-        <w:tab/>
-      </w:r>
-      <w:r>
-        <w:tab/>
-      </w:r>
-      <w:r>
-        <w:tab/>
-      </w:r>
-      <w:r>
-        <w:tab/>
-      </w:r>
-      <w:r>
-        <w:tab/>
-      </w:r>
-      <w:r>
-        <w:tab/>
-      </w:r>
-      <w:r>
-        <w:tab/>
-      </w:r>
-      <w:r>
-        <w:tab/>
-      </w:r>
-      <w:r>
-        <w:tab/>
-      </w:r>
-      <w:r>
-        <w:tab/>
-      </w:r>
-      <w:r>
-        <w:tab/>
-      </w:r>
-      <w:r>
-        <w:tab/>
-      </w:r>
-      <w:r>
-        <w:tab/>
-      </w:r>
-      <w:r>
-        <w:tab/>
-      </w:r>
-      <w:r>
-        <w:tab/>
-      </w:r>
-      <w:r>
-        <w:tab/>
-      </w:r>
-      <w:r>
-        <w:tab/>
-      </w:r>
-      <w:r>
-        <w:tab/>
-      </w:r>
-      <w:r>
-        <w:tab/>
-      </w:r>
-      <w:r>
-        <w:tab/>
-      </w:r>
-      <w:r>
-        <w:tab/>
-      </w:r>
-      <w:r>
-        <w:tab/>
-      </w:r>
-      <w:r>
-        <w:tab/>
-      </w:r>
-      <w:r>
-        <w:tab/>
-      </w:r>
-      <w:r>
-        <w:tab/>
       </w:r>
       <w:r>
         <w:tab/>
@@ -9779,11 +9085,10 @@
         <w:rPr>
           <w:noProof/>
         </w:rPr>
-        <w:lastRenderedPageBreak/>
         <w:drawing>
-          <wp:inline distT="0" distB="0" distL="0" distR="0" wp14:anchorId="4BC9EBC8" wp14:editId="4050F1E9">
-            <wp:extent cx="4680000" cy="2633058"/>
-            <wp:effectExtent l="0" t="0" r="6350" b="0"/>
+          <wp:inline distT="0" distB="0" distL="0" distR="0" wp14:anchorId="4BC9EBC8" wp14:editId="7F848A3C">
+            <wp:extent cx="4679315" cy="2203450"/>
+            <wp:effectExtent l="0" t="0" r="6985" b="6350"/>
             <wp:docPr id="1720612314" name="Imagen 1">
               <a:extLst xmlns:a="http://schemas.openxmlformats.org/drawingml/2006/main">
                 <a:ext uri="{C183D7F6-B498-43B3-948B-1728B52AA6E4}">
@@ -9825,7 +9130,7 @@
                   <pic:spPr bwMode="auto">
                     <a:xfrm>
                       <a:off x="0" y="0"/>
-                      <a:ext cx="4680000" cy="2633058"/>
+                      <a:ext cx="4680466" cy="2203992"/>
                     </a:xfrm>
                     <a:prstGeom prst="rect">
                       <a:avLst/>
@@ -9880,6 +9185,7 @@
               <w:rPr>
                 <w:b/>
               </w:rPr>
+              <w:lastRenderedPageBreak/>
               <w:t xml:space="preserve">Transcripción del video. </w:t>
             </w:r>
             <w:r>
@@ -10087,37 +9393,19 @@
         </w:tc>
       </w:tr>
     </w:tbl>
-    <w:p/>
     <w:p>
       <w:pPr>
         <w:pStyle w:val="Ttulo2"/>
       </w:pPr>
-      <w:bookmarkStart w:id="14" w:name="_Toc233634365"/>
-      <w:r>
-        <w:lastRenderedPageBreak/>
+      <w:bookmarkStart w:id="14" w:name="_Toc236992931"/>
+      <w:r>
         <w:t>3.3 Confección de productos para línea de ropa interior</w:t>
       </w:r>
       <w:bookmarkEnd w:id="14"/>
     </w:p>
     <w:p>
       <w:r>
-        <w:t xml:space="preserve">La línea interior comprende prendas más delicadas, de manipulación delicada y muy cuidadosa, debido al material y tamaño de las piezas. Requiere de maquinaria básica, además de contar con aditamentos como dosificadores de elástico en fileteadoras, </w:t>
-      </w:r>
-      <w:proofErr w:type="spellStart"/>
-      <w:r>
-        <w:t>recubridoras</w:t>
-      </w:r>
-      <w:proofErr w:type="spellEnd"/>
-      <w:r>
-        <w:t xml:space="preserve">, guías y fólderes especiales. También se incluye en el proceso máquinas </w:t>
-      </w:r>
-      <w:proofErr w:type="spellStart"/>
-      <w:r>
-        <w:t>zigzadoras</w:t>
-      </w:r>
-      <w:proofErr w:type="spellEnd"/>
-      <w:r>
-        <w:t xml:space="preserve"> y presilladoras.</w:t>
+        <w:t>La línea interior comprende prendas más delicadas, de manipulación delicada y muy cuidadosa, debido al material y tamaño de las piezas. Requiere de maquinaria básica, además de contar con aditamentos como dosificadores de elástico en fileteadoras, recubridoras, guías y fólderes especiales. También se incluye en el proceso máquinas zigzadoras y presilladoras.</w:t>
       </w:r>
     </w:p>
     <w:p>
@@ -10159,51 +9447,27 @@
       <w:r>
         <w:t xml:space="preserve">En el mercado existen cada vez mejores atributos y funcionalidades en este tipo de prendas, sirven de ejemplo, </w:t>
       </w:r>
-      <w:proofErr w:type="spellStart"/>
       <w:r>
         <w:rPr>
           <w:rStyle w:val="Extranjerismo"/>
         </w:rPr>
         <w:t>pantys</w:t>
       </w:r>
-      <w:proofErr w:type="spellEnd"/>
       <w:r>
         <w:t xml:space="preserve"> control de abdomen o </w:t>
       </w:r>
-      <w:proofErr w:type="spellStart"/>
       <w:r>
         <w:rPr>
           <w:rStyle w:val="Extranjerismo"/>
         </w:rPr>
         <w:t>pantys</w:t>
       </w:r>
-      <w:proofErr w:type="spellEnd"/>
-      <w:r>
-        <w:t xml:space="preserve"> cero costuras. Las máquinas donde se realizan el ensamble son fileteadoras de tres hilos, </w:t>
-      </w:r>
-      <w:proofErr w:type="spellStart"/>
-      <w:r>
-        <w:t>recubridoras</w:t>
-      </w:r>
-      <w:proofErr w:type="spellEnd"/>
-      <w:r>
-        <w:t xml:space="preserve"> con dosificadores, fólderes </w:t>
-      </w:r>
-      <w:proofErr w:type="spellStart"/>
-      <w:r>
-        <w:t>sesgadores</w:t>
-      </w:r>
-      <w:proofErr w:type="spellEnd"/>
-      <w:r>
-        <w:t xml:space="preserve"> con dosificación de elástico, </w:t>
-      </w:r>
-      <w:proofErr w:type="spellStart"/>
-      <w:r>
-        <w:t>zigzadoras</w:t>
-      </w:r>
-      <w:proofErr w:type="spellEnd"/>
-      <w:r>
-        <w:t xml:space="preserve"> y presilladoras.</w:t>
+      <w:r>
+        <w:t xml:space="preserve"> cero costuras. Las máquinas donde se realizan el ensamble son fileteadoras de tres hilos, recubridoras </w:t>
+      </w:r>
+      <w:r>
+        <w:lastRenderedPageBreak/>
+        <w:t>con dosificadores, fólderes sesgadores con dosificación de elástico, zigzadoras y presilladoras.</w:t>
       </w:r>
     </w:p>
     <w:p>
@@ -10260,189 +9524,7 @@
         <w:t>Operaciones de terminados:</w:t>
       </w:r>
       <w:r>
-        <w:t xml:space="preserve"> </w:t>
-      </w:r>
-      <w:proofErr w:type="spellStart"/>
-      <w:r>
-        <w:t>presillar</w:t>
-      </w:r>
-      <w:proofErr w:type="spellEnd"/>
-      <w:r>
-        <w:t xml:space="preserve"> costado, limpiar, revisar, empacar, entre otras.</w:t>
-      </w:r>
-      <w:r>
-        <w:tab/>
-      </w:r>
-      <w:r>
-        <w:tab/>
-      </w:r>
-      <w:r>
-        <w:tab/>
-      </w:r>
-      <w:r>
-        <w:tab/>
-      </w:r>
-      <w:r>
-        <w:tab/>
-      </w:r>
-      <w:r>
-        <w:tab/>
-      </w:r>
-      <w:r>
-        <w:tab/>
-      </w:r>
-      <w:r>
-        <w:tab/>
-      </w:r>
-      <w:r>
-        <w:tab/>
-      </w:r>
-      <w:r>
-        <w:tab/>
-      </w:r>
-      <w:r>
-        <w:tab/>
-      </w:r>
-      <w:r>
-        <w:tab/>
-      </w:r>
-      <w:r>
-        <w:tab/>
-      </w:r>
-      <w:r>
-        <w:tab/>
-      </w:r>
-      <w:r>
-        <w:tab/>
-      </w:r>
-      <w:r>
-        <w:tab/>
-      </w:r>
-      <w:r>
-        <w:tab/>
-      </w:r>
-      <w:r>
-        <w:tab/>
-      </w:r>
-      <w:r>
-        <w:tab/>
-      </w:r>
-      <w:r>
-        <w:tab/>
-      </w:r>
-      <w:r>
-        <w:tab/>
-      </w:r>
-      <w:r>
-        <w:tab/>
-      </w:r>
-      <w:r>
-        <w:tab/>
-      </w:r>
-      <w:r>
-        <w:tab/>
-      </w:r>
-      <w:r>
-        <w:tab/>
-      </w:r>
-      <w:r>
-        <w:tab/>
-      </w:r>
-      <w:r>
-        <w:tab/>
-      </w:r>
-      <w:r>
-        <w:tab/>
-      </w:r>
-      <w:r>
-        <w:tab/>
-      </w:r>
-      <w:r>
-        <w:tab/>
-      </w:r>
-      <w:r>
-        <w:tab/>
-      </w:r>
-      <w:r>
-        <w:tab/>
-      </w:r>
-      <w:r>
-        <w:tab/>
-      </w:r>
-      <w:r>
-        <w:tab/>
-      </w:r>
-      <w:r>
-        <w:tab/>
-      </w:r>
-      <w:r>
-        <w:tab/>
-      </w:r>
-      <w:r>
-        <w:tab/>
-      </w:r>
-      <w:r>
-        <w:tab/>
-      </w:r>
-      <w:r>
-        <w:tab/>
-      </w:r>
-      <w:r>
-        <w:tab/>
-      </w:r>
-      <w:r>
-        <w:tab/>
-      </w:r>
-      <w:r>
-        <w:tab/>
-      </w:r>
-      <w:r>
-        <w:tab/>
-      </w:r>
-      <w:r>
-        <w:tab/>
-      </w:r>
-      <w:r>
-        <w:tab/>
-      </w:r>
-      <w:r>
-        <w:tab/>
-      </w:r>
-      <w:r>
-        <w:tab/>
-      </w:r>
-      <w:r>
-        <w:tab/>
-      </w:r>
-      <w:r>
-        <w:tab/>
-      </w:r>
-      <w:r>
-        <w:tab/>
-      </w:r>
-      <w:r>
-        <w:tab/>
-      </w:r>
-      <w:r>
-        <w:tab/>
-      </w:r>
-      <w:r>
-        <w:tab/>
-      </w:r>
-      <w:r>
-        <w:tab/>
-      </w:r>
-      <w:r>
-        <w:tab/>
-      </w:r>
-      <w:r>
-        <w:tab/>
-      </w:r>
-      <w:r>
-        <w:tab/>
-      </w:r>
-      <w:r>
-        <w:tab/>
+        <w:t xml:space="preserve"> presillar costado, limpiar, revisar, empacar, entre otras.</w:t>
       </w:r>
       <w:r>
         <w:tab/>
@@ -10485,7 +9567,6 @@
         <w:rPr>
           <w:rStyle w:val="Extranjerismo"/>
         </w:rPr>
-        <w:lastRenderedPageBreak/>
         <w:t>Panty</w:t>
       </w:r>
       <w:r>
@@ -10501,7 +9582,7 @@
           <w:noProof/>
         </w:rPr>
         <w:drawing>
-          <wp:inline distT="0" distB="0" distL="0" distR="0" wp14:anchorId="096E5ABA" wp14:editId="1236185A">
+          <wp:inline distT="0" distB="0" distL="0" distR="0" wp14:anchorId="096E5ABA" wp14:editId="13839CF1">
             <wp:extent cx="4680000" cy="2633058"/>
             <wp:effectExtent l="0" t="0" r="6350" b="0"/>
             <wp:docPr id="61903484" name="Imagen 61903484">
@@ -10645,6 +9726,7 @@
           </w:p>
           <w:p>
             <w:r>
+              <w:lastRenderedPageBreak/>
               <w:t xml:space="preserve">Operaciones de preparación. </w:t>
             </w:r>
           </w:p>
@@ -10711,7 +9793,6 @@
               <w:rPr>
                 <w:rStyle w:val="Extranjerismo"/>
               </w:rPr>
-              <w:lastRenderedPageBreak/>
               <w:t>Folder</w:t>
             </w:r>
             <w:r>
@@ -10814,15 +9895,7 @@
               </w:numPr>
             </w:pPr>
             <w:r>
-              <w:t xml:space="preserve">Sesgar </w:t>
-            </w:r>
-            <w:proofErr w:type="spellStart"/>
-            <w:r>
-              <w:t>entepierna</w:t>
-            </w:r>
-            <w:proofErr w:type="spellEnd"/>
-            <w:r>
-              <w:t xml:space="preserve"> x2.</w:t>
+              <w:t>Sesgar entepierna x2.</w:t>
             </w:r>
           </w:p>
           <w:p>
@@ -10877,6 +9950,7 @@
               <w:ind w:left="709" w:firstLine="0"/>
             </w:pPr>
             <w:r>
+              <w:lastRenderedPageBreak/>
               <w:t xml:space="preserve">Operaciones de terminación </w:t>
             </w:r>
           </w:p>
@@ -10927,24 +10001,13 @@
           <w:b/>
           <w:bCs/>
         </w:rPr>
+        <w:lastRenderedPageBreak/>
         <w:t>Confección bóxer masculino</w:t>
       </w:r>
     </w:p>
     <w:p>
       <w:r>
-        <w:t xml:space="preserve">La prenda requiere de máquina fileteadora con 3 o 4 hilos, con dosificadores de elástico, </w:t>
-      </w:r>
-      <w:proofErr w:type="spellStart"/>
-      <w:r>
-        <w:t>recubridoras</w:t>
-      </w:r>
-      <w:proofErr w:type="spellEnd"/>
-      <w:r>
-        <w:t xml:space="preserve"> con dosificador de elástico, y presilladora. Este tipo de prendas se </w:t>
-      </w:r>
-      <w:r>
-        <w:lastRenderedPageBreak/>
-        <w:t xml:space="preserve">pueden ensamblar en la máquina </w:t>
+        <w:t xml:space="preserve">La prenda requiere de máquina fileteadora con 3 o 4 hilos, con dosificadores de elástico, recubridoras con dosificador de elástico, y presilladora. Este tipo de prendas se pueden ensamblar en la máquina </w:t>
       </w:r>
       <w:r>
         <w:rPr>
@@ -10965,7 +10028,14 @@
         </w:numPr>
       </w:pPr>
       <w:r>
-        <w:t>Operaciones de preparación: unir realce, unir tiro, entre otras.</w:t>
+        <w:rPr>
+          <w:b/>
+          <w:bCs/>
+        </w:rPr>
+        <w:t>Operaciones de preparación:</w:t>
+      </w:r>
+      <w:r>
+        <w:t xml:space="preserve"> unir realce, unir tiro, entre otras.</w:t>
       </w:r>
     </w:p>
     <w:p>
@@ -10977,7 +10047,14 @@
         </w:numPr>
       </w:pPr>
       <w:r>
-        <w:t>Operaciones de ensamble: unir entre pierna, pierna, dobladillar pierna, fijar elástico entre otras.</w:t>
+        <w:rPr>
+          <w:b/>
+          <w:bCs/>
+        </w:rPr>
+        <w:t>Operaciones de ensamble:</w:t>
+      </w:r>
+      <w:r>
+        <w:t xml:space="preserve"> unir entre pierna, pierna, dobladillar pierna, fijar elástico entre otras.</w:t>
       </w:r>
     </w:p>
     <w:p>
@@ -10989,15 +10066,308 @@
         </w:numPr>
       </w:pPr>
       <w:r>
-        <w:t xml:space="preserve">Operaciones de terminados: </w:t>
-      </w:r>
-      <w:proofErr w:type="spellStart"/>
-      <w:r>
-        <w:t>presillar</w:t>
-      </w:r>
-      <w:proofErr w:type="spellEnd"/>
-      <w:r>
-        <w:t>, limpiar, revisar, empacar, entre otras.</w:t>
+        <w:rPr>
+          <w:b/>
+          <w:bCs/>
+        </w:rPr>
+        <w:t>Operaciones de terminados:</w:t>
+      </w:r>
+      <w:r>
+        <w:t xml:space="preserve"> presillar, limpiar, revisar, empacar, entre otras.</w:t>
+      </w:r>
+      <w:r>
+        <w:tab/>
+      </w:r>
+      <w:r>
+        <w:tab/>
+      </w:r>
+      <w:r>
+        <w:tab/>
+      </w:r>
+      <w:r>
+        <w:tab/>
+      </w:r>
+      <w:r>
+        <w:tab/>
+      </w:r>
+      <w:r>
+        <w:tab/>
+      </w:r>
+      <w:r>
+        <w:tab/>
+      </w:r>
+      <w:r>
+        <w:tab/>
+      </w:r>
+      <w:r>
+        <w:tab/>
+      </w:r>
+      <w:r>
+        <w:tab/>
+      </w:r>
+      <w:r>
+        <w:tab/>
+      </w:r>
+      <w:r>
+        <w:tab/>
+      </w:r>
+      <w:r>
+        <w:tab/>
+      </w:r>
+      <w:r>
+        <w:tab/>
+      </w:r>
+      <w:r>
+        <w:tab/>
+      </w:r>
+      <w:r>
+        <w:tab/>
+      </w:r>
+      <w:r>
+        <w:tab/>
+      </w:r>
+      <w:r>
+        <w:tab/>
+      </w:r>
+      <w:r>
+        <w:tab/>
+      </w:r>
+      <w:r>
+        <w:tab/>
+      </w:r>
+      <w:r>
+        <w:tab/>
+      </w:r>
+      <w:r>
+        <w:tab/>
+      </w:r>
+      <w:r>
+        <w:tab/>
+      </w:r>
+      <w:r>
+        <w:tab/>
+      </w:r>
+      <w:r>
+        <w:tab/>
+      </w:r>
+      <w:r>
+        <w:tab/>
+      </w:r>
+      <w:r>
+        <w:tab/>
+      </w:r>
+      <w:r>
+        <w:tab/>
+      </w:r>
+      <w:r>
+        <w:tab/>
+      </w:r>
+      <w:r>
+        <w:tab/>
+      </w:r>
+      <w:r>
+        <w:tab/>
+      </w:r>
+      <w:r>
+        <w:tab/>
+      </w:r>
+      <w:r>
+        <w:tab/>
+      </w:r>
+      <w:r>
+        <w:tab/>
+      </w:r>
+      <w:r>
+        <w:tab/>
+      </w:r>
+      <w:r>
+        <w:tab/>
+      </w:r>
+      <w:r>
+        <w:tab/>
+      </w:r>
+      <w:r>
+        <w:tab/>
+      </w:r>
+      <w:r>
+        <w:tab/>
+      </w:r>
+      <w:r>
+        <w:tab/>
+      </w:r>
+      <w:r>
+        <w:tab/>
+      </w:r>
+      <w:r>
+        <w:tab/>
+      </w:r>
+      <w:r>
+        <w:tab/>
+      </w:r>
+      <w:r>
+        <w:tab/>
+      </w:r>
+      <w:r>
+        <w:tab/>
+      </w:r>
+      <w:r>
+        <w:tab/>
+      </w:r>
+      <w:r>
+        <w:tab/>
+      </w:r>
+      <w:r>
+        <w:tab/>
+      </w:r>
+      <w:r>
+        <w:tab/>
+      </w:r>
+      <w:r>
+        <w:tab/>
+      </w:r>
+      <w:r>
+        <w:tab/>
+      </w:r>
+      <w:r>
+        <w:tab/>
+      </w:r>
+      <w:r>
+        <w:tab/>
+      </w:r>
+      <w:r>
+        <w:tab/>
+      </w:r>
+      <w:r>
+        <w:tab/>
+      </w:r>
+      <w:r>
+        <w:tab/>
+      </w:r>
+      <w:r>
+        <w:tab/>
+      </w:r>
+      <w:r>
+        <w:tab/>
+      </w:r>
+      <w:r>
+        <w:tab/>
+      </w:r>
+      <w:r>
+        <w:tab/>
+      </w:r>
+      <w:r>
+        <w:tab/>
+      </w:r>
+      <w:r>
+        <w:tab/>
+      </w:r>
+      <w:r>
+        <w:tab/>
+      </w:r>
+      <w:r>
+        <w:tab/>
+      </w:r>
+      <w:r>
+        <w:tab/>
+      </w:r>
+      <w:r>
+        <w:tab/>
+      </w:r>
+      <w:r>
+        <w:tab/>
+      </w:r>
+      <w:r>
+        <w:tab/>
+      </w:r>
+      <w:r>
+        <w:tab/>
+      </w:r>
+      <w:r>
+        <w:tab/>
+      </w:r>
+      <w:r>
+        <w:tab/>
+      </w:r>
+      <w:r>
+        <w:tab/>
+      </w:r>
+      <w:r>
+        <w:tab/>
+      </w:r>
+      <w:r>
+        <w:tab/>
+      </w:r>
+      <w:r>
+        <w:tab/>
+      </w:r>
+      <w:r>
+        <w:tab/>
+      </w:r>
+      <w:r>
+        <w:tab/>
+      </w:r>
+      <w:r>
+        <w:tab/>
+      </w:r>
+      <w:r>
+        <w:tab/>
+      </w:r>
+      <w:r>
+        <w:tab/>
+      </w:r>
+      <w:r>
+        <w:tab/>
+      </w:r>
+      <w:r>
+        <w:tab/>
+      </w:r>
+      <w:r>
+        <w:tab/>
+      </w:r>
+      <w:r>
+        <w:tab/>
+      </w:r>
+      <w:r>
+        <w:tab/>
+      </w:r>
+      <w:r>
+        <w:tab/>
+      </w:r>
+      <w:r>
+        <w:tab/>
+      </w:r>
+      <w:r>
+        <w:tab/>
+      </w:r>
+      <w:r>
+        <w:tab/>
+      </w:r>
+      <w:r>
+        <w:tab/>
+      </w:r>
+      <w:r>
+        <w:tab/>
+      </w:r>
+      <w:r>
+        <w:tab/>
+      </w:r>
+      <w:r>
+        <w:tab/>
+      </w:r>
+      <w:r>
+        <w:tab/>
+      </w:r>
+      <w:r>
+        <w:tab/>
+      </w:r>
+      <w:r>
+        <w:tab/>
+      </w:r>
+      <w:r>
+        <w:tab/>
+      </w:r>
+      <w:r>
+        <w:tab/>
       </w:r>
     </w:p>
     <w:p>
@@ -11013,16 +10383,12 @@
         <w:rPr>
           <w:rStyle w:val="Extranjerismo"/>
         </w:rPr>
+        <w:lastRenderedPageBreak/>
         <w:t>Boxer</w:t>
       </w:r>
       <w:r>
-        <w:t xml:space="preserve"> </w:t>
-      </w:r>
-      <w:proofErr w:type="spellStart"/>
-      <w:r>
-        <w:t>pijamero</w:t>
-      </w:r>
-      <w:proofErr w:type="spellEnd"/>
+        <w:t xml:space="preserve"> pijamero</w:t>
+      </w:r>
     </w:p>
     <w:p>
       <w:pPr>
@@ -11033,7 +10399,7 @@
           <w:noProof/>
         </w:rPr>
         <w:drawing>
-          <wp:inline distT="0" distB="0" distL="0" distR="0" wp14:anchorId="0AD54DF2" wp14:editId="0FD8FB87">
+          <wp:inline distT="0" distB="0" distL="0" distR="0" wp14:anchorId="0AD54DF2" wp14:editId="36AC8553">
             <wp:extent cx="4680000" cy="2633058"/>
             <wp:effectExtent l="0" t="0" r="6350" b="0"/>
             <wp:docPr id="1158254982" name="Imagen 1158254982">
@@ -11147,23 +10513,14 @@
                 <w:b/>
                 <w:bCs/>
               </w:rPr>
-              <w:t xml:space="preserve"> </w:t>
-            </w:r>
-            <w:proofErr w:type="spellStart"/>
+              <w:t xml:space="preserve"> p</w:t>
+            </w:r>
             <w:r>
               <w:rPr>
                 <w:b/>
-                <w:bCs/>
-              </w:rPr>
-              <w:t>p</w:t>
-            </w:r>
-            <w:r>
-              <w:rPr>
-                <w:b/>
               </w:rPr>
               <w:t>ijamero</w:t>
             </w:r>
-            <w:proofErr w:type="spellEnd"/>
           </w:p>
         </w:tc>
       </w:tr>
@@ -11183,13 +10540,8 @@
               <w:t>Boxer</w:t>
             </w:r>
             <w:r>
-              <w:t xml:space="preserve"> </w:t>
-            </w:r>
-            <w:proofErr w:type="spellStart"/>
-            <w:r>
-              <w:t>pijamero</w:t>
-            </w:r>
-            <w:proofErr w:type="spellEnd"/>
+              <w:t xml:space="preserve"> pijamero</w:t>
+            </w:r>
             <w:r>
               <w:t>.</w:t>
             </w:r>
@@ -11212,7 +10564,6 @@
           </w:p>
           <w:p>
             <w:r>
-              <w:lastRenderedPageBreak/>
               <w:t>Posterior</w:t>
             </w:r>
             <w:r>
@@ -11256,6 +10607,7 @@
           </w:p>
           <w:p>
             <w:r>
+              <w:lastRenderedPageBreak/>
               <w:t>Cerrar el elástico</w:t>
             </w:r>
             <w:r>
@@ -11326,7 +10678,6 @@
           </w:p>
           <w:p>
             <w:r>
-              <w:lastRenderedPageBreak/>
               <w:t xml:space="preserve"> </w:t>
             </w:r>
             <w:r>
@@ -11369,7 +10720,7 @@
       <w:pPr>
         <w:pStyle w:val="Ttulo2"/>
       </w:pPr>
-      <w:bookmarkStart w:id="15" w:name="_Toc233634366"/>
+      <w:bookmarkStart w:id="15" w:name="_Toc236992932"/>
       <w:r>
         <w:lastRenderedPageBreak/>
         <w:t>3.4. Confección de productos para línea con especialidad en ropa jean</w:t>
@@ -11440,15 +10791,7 @@
         <w:t>s</w:t>
       </w:r>
       <w:r>
-        <w:t xml:space="preserve"> de codo, </w:t>
-      </w:r>
-      <w:proofErr w:type="spellStart"/>
-      <w:r>
-        <w:t>empretinadora</w:t>
-      </w:r>
-      <w:proofErr w:type="spellEnd"/>
-      <w:r>
-        <w:t>, plana dos agujas y las máquinas básicas plana una aguja y fileteadora de 5 hilos, ojaladora de lágrima, troqueladora.</w:t>
+        <w:t xml:space="preserve"> de codo, empretinadora, plana dos agujas y las máquinas básicas plana una aguja y fileteadora de 5 hilos, ojaladora de lágrima, troqueladora.</w:t>
       </w:r>
     </w:p>
     <w:p>
@@ -11502,22 +10845,12 @@
           <w:b/>
           <w:bCs/>
         </w:rPr>
-        <w:lastRenderedPageBreak/>
         <w:t>Operaciones de terminados:</w:t>
       </w:r>
       <w:r>
-        <w:t xml:space="preserve"> </w:t>
-      </w:r>
-      <w:proofErr w:type="spellStart"/>
-      <w:r>
-        <w:t>presillar</w:t>
-      </w:r>
-      <w:proofErr w:type="spellEnd"/>
-      <w:r>
-        <w:t>, ojalar, pegar botón, limpiar, proceso lavandería, planchar, empacar.</w:t>
-      </w:r>
-    </w:p>
-    <w:p/>
+        <w:t xml:space="preserve"> presillar, ojalar, pegar botón, limpiar, proceso lavandería, planchar, empacar.</w:t>
+      </w:r>
+    </w:p>
     <w:p>
       <w:pPr>
         <w:pStyle w:val="Prrafodelista"/>
@@ -11540,15 +10873,7 @@
     </w:p>
     <w:p>
       <w:r>
-        <w:t xml:space="preserve">Para la confección de esta prenda se necesita de cerradora de codo, fileteadora de 5 hilos, </w:t>
-      </w:r>
-      <w:proofErr w:type="spellStart"/>
-      <w:r>
-        <w:t>pretinadora</w:t>
-      </w:r>
-      <w:proofErr w:type="spellEnd"/>
-      <w:r>
-        <w:t>, presilladora, troqueladora, ojaladora de lágrima. Se utilizan máquinas automatizadas para parchar bolsillos, especiales para dobladillar botas, montar pasadores.</w:t>
+        <w:t>Para la confección de esta prenda se necesita de cerradora de codo, fileteadora de 5 hilos, pretinadora, presilladora, troqueladora, ojaladora de lágrima. Se utilizan máquinas automatizadas para parchar bolsillos, especiales para dobladillar botas, montar pasadores.</w:t>
       </w:r>
     </w:p>
     <w:p>
@@ -11583,6 +10908,7 @@
           <w:b/>
           <w:bCs/>
         </w:rPr>
+        <w:lastRenderedPageBreak/>
         <w:t>Operaciones de ensamble:</w:t>
       </w:r>
       <w:r>
@@ -11605,15 +10931,7 @@
         <w:t>Operaciones de terminados:</w:t>
       </w:r>
       <w:r>
-        <w:t xml:space="preserve"> proceso lavandería, </w:t>
-      </w:r>
-      <w:proofErr w:type="spellStart"/>
-      <w:r>
-        <w:t>presillar</w:t>
-      </w:r>
-      <w:proofErr w:type="spellEnd"/>
-      <w:r>
-        <w:t>, ojalar, pegar botones, limpiar, planchar, empacar, entre otras.</w:t>
+        <w:t xml:space="preserve"> proceso lavandería, presillar, ojalar, pegar botones, limpiar, planchar, empacar, entre otras.</w:t>
       </w:r>
       <w:r>
         <w:tab/>
@@ -11981,7 +11299,7 @@
           <w:u w:val="single"/>
         </w:rPr>
       </w:pPr>
-      <w:bookmarkStart w:id="16" w:name="_Toc233634367"/>
+      <w:bookmarkStart w:id="16" w:name="_Toc236992933"/>
       <w:r>
         <w:lastRenderedPageBreak/>
         <w:t>Síntesis</w:t>
@@ -12020,10 +11338,10 @@
           <w:lang w:eastAsia="es-CO"/>
         </w:rPr>
         <w:drawing>
-          <wp:inline distT="0" distB="0" distL="0" distR="0" wp14:anchorId="3E28356E" wp14:editId="352D7901">
-            <wp:extent cx="4680000" cy="3372010"/>
+          <wp:inline distT="0" distB="0" distL="0" distR="0" wp14:anchorId="3FCEACFA" wp14:editId="674B877E">
+            <wp:extent cx="4680000" cy="3315705"/>
             <wp:effectExtent l="0" t="0" r="6350" b="0"/>
-            <wp:docPr id="935639945" name="Gráfico 18" descr="Diagrama de control de calidad en confección industrial que organiza contenidos de patronaje básico, trazo y corte, y procesos de confección por línea de producción."/>
+            <wp:docPr id="1488299297" name="Gráfico 3" descr="Diagrama de control de calidad en confección industrial que organiza contenidos de patronaje básico, trazo y corte, y procesos de confección por línea de producción."/>
             <wp:cNvGraphicFramePr>
               <a:graphicFrameLocks xmlns:a="http://schemas.openxmlformats.org/drawingml/2006/main" noChangeAspect="1"/>
             </wp:cNvGraphicFramePr>
@@ -12031,7 +11349,7 @@
               <a:graphicData uri="http://schemas.openxmlformats.org/drawingml/2006/picture">
                 <pic:pic xmlns:pic="http://schemas.openxmlformats.org/drawingml/2006/picture">
                   <pic:nvPicPr>
-                    <pic:cNvPr id="935639945" name="Gráfico 18" descr="Diagrama de control de calidad en confección industrial que organiza contenidos de patronaje básico, trazo y corte, y procesos de confección por línea de producción."/>
+                    <pic:cNvPr id="1488299297" name="Gráfico 3" descr="Diagrama de control de calidad en confección industrial que organiza contenidos de patronaje básico, trazo y corte, y procesos de confección por línea de producción."/>
                     <pic:cNvPicPr/>
                   </pic:nvPicPr>
                   <pic:blipFill>
@@ -12049,7 +11367,7 @@
                   <pic:spPr>
                     <a:xfrm>
                       <a:off x="0" y="0"/>
-                      <a:ext cx="4680000" cy="3372010"/>
+                      <a:ext cx="4680000" cy="3315705"/>
                     </a:xfrm>
                     <a:prstGeom prst="rect">
                       <a:avLst/>
@@ -12070,7 +11388,7 @@
           <w:numId w:val="0"/>
         </w:numPr>
       </w:pPr>
-      <w:bookmarkStart w:id="17" w:name="_Toc233634368"/>
+      <w:bookmarkStart w:id="17" w:name="_Toc236992934"/>
       <w:r>
         <w:lastRenderedPageBreak/>
         <w:t>Glosario</w:t>
@@ -12238,7 +11556,7 @@
         <w:rPr>
           <w:bCs/>
         </w:rPr>
-        <w:t xml:space="preserve"> resultado de la interpretación del diseño de la prenda, desarrollados a partir de los patrones básicos.</w:t>
+        <w:t xml:space="preserve"> resultado de la interpretación del diseño de la prenda, desarrollado a partir de los patrones básicos.</w:t>
       </w:r>
     </w:p>
     <w:p>
@@ -12422,7 +11740,7 @@
           <w:numId w:val="0"/>
         </w:numPr>
       </w:pPr>
-      <w:bookmarkStart w:id="18" w:name="_Toc233634369"/>
+      <w:bookmarkStart w:id="18" w:name="_Toc236992935"/>
       <w:r>
         <w:lastRenderedPageBreak/>
         <w:t>Referencias bibliográficas</w:t>
@@ -12434,40 +11752,32 @@
     </w:p>
     <w:p>
       <w:r>
-        <w:t>A5 Proyect Group (2020). Máquinas de corte automático.</w:t>
-      </w:r>
-    </w:p>
-    <w:p>
-      <w:r>
-        <w:t>Amaden-Crawford, C. (2014). Confección de moda: técnicas básicas. Vol. 2. Editorial Gustavo Gili.</w:t>
-      </w:r>
-    </w:p>
-    <w:p>
-      <w:r>
-        <w:t xml:space="preserve">Audaces </w:t>
-      </w:r>
-      <w:proofErr w:type="spellStart"/>
-      <w:r>
-        <w:t>Pattern</w:t>
-      </w:r>
-      <w:proofErr w:type="spellEnd"/>
-      <w:r>
-        <w:t>. Audaces. (2020).</w:t>
-      </w:r>
-    </w:p>
-    <w:p>
-      <w:r>
-        <w:t>Carrera de Diseño y Gestión en Moda. (2015). Técnicas de patronaje. Tomo I: Mujer. Universidad Peruana de Ciencias Aplicadas (UPC).</w:t>
-      </w:r>
-    </w:p>
-    <w:p>
-      <w:r>
-        <w:t>Duarte, N. (1983). Conocimientos básicos de corte. Unidad instruccional No. 3 SENA – Repositorio institucional.</w:t>
-      </w:r>
-    </w:p>
-    <w:p>
-      <w:r>
-        <w:t>Duarte, N. E. (1984). Toma de medidas para falda. SENA - Repositorio institucional</w:t>
+        <w:t>A5 Project Group. (2020). Máquinas de corte automático.</w:t>
+      </w:r>
+    </w:p>
+    <w:p>
+      <w:r>
+        <w:t>Amaden-Crawford, C. (2014). Confección de moda: técnicas básicas (Vol. 1). Editorial Gustavo Gili.</w:t>
+      </w:r>
+    </w:p>
+    <w:p>
+      <w:r>
+        <w:t>Audaces. (2020). Audaces Pattern [Software].</w:t>
+      </w:r>
+    </w:p>
+    <w:p>
+      <w:r>
+        <w:t>Carrera de Diseño y Gestión en Moda. (2015). Técnicas de patronaje: tomo I. Mujer. Universidad Peruana de Ciencias Aplicadas.</w:t>
+      </w:r>
+    </w:p>
+    <w:p>
+      <w:r>
+        <w:t>Duarte, N. (1983). Conocimientos básicos de corte: unidad instruccional n.º 3. Servicio Nacional de Aprendizaje.</w:t>
+      </w:r>
+    </w:p>
+    <w:p>
+      <w:r>
+        <w:t>Duarte, N. E. (1984). Toma de medidas para falda. Servicio Nacional de Aprendizaje.</w:t>
       </w:r>
     </w:p>
     <w:p>
@@ -12477,31 +11787,65 @@
     </w:p>
     <w:p>
       <w:r>
-        <w:t>Giraldo, M. (1990). Procesos básicos en la sala de corte. SENA</w:t>
-      </w:r>
-    </w:p>
-    <w:p>
-      <w:r>
-        <w:t>Giraldo, M. (1990). Selección de las máquinas para sala de corte. SENA.</w:t>
-      </w:r>
-    </w:p>
-    <w:p>
-      <w:r>
-        <w:t>OPTITEX, (2020). PATTERN DESIGN SOFTWARE INTEGRADO EN 2D Y 3D.</w:t>
-      </w:r>
-    </w:p>
-    <w:p>
-      <w:r>
-        <w:t xml:space="preserve">OPTITEX. (2020). </w:t>
-      </w:r>
-      <w:proofErr w:type="spellStart"/>
-      <w:r>
-        <w:t>CUTPLAN</w:t>
-      </w:r>
-      <w:r>
+        <w:t>Giraldo, M. (1990a). Procesos básicos en la sala de corte. Servicio Nacional de Aprendizaje.</w:t>
+      </w:r>
+    </w:p>
+    <w:p>
+      <w:r>
+        <w:t>Giraldo, M. (1990b). Selección de las máquinas para sala de corte. Servicio Nacional de Aprendizaje.</w:t>
+      </w:r>
+    </w:p>
+    <w:p>
+      <w:r>
+        <w:t>Gutiérrez, S. C. (s. f.). Terminología en patronaje [Documento de apoyo]. Servicio Nacional de Aprendizaje.</w:t>
+      </w:r>
+    </w:p>
+    <w:p>
+      <w:r>
+        <w:t>Optitex. (2020a). CutPlan [Software].</w:t>
+      </w:r>
+    </w:p>
+    <w:p/>
+    <w:p>
+      <w:r>
+        <w:lastRenderedPageBreak/>
+        <w:t>Optitex. (2020b). Pattern Design Software integrado en 2D y 3D [Software].</w:t>
+      </w:r>
+    </w:p>
+    <w:p>
+      <w:r>
+        <w:t>Servicio Nacional de Aprendizaje. (2011). Manual de patronaje básico e interpretación de diseños. Regional Distrito Capital, Centro de Manufactura en Textiles y Cuero.</w:t>
+      </w:r>
+    </w:p>
+    <w:p/>
+    <w:p/>
+    <w:p/>
+    <w:p/>
+    <w:p/>
+    <w:p/>
+    <w:p/>
+    <w:p/>
+    <w:p/>
+    <w:p/>
+    <w:p/>
+    <w:p/>
+    <w:p/>
+    <w:p/>
+    <w:p/>
+    <w:p>
+      <w:pPr>
+        <w:pStyle w:val="Titulosgenerales"/>
+        <w:numPr>
+          <w:ilvl w:val="0"/>
+          <w:numId w:val="0"/>
+        </w:numPr>
+      </w:pPr>
+      <w:bookmarkStart w:id="19" w:name="_Toc236992936"/>
+      <w:r>
+        <w:lastRenderedPageBreak/>
         <w:t>Créditos</w:t>
       </w:r>
-      <w:proofErr w:type="spellEnd"/>
+      <w:bookmarkEnd w:id="19"/>
     </w:p>
     <w:tbl>
       <w:tblPr>
@@ -12536,7 +11880,6 @@
               <w:rPr>
                 <w:lang w:eastAsia="es-CO"/>
               </w:rPr>
-              <w:lastRenderedPageBreak/>
               <w:t>Nombre</w:t>
             </w:r>
           </w:p>
@@ -12743,7 +12086,37 @@
               </w:rPr>
             </w:pPr>
             <w:r>
-              <w:t>CENTRO INDUSTRIAL DEL DISEÑO Y LA MANUFACTURA - Regional Santander</w:t>
+              <w:t>C</w:t>
+            </w:r>
+            <w:r>
+              <w:t>entro</w:t>
+            </w:r>
+            <w:r>
+              <w:t xml:space="preserve"> I</w:t>
+            </w:r>
+            <w:r>
+              <w:t xml:space="preserve">ndustrial del </w:t>
+            </w:r>
+            <w:r>
+              <w:t>D</w:t>
+            </w:r>
+            <w:r>
+              <w:t>iseño</w:t>
+            </w:r>
+            <w:r>
+              <w:t xml:space="preserve"> </w:t>
+            </w:r>
+            <w:r>
+              <w:t xml:space="preserve">y la </w:t>
+            </w:r>
+            <w:r>
+              <w:t>M</w:t>
+            </w:r>
+            <w:r>
+              <w:t>anufactura</w:t>
+            </w:r>
+            <w:r>
+              <w:t xml:space="preserve"> - Regional Santander</w:t>
             </w:r>
           </w:p>
         </w:tc>
@@ -12793,7 +12166,19 @@
               </w:rPr>
             </w:pPr>
             <w:r>
-              <w:t>CENTRO INDUSTRIAL DEL DISEÑO Y LA MANUFACTURA - Regional Santander</w:t>
+              <w:t>C</w:t>
+            </w:r>
+            <w:r>
+              <w:t>entro</w:t>
+            </w:r>
+            <w:r>
+              <w:t xml:space="preserve"> </w:t>
+            </w:r>
+            <w:r>
+              <w:t xml:space="preserve">Industrial del Diseño y la Manufactura </w:t>
+            </w:r>
+            <w:r>
+              <w:t>- Regional Santander</w:t>
             </w:r>
           </w:p>
         </w:tc>
@@ -12896,7 +12281,10 @@
               </w:rPr>
             </w:pPr>
             <w:r>
-              <w:t>Centro para la Industria de la Comunicación Gráfica – CENIGRAF - Regional Bogotá</w:t>
+              <w:t xml:space="preserve">Centro para la Industria de la Comunicación Gráfica – CENIGRAF - </w:t>
+            </w:r>
+            <w:r>
+              <w:t>Regional Distrito Capital</w:t>
             </w:r>
           </w:p>
         </w:tc>
@@ -12960,13 +12348,8 @@
             <w:pPr>
               <w:pStyle w:val="TextoTablas"/>
             </w:pPr>
-            <w:proofErr w:type="spellStart"/>
-            <w:r>
-              <w:t>Julian</w:t>
-            </w:r>
-            <w:proofErr w:type="spellEnd"/>
-            <w:r>
-              <w:t xml:space="preserve"> Fernando Vanegas Vega</w:t>
+            <w:r>
+              <w:t>Julian Fernando Vanegas Vega</w:t>
             </w:r>
           </w:p>
         </w:tc>
@@ -13071,13 +12454,8 @@
                 <w:lang w:val="es-CO"/>
               </w:rPr>
             </w:pPr>
-            <w:proofErr w:type="spellStart"/>
-            <w:r>
-              <w:t>Maria</w:t>
-            </w:r>
-            <w:proofErr w:type="spellEnd"/>
-            <w:r>
-              <w:t xml:space="preserve"> Alejandra Vera Briceño</w:t>
+            <w:r>
+              <w:t>Maria Alejandra Vera Briceño</w:t>
             </w:r>
           </w:p>
         </w:tc>
@@ -13177,6 +12555,7 @@
               <w:pStyle w:val="TextoTablas"/>
             </w:pPr>
             <w:r>
+              <w:lastRenderedPageBreak/>
               <w:t>Laura Paola Gelvez Manosalva</w:t>
             </w:r>
           </w:p>
@@ -13237,7 +12616,7 @@
 </file>
 
 <file path=word/endnotes.xml><?xml version="1.0" encoding="utf-8"?>
-<w:endnotes xmlns:wpc="http://schemas.microsoft.com/office/word/2010/wordprocessingCanvas" xmlns:cx="http://schemas.microsoft.com/office/drawing/2014/chartex" xmlns:cx1="http://schemas.microsoft.com/office/drawing/2015/9/8/chartex" xmlns:cx2="http://schemas.microsoft.com/office/drawing/2015/10/21/chartex" xmlns:cx3="http://schemas.microsoft.com/office/drawing/2016/5/9/chartex" xmlns:cx4="http://schemas.microsoft.com/office/drawing/2016/5/10/chartex" xmlns:cx5="http://schemas.microsoft.com/office/drawing/2016/5/11/chartex" xmlns:cx6="http://schemas.microsoft.com/office/drawing/2016/5/12/chartex" xmlns:cx7="http://schemas.microsoft.com/office/drawing/2016/5/13/chartex" xmlns:cx8="http://schemas.microsoft.com/office/drawing/2016/5/14/chartex" xmlns:mc="http://schemas.openxmlformats.org/markup-compatibility/2006" xmlns:aink="http://schemas.microsoft.com/office/drawing/2016/ink" xmlns:am3d="http://schemas.microsoft.com/office/drawing/2017/model3d" xmlns:o="urn:schemas-microsoft-com:office:office" xmlns:oel="http://schemas.microsoft.com/office/2019/extlst" xmlns:r="http://schemas.openxmlformats.org/officeDocument/2006/relationships" xmlns:m="http://schemas.openxmlformats.org/officeDocument/2006/math" xmlns:v="urn:schemas-microsoft-com:vml" xmlns:wp14="http://schemas.microsoft.com/office/word/2010/wordprocessingDrawing" xmlns:wp="http://schemas.openxmlformats.org/drawingml/2006/wordprocessingDrawing" xmlns:w10="urn:schemas-microsoft-com:office:word" xmlns:w="http://schemas.openxmlformats.org/wordprocessingml/2006/main" xmlns:w14="http://schemas.microsoft.com/office/word/2010/wordml" xmlns:w15="http://schemas.microsoft.com/office/word/2012/wordml" xmlns:w16cex="http://schemas.microsoft.com/office/word/2018/wordml/cex" xmlns:w16cid="http://schemas.microsoft.com/office/word/2016/wordml/cid" xmlns:w16="http://schemas.microsoft.com/office/word/2018/wordml" xmlns:w16du="http://schemas.microsoft.com/office/word/2023/wordml/word16du" xmlns:w16sdtdh="http://schemas.microsoft.com/office/word/2020/wordml/sdtdatahash" xmlns:w16sdtfl="http://schemas.microsoft.com/office/word/2024/wordml/sdtformatlock" xmlns:w16se="http://schemas.microsoft.com/office/word/2015/wordml/symex" xmlns:wpg="http://schemas.microsoft.com/office/word/2010/wordprocessingGroup" xmlns:wpi="http://schemas.microsoft.com/office/word/2010/wordprocessingInk" xmlns:wne="http://schemas.microsoft.com/office/word/2006/wordml" xmlns:wps="http://schemas.microsoft.com/office/word/2010/wordprocessingShape" mc:Ignorable="w14 w15 w16se w16cid w16 w16cex w16sdtdh w16sdtfl w16du wp14">
+<w:endnotes xmlns:wpc="http://schemas.microsoft.com/office/word/2010/wordprocessingCanvas" xmlns:cx="http://schemas.microsoft.com/office/drawing/2014/chartex" xmlns:cx1="http://schemas.microsoft.com/office/drawing/2015/9/8/chartex" xmlns:cx2="http://schemas.microsoft.com/office/drawing/2015/10/21/chartex" xmlns:cx3="http://schemas.microsoft.com/office/drawing/2016/5/9/chartex" xmlns:cx4="http://schemas.microsoft.com/office/drawing/2016/5/10/chartex" xmlns:cx5="http://schemas.microsoft.com/office/drawing/2016/5/11/chartex" xmlns:cx6="http://schemas.microsoft.com/office/drawing/2016/5/12/chartex" xmlns:cx7="http://schemas.microsoft.com/office/drawing/2016/5/13/chartex" xmlns:cx8="http://schemas.microsoft.com/office/drawing/2016/5/14/chartex" xmlns:mc="http://schemas.openxmlformats.org/markup-compatibility/2006" xmlns:aink="http://schemas.microsoft.com/office/drawing/2016/ink" xmlns:am3d="http://schemas.microsoft.com/office/drawing/2017/model3d" xmlns:o="urn:schemas-microsoft-com:office:office" xmlns:oel="http://schemas.microsoft.com/office/2019/extlst" xmlns:r="http://schemas.openxmlformats.org/officeDocument/2006/relationships" xmlns:m="http://schemas.openxmlformats.org/officeDocument/2006/math" xmlns:v="urn:schemas-microsoft-com:vml" xmlns:wp14="http://schemas.microsoft.com/office/word/2010/wordprocessingDrawing" xmlns:wp="http://schemas.openxmlformats.org/drawingml/2006/wordprocessingDrawing" xmlns:w10="urn:schemas-microsoft-com:office:word" xmlns:w="http://schemas.openxmlformats.org/wordprocessingml/2006/main" xmlns:w14="http://schemas.microsoft.com/office/word/2010/wordml" xmlns:w15="http://schemas.microsoft.com/office/word/2012/wordml" xmlns:w16cei="http://schemas.microsoft.com/office/word/2026/wordml/cei" xmlns:w16cex="http://schemas.microsoft.com/office/word/2018/wordml/cex" xmlns:w16cid="http://schemas.microsoft.com/office/word/2016/wordml/cid" xmlns:w16="http://schemas.microsoft.com/office/word/2018/wordml" xmlns:w16du="http://schemas.microsoft.com/office/word/2023/wordml/word16du" xmlns:w16sdtdh="http://schemas.microsoft.com/office/word/2020/wordml/sdtdatahash" xmlns:w16sdtfl="http://schemas.microsoft.com/office/word/2024/wordml/sdtformatlock" xmlns:w16se="http://schemas.microsoft.com/office/word/2015/wordml/symex" xmlns:wpg="http://schemas.microsoft.com/office/word/2010/wordprocessingGroup" xmlns:wpi="http://schemas.microsoft.com/office/word/2010/wordprocessingInk" xmlns:wne="http://schemas.microsoft.com/office/word/2006/wordml" xmlns:wps="http://schemas.microsoft.com/office/word/2010/wordprocessingShape" mc:Ignorable="w14 w15 w16se w16cid w16 w16cex w16sdtdh w16sdtfl w16du wp14">
   <w:endnote w:type="separator" w:id="-1">
     <w:p>
       <w:pPr>
@@ -13262,7 +12641,7 @@
 </file>
 
 <file path=word/footer1.xml><?xml version="1.0" encoding="utf-8"?>
-<w:ftr xmlns:wpc="http://schemas.microsoft.com/office/word/2010/wordprocessingCanvas" xmlns:cx="http://schemas.microsoft.com/office/drawing/2014/chartex" xmlns:cx1="http://schemas.microsoft.com/office/drawing/2015/9/8/chartex" xmlns:cx2="http://schemas.microsoft.com/office/drawing/2015/10/21/chartex" xmlns:cx3="http://schemas.microsoft.com/office/drawing/2016/5/9/chartex" xmlns:cx4="http://schemas.microsoft.com/office/drawing/2016/5/10/chartex" xmlns:cx5="http://schemas.microsoft.com/office/drawing/2016/5/11/chartex" xmlns:cx6="http://schemas.microsoft.com/office/drawing/2016/5/12/chartex" xmlns:cx7="http://schemas.microsoft.com/office/drawing/2016/5/13/chartex" xmlns:cx8="http://schemas.microsoft.com/office/drawing/2016/5/14/chartex" xmlns:mc="http://schemas.openxmlformats.org/markup-compatibility/2006" xmlns:aink="http://schemas.microsoft.com/office/drawing/2016/ink" xmlns:am3d="http://schemas.microsoft.com/office/drawing/2017/model3d" xmlns:o="urn:schemas-microsoft-com:office:office" xmlns:oel="http://schemas.microsoft.com/office/2019/extlst" xmlns:r="http://schemas.openxmlformats.org/officeDocument/2006/relationships" xmlns:m="http://schemas.openxmlformats.org/officeDocument/2006/math" xmlns:v="urn:schemas-microsoft-com:vml" xmlns:wp14="http://schemas.microsoft.com/office/word/2010/wordprocessingDrawing" xmlns:wp="http://schemas.openxmlformats.org/drawingml/2006/wordprocessingDrawing" xmlns:w10="urn:schemas-microsoft-com:office:word" xmlns:w="http://schemas.openxmlformats.org/wordprocessingml/2006/main" xmlns:w14="http://schemas.microsoft.com/office/word/2010/wordml" xmlns:w15="http://schemas.microsoft.com/office/word/2012/wordml" xmlns:w16cex="http://schemas.microsoft.com/office/word/2018/wordml/cex" xmlns:w16cid="http://schemas.microsoft.com/office/word/2016/wordml/cid" xmlns:w16="http://schemas.microsoft.com/office/word/2018/wordml" xmlns:w16du="http://schemas.microsoft.com/office/word/2023/wordml/word16du" xmlns:w16sdtdh="http://schemas.microsoft.com/office/word/2020/wordml/sdtdatahash" xmlns:w16sdtfl="http://schemas.microsoft.com/office/word/2024/wordml/sdtformatlock" xmlns:w16se="http://schemas.microsoft.com/office/word/2015/wordml/symex" xmlns:wpg="http://schemas.microsoft.com/office/word/2010/wordprocessingGroup" xmlns:wpi="http://schemas.microsoft.com/office/word/2010/wordprocessingInk" xmlns:wne="http://schemas.microsoft.com/office/word/2006/wordml" xmlns:wps="http://schemas.microsoft.com/office/word/2010/wordprocessingShape" mc:Ignorable="w14 w15 w16se w16cid w16 w16cex w16sdtdh w16sdtfl w16du wp14">
+<w:ftr xmlns:wpc="http://schemas.microsoft.com/office/word/2010/wordprocessingCanvas" xmlns:cx="http://schemas.microsoft.com/office/drawing/2014/chartex" xmlns:cx1="http://schemas.microsoft.com/office/drawing/2015/9/8/chartex" xmlns:cx2="http://schemas.microsoft.com/office/drawing/2015/10/21/chartex" xmlns:cx3="http://schemas.microsoft.com/office/drawing/2016/5/9/chartex" xmlns:cx4="http://schemas.microsoft.com/office/drawing/2016/5/10/chartex" xmlns:cx5="http://schemas.microsoft.com/office/drawing/2016/5/11/chartex" xmlns:cx6="http://schemas.microsoft.com/office/drawing/2016/5/12/chartex" xmlns:cx7="http://schemas.microsoft.com/office/drawing/2016/5/13/chartex" xmlns:cx8="http://schemas.microsoft.com/office/drawing/2016/5/14/chartex" xmlns:mc="http://schemas.openxmlformats.org/markup-compatibility/2006" xmlns:aink="http://schemas.microsoft.com/office/drawing/2016/ink" xmlns:am3d="http://schemas.microsoft.com/office/drawing/2017/model3d" xmlns:o="urn:schemas-microsoft-com:office:office" xmlns:oel="http://schemas.microsoft.com/office/2019/extlst" xmlns:r="http://schemas.openxmlformats.org/officeDocument/2006/relationships" xmlns:m="http://schemas.openxmlformats.org/officeDocument/2006/math" xmlns:v="urn:schemas-microsoft-com:vml" xmlns:wp14="http://schemas.microsoft.com/office/word/2010/wordprocessingDrawing" xmlns:wp="http://schemas.openxmlformats.org/drawingml/2006/wordprocessingDrawing" xmlns:w10="urn:schemas-microsoft-com:office:word" xmlns:w="http://schemas.openxmlformats.org/wordprocessingml/2006/main" xmlns:w14="http://schemas.microsoft.com/office/word/2010/wordml" xmlns:w15="http://schemas.microsoft.com/office/word/2012/wordml" xmlns:w16cei="http://schemas.microsoft.com/office/word/2026/wordml/cei" xmlns:w16cex="http://schemas.microsoft.com/office/word/2018/wordml/cex" xmlns:w16cid="http://schemas.microsoft.com/office/word/2016/wordml/cid" xmlns:w16="http://schemas.microsoft.com/office/word/2018/wordml" xmlns:w16du="http://schemas.microsoft.com/office/word/2023/wordml/word16du" xmlns:w16sdtdh="http://schemas.microsoft.com/office/word/2020/wordml/sdtdatahash" xmlns:w16sdtfl="http://schemas.microsoft.com/office/word/2024/wordml/sdtformatlock" xmlns:w16se="http://schemas.microsoft.com/office/word/2015/wordml/symex" xmlns:wpg="http://schemas.microsoft.com/office/word/2010/wordprocessingGroup" xmlns:wpi="http://schemas.microsoft.com/office/word/2010/wordprocessingInk" xmlns:wne="http://schemas.microsoft.com/office/word/2006/wordml" xmlns:wps="http://schemas.microsoft.com/office/word/2010/wordprocessingShape" mc:Ignorable="w14 w15 w16se w16cid w16 w16cex w16sdtdh w16sdtfl w16du wp14">
   <w:sdt>
     <w:sdtPr>
       <w:id w:val="-1465197936"/>
@@ -13307,7 +12686,7 @@
 </file>
 
 <file path=word/footnotes.xml><?xml version="1.0" encoding="utf-8"?>
-<w:footnotes xmlns:wpc="http://schemas.microsoft.com/office/word/2010/wordprocessingCanvas" xmlns:cx="http://schemas.microsoft.com/office/drawing/2014/chartex" xmlns:cx1="http://schemas.microsoft.com/office/drawing/2015/9/8/chartex" xmlns:cx2="http://schemas.microsoft.com/office/drawing/2015/10/21/chartex" xmlns:cx3="http://schemas.microsoft.com/office/drawing/2016/5/9/chartex" xmlns:cx4="http://schemas.microsoft.com/office/drawing/2016/5/10/chartex" xmlns:cx5="http://schemas.microsoft.com/office/drawing/2016/5/11/chartex" xmlns:cx6="http://schemas.microsoft.com/office/drawing/2016/5/12/chartex" xmlns:cx7="http://schemas.microsoft.com/office/drawing/2016/5/13/chartex" xmlns:cx8="http://schemas.microsoft.com/office/drawing/2016/5/14/chartex" xmlns:mc="http://schemas.openxmlformats.org/markup-compatibility/2006" xmlns:aink="http://schemas.microsoft.com/office/drawing/2016/ink" xmlns:am3d="http://schemas.microsoft.com/office/drawing/2017/model3d" xmlns:o="urn:schemas-microsoft-com:office:office" xmlns:oel="http://schemas.microsoft.com/office/2019/extlst" xmlns:r="http://schemas.openxmlformats.org/officeDocument/2006/relationships" xmlns:m="http://schemas.openxmlformats.org/officeDocument/2006/math" xmlns:v="urn:schemas-microsoft-com:vml" xmlns:wp14="http://schemas.microsoft.com/office/word/2010/wordprocessingDrawing" xmlns:wp="http://schemas.openxmlformats.org/drawingml/2006/wordprocessingDrawing" xmlns:w10="urn:schemas-microsoft-com:office:word" xmlns:w="http://schemas.openxmlformats.org/wordprocessingml/2006/main" xmlns:w14="http://schemas.microsoft.com/office/word/2010/wordml" xmlns:w15="http://schemas.microsoft.com/office/word/2012/wordml" xmlns:w16cex="http://schemas.microsoft.com/office/word/2018/wordml/cex" xmlns:w16cid="http://schemas.microsoft.com/office/word/2016/wordml/cid" xmlns:w16="http://schemas.microsoft.com/office/word/2018/wordml" xmlns:w16du="http://schemas.microsoft.com/office/word/2023/wordml/word16du" xmlns:w16sdtdh="http://schemas.microsoft.com/office/word/2020/wordml/sdtdatahash" xmlns:w16sdtfl="http://schemas.microsoft.com/office/word/2024/wordml/sdtformatlock" xmlns:w16se="http://schemas.microsoft.com/office/word/2015/wordml/symex" xmlns:wpg="http://schemas.microsoft.com/office/word/2010/wordprocessingGroup" xmlns:wpi="http://schemas.microsoft.com/office/word/2010/wordprocessingInk" xmlns:wne="http://schemas.microsoft.com/office/word/2006/wordml" xmlns:wps="http://schemas.microsoft.com/office/word/2010/wordprocessingShape" mc:Ignorable="w14 w15 w16se w16cid w16 w16cex w16sdtdh w16sdtfl w16du wp14">
+<w:footnotes xmlns:wpc="http://schemas.microsoft.com/office/word/2010/wordprocessingCanvas" xmlns:cx="http://schemas.microsoft.com/office/drawing/2014/chartex" xmlns:cx1="http://schemas.microsoft.com/office/drawing/2015/9/8/chartex" xmlns:cx2="http://schemas.microsoft.com/office/drawing/2015/10/21/chartex" xmlns:cx3="http://schemas.microsoft.com/office/drawing/2016/5/9/chartex" xmlns:cx4="http://schemas.microsoft.com/office/drawing/2016/5/10/chartex" xmlns:cx5="http://schemas.microsoft.com/office/drawing/2016/5/11/chartex" xmlns:cx6="http://schemas.microsoft.com/office/drawing/2016/5/12/chartex" xmlns:cx7="http://schemas.microsoft.com/office/drawing/2016/5/13/chartex" xmlns:cx8="http://schemas.microsoft.com/office/drawing/2016/5/14/chartex" xmlns:mc="http://schemas.openxmlformats.org/markup-compatibility/2006" xmlns:aink="http://schemas.microsoft.com/office/drawing/2016/ink" xmlns:am3d="http://schemas.microsoft.com/office/drawing/2017/model3d" xmlns:o="urn:schemas-microsoft-com:office:office" xmlns:oel="http://schemas.microsoft.com/office/2019/extlst" xmlns:r="http://schemas.openxmlformats.org/officeDocument/2006/relationships" xmlns:m="http://schemas.openxmlformats.org/officeDocument/2006/math" xmlns:v="urn:schemas-microsoft-com:vml" xmlns:wp14="http://schemas.microsoft.com/office/word/2010/wordprocessingDrawing" xmlns:wp="http://schemas.openxmlformats.org/drawingml/2006/wordprocessingDrawing" xmlns:w10="urn:schemas-microsoft-com:office:word" xmlns:w="http://schemas.openxmlformats.org/wordprocessingml/2006/main" xmlns:w14="http://schemas.microsoft.com/office/word/2010/wordml" xmlns:w15="http://schemas.microsoft.com/office/word/2012/wordml" xmlns:w16cei="http://schemas.microsoft.com/office/word/2026/wordml/cei" xmlns:w16cex="http://schemas.microsoft.com/office/word/2018/wordml/cex" xmlns:w16cid="http://schemas.microsoft.com/office/word/2016/wordml/cid" xmlns:w16="http://schemas.microsoft.com/office/word/2018/wordml" xmlns:w16du="http://schemas.microsoft.com/office/word/2023/wordml/word16du" xmlns:w16sdtdh="http://schemas.microsoft.com/office/word/2020/wordml/sdtdatahash" xmlns:w16sdtfl="http://schemas.microsoft.com/office/word/2024/wordml/sdtformatlock" xmlns:w16se="http://schemas.microsoft.com/office/word/2015/wordml/symex" xmlns:wpg="http://schemas.microsoft.com/office/word/2010/wordprocessingGroup" xmlns:wpi="http://schemas.microsoft.com/office/word/2010/wordprocessingInk" xmlns:wne="http://schemas.microsoft.com/office/word/2006/wordml" xmlns:wps="http://schemas.microsoft.com/office/word/2010/wordprocessingShape" mc:Ignorable="w14 w15 w16se w16cid w16 w16cex w16sdtdh w16sdtfl w16du wp14">
   <w:footnote w:type="separator" w:id="-1">
     <w:p>
       <w:pPr>
@@ -13332,7 +12711,7 @@
 </file>
 
 <file path=word/header1.xml><?xml version="1.0" encoding="utf-8"?>
-<w:hdr xmlns:wpc="http://schemas.microsoft.com/office/word/2010/wordprocessingCanvas" xmlns:cx="http://schemas.microsoft.com/office/drawing/2014/chartex" xmlns:cx1="http://schemas.microsoft.com/office/drawing/2015/9/8/chartex" xmlns:cx2="http://schemas.microsoft.com/office/drawing/2015/10/21/chartex" xmlns:cx3="http://schemas.microsoft.com/office/drawing/2016/5/9/chartex" xmlns:cx4="http://schemas.microsoft.com/office/drawing/2016/5/10/chartex" xmlns:cx5="http://schemas.microsoft.com/office/drawing/2016/5/11/chartex" xmlns:cx6="http://schemas.microsoft.com/office/drawing/2016/5/12/chartex" xmlns:cx7="http://schemas.microsoft.com/office/drawing/2016/5/13/chartex" xmlns:cx8="http://schemas.microsoft.com/office/drawing/2016/5/14/chartex" xmlns:mc="http://schemas.openxmlformats.org/markup-compatibility/2006" xmlns:aink="http://schemas.microsoft.com/office/drawing/2016/ink" xmlns:am3d="http://schemas.microsoft.com/office/drawing/2017/model3d" xmlns:o="urn:schemas-microsoft-com:office:office" xmlns:oel="http://schemas.microsoft.com/office/2019/extlst" xmlns:r="http://schemas.openxmlformats.org/officeDocument/2006/relationships" xmlns:m="http://schemas.openxmlformats.org/officeDocument/2006/math" xmlns:v="urn:schemas-microsoft-com:vml" xmlns:wp14="http://schemas.microsoft.com/office/word/2010/wordprocessingDrawing" xmlns:wp="http://schemas.openxmlformats.org/drawingml/2006/wordprocessingDrawing" xmlns:w10="urn:schemas-microsoft-com:office:word" xmlns:w="http://schemas.openxmlformats.org/wordprocessingml/2006/main" xmlns:w14="http://schemas.microsoft.com/office/word/2010/wordml" xmlns:w15="http://schemas.microsoft.com/office/word/2012/wordml" xmlns:w16cex="http://schemas.microsoft.com/office/word/2018/wordml/cex" xmlns:w16cid="http://schemas.microsoft.com/office/word/2016/wordml/cid" xmlns:w16="http://schemas.microsoft.com/office/word/2018/wordml" xmlns:w16du="http://schemas.microsoft.com/office/word/2023/wordml/word16du" xmlns:w16sdtdh="http://schemas.microsoft.com/office/word/2020/wordml/sdtdatahash" xmlns:w16sdtfl="http://schemas.microsoft.com/office/word/2024/wordml/sdtformatlock" xmlns:w16se="http://schemas.microsoft.com/office/word/2015/wordml/symex" xmlns:wpg="http://schemas.microsoft.com/office/word/2010/wordprocessingGroup" xmlns:wpi="http://schemas.microsoft.com/office/word/2010/wordprocessingInk" xmlns:wne="http://schemas.microsoft.com/office/word/2006/wordml" xmlns:wps="http://schemas.microsoft.com/office/word/2010/wordprocessingShape" mc:Ignorable="w14 w15 w16se w16cid w16 w16cex w16sdtdh w16sdtfl w16du wp14">
+<w:hdr xmlns:wpc="http://schemas.microsoft.com/office/word/2010/wordprocessingCanvas" xmlns:cx="http://schemas.microsoft.com/office/drawing/2014/chartex" xmlns:cx1="http://schemas.microsoft.com/office/drawing/2015/9/8/chartex" xmlns:cx2="http://schemas.microsoft.com/office/drawing/2015/10/21/chartex" xmlns:cx3="http://schemas.microsoft.com/office/drawing/2016/5/9/chartex" xmlns:cx4="http://schemas.microsoft.com/office/drawing/2016/5/10/chartex" xmlns:cx5="http://schemas.microsoft.com/office/drawing/2016/5/11/chartex" xmlns:cx6="http://schemas.microsoft.com/office/drawing/2016/5/12/chartex" xmlns:cx7="http://schemas.microsoft.com/office/drawing/2016/5/13/chartex" xmlns:cx8="http://schemas.microsoft.com/office/drawing/2016/5/14/chartex" xmlns:mc="http://schemas.openxmlformats.org/markup-compatibility/2006" xmlns:aink="http://schemas.microsoft.com/office/drawing/2016/ink" xmlns:am3d="http://schemas.microsoft.com/office/drawing/2017/model3d" xmlns:o="urn:schemas-microsoft-com:office:office" xmlns:oel="http://schemas.microsoft.com/office/2019/extlst" xmlns:r="http://schemas.openxmlformats.org/officeDocument/2006/relationships" xmlns:m="http://schemas.openxmlformats.org/officeDocument/2006/math" xmlns:v="urn:schemas-microsoft-com:vml" xmlns:wp14="http://schemas.microsoft.com/office/word/2010/wordprocessingDrawing" xmlns:wp="http://schemas.openxmlformats.org/drawingml/2006/wordprocessingDrawing" xmlns:w10="urn:schemas-microsoft-com:office:word" xmlns:w="http://schemas.openxmlformats.org/wordprocessingml/2006/main" xmlns:w14="http://schemas.microsoft.com/office/word/2010/wordml" xmlns:w15="http://schemas.microsoft.com/office/word/2012/wordml" xmlns:w16cei="http://schemas.microsoft.com/office/word/2026/wordml/cei" xmlns:w16cex="http://schemas.microsoft.com/office/word/2018/wordml/cex" xmlns:w16cid="http://schemas.microsoft.com/office/word/2016/wordml/cid" xmlns:w16="http://schemas.microsoft.com/office/word/2018/wordml" xmlns:w16du="http://schemas.microsoft.com/office/word/2023/wordml/word16du" xmlns:w16sdtdh="http://schemas.microsoft.com/office/word/2020/wordml/sdtdatahash" xmlns:w16sdtfl="http://schemas.microsoft.com/office/word/2024/wordml/sdtformatlock" xmlns:w16se="http://schemas.microsoft.com/office/word/2015/wordml/symex" xmlns:wpg="http://schemas.microsoft.com/office/word/2010/wordprocessingGroup" xmlns:wpi="http://schemas.microsoft.com/office/word/2010/wordprocessingInk" xmlns:wne="http://schemas.microsoft.com/office/word/2006/wordml" xmlns:wps="http://schemas.microsoft.com/office/word/2010/wordprocessingShape" mc:Ignorable="w14 w15 w16se w16cid w16 w16cex w16sdtdh w16sdtfl w16du wp14">
   <w:p>
     <w:pPr>
       <w:pStyle w:val="Encabezado"/>
@@ -13418,7 +12797,7 @@
 </file>
 
 <file path=word/numbering.xml><?xml version="1.0" encoding="utf-8"?>
-<w:numbering xmlns:wpc="http://schemas.microsoft.com/office/word/2010/wordprocessingCanvas" xmlns:cx="http://schemas.microsoft.com/office/drawing/2014/chartex" xmlns:cx1="http://schemas.microsoft.com/office/drawing/2015/9/8/chartex" xmlns:cx2="http://schemas.microsoft.com/office/drawing/2015/10/21/chartex" xmlns:cx3="http://schemas.microsoft.com/office/drawing/2016/5/9/chartex" xmlns:cx4="http://schemas.microsoft.com/office/drawing/2016/5/10/chartex" xmlns:cx5="http://schemas.microsoft.com/office/drawing/2016/5/11/chartex" xmlns:cx6="http://schemas.microsoft.com/office/drawing/2016/5/12/chartex" xmlns:cx7="http://schemas.microsoft.com/office/drawing/2016/5/13/chartex" xmlns:cx8="http://schemas.microsoft.com/office/drawing/2016/5/14/chartex" xmlns:mc="http://schemas.openxmlformats.org/markup-compatibility/2006" xmlns:aink="http://schemas.microsoft.com/office/drawing/2016/ink" xmlns:am3d="http://schemas.microsoft.com/office/drawing/2017/model3d" xmlns:o="urn:schemas-microsoft-com:office:office" xmlns:oel="http://schemas.microsoft.com/office/2019/extlst" xmlns:r="http://schemas.openxmlformats.org/officeDocument/2006/relationships" xmlns:m="http://schemas.openxmlformats.org/officeDocument/2006/math" xmlns:v="urn:schemas-microsoft-com:vml" xmlns:wp14="http://schemas.microsoft.com/office/word/2010/wordprocessingDrawing" xmlns:wp="http://schemas.openxmlformats.org/drawingml/2006/wordprocessingDrawing" xmlns:w10="urn:schemas-microsoft-com:office:word" xmlns:w="http://schemas.openxmlformats.org/wordprocessingml/2006/main" xmlns:w14="http://schemas.microsoft.com/office/word/2010/wordml" xmlns:w15="http://schemas.microsoft.com/office/word/2012/wordml" xmlns:w16cex="http://schemas.microsoft.com/office/word/2018/wordml/cex" xmlns:w16cid="http://schemas.microsoft.com/office/word/2016/wordml/cid" xmlns:w16="http://schemas.microsoft.com/office/word/2018/wordml" xmlns:w16du="http://schemas.microsoft.com/office/word/2023/wordml/word16du" xmlns:w16sdtdh="http://schemas.microsoft.com/office/word/2020/wordml/sdtdatahash" xmlns:w16sdtfl="http://schemas.microsoft.com/office/word/2024/wordml/sdtformatlock" xmlns:w16se="http://schemas.microsoft.com/office/word/2015/wordml/symex" xmlns:wpg="http://schemas.microsoft.com/office/word/2010/wordprocessingGroup" xmlns:wpi="http://schemas.microsoft.com/office/word/2010/wordprocessingInk" xmlns:wne="http://schemas.microsoft.com/office/word/2006/wordml" xmlns:wps="http://schemas.microsoft.com/office/word/2010/wordprocessingShape" mc:Ignorable="w14 w15 w16se w16cid w16 w16cex w16sdtdh w16sdtfl w16du wp14">
+<w:numbering xmlns:wpc="http://schemas.microsoft.com/office/word/2010/wordprocessingCanvas" xmlns:cx="http://schemas.microsoft.com/office/drawing/2014/chartex" xmlns:cx1="http://schemas.microsoft.com/office/drawing/2015/9/8/chartex" xmlns:cx2="http://schemas.microsoft.com/office/drawing/2015/10/21/chartex" xmlns:cx3="http://schemas.microsoft.com/office/drawing/2016/5/9/chartex" xmlns:cx4="http://schemas.microsoft.com/office/drawing/2016/5/10/chartex" xmlns:cx5="http://schemas.microsoft.com/office/drawing/2016/5/11/chartex" xmlns:cx6="http://schemas.microsoft.com/office/drawing/2016/5/12/chartex" xmlns:cx7="http://schemas.microsoft.com/office/drawing/2016/5/13/chartex" xmlns:cx8="http://schemas.microsoft.com/office/drawing/2016/5/14/chartex" xmlns:mc="http://schemas.openxmlformats.org/markup-compatibility/2006" xmlns:aink="http://schemas.microsoft.com/office/drawing/2016/ink" xmlns:am3d="http://schemas.microsoft.com/office/drawing/2017/model3d" xmlns:o="urn:schemas-microsoft-com:office:office" xmlns:oel="http://schemas.microsoft.com/office/2019/extlst" xmlns:r="http://schemas.openxmlformats.org/officeDocument/2006/relationships" xmlns:m="http://schemas.openxmlformats.org/officeDocument/2006/math" xmlns:v="urn:schemas-microsoft-com:vml" xmlns:wp14="http://schemas.microsoft.com/office/word/2010/wordprocessingDrawing" xmlns:wp="http://schemas.openxmlformats.org/drawingml/2006/wordprocessingDrawing" xmlns:w10="urn:schemas-microsoft-com:office:word" xmlns:w="http://schemas.openxmlformats.org/wordprocessingml/2006/main" xmlns:w14="http://schemas.microsoft.com/office/word/2010/wordml" xmlns:w15="http://schemas.microsoft.com/office/word/2012/wordml" xmlns:w16cei="http://schemas.microsoft.com/office/word/2026/wordml/cei" xmlns:w16cex="http://schemas.microsoft.com/office/word/2018/wordml/cex" xmlns:w16cid="http://schemas.microsoft.com/office/word/2016/wordml/cid" xmlns:w16="http://schemas.microsoft.com/office/word/2018/wordml" xmlns:w16du="http://schemas.microsoft.com/office/word/2023/wordml/word16du" xmlns:w16sdtdh="http://schemas.microsoft.com/office/word/2020/wordml/sdtdatahash" xmlns:w16sdtfl="http://schemas.microsoft.com/office/word/2024/wordml/sdtformatlock" xmlns:w16se="http://schemas.microsoft.com/office/word/2015/wordml/symex" xmlns:wpg="http://schemas.microsoft.com/office/word/2010/wordprocessingGroup" xmlns:wpi="http://schemas.microsoft.com/office/word/2010/wordprocessingInk" xmlns:wne="http://schemas.microsoft.com/office/word/2006/wordml" xmlns:wps="http://schemas.microsoft.com/office/word/2010/wordprocessingShape" mc:Ignorable="w14 w15 w16se w16cid w16 w16cex w16sdtdh w16sdtfl w16du wp14">
   <w:abstractNum w:abstractNumId="0" w15:restartNumberingAfterBreak="0">
     <w:nsid w:val="FFFFFF89"/>
     <w:multiLevelType w:val="singleLevel"/>
@@ -16804,6 +16183,9 @@
   </w:num>
   <w:num w:numId="32" w16cid:durableId="553126578">
     <w:abstractNumId w:val="4"/>
+  </w:num>
+  <w:num w:numId="33" w16cid:durableId="1119106485">
+    <w:abstractNumId w:val="1"/>
   </w:num>
   <w:numIdMacAtCleanup w:val="31"/>
 </w:numbering>
@@ -18616,19 +17998,17 @@
 </file>
 
 <file path=customXml/item1.xml><?xml version="1.0" encoding="utf-8"?>
-<?mso-contentType ?>
-<FormTemplates xmlns="http://schemas.microsoft.com/sharepoint/v3/contenttype/forms">
-  <Display>DocumentLibraryForm</Display>
-  <Edit>DocumentLibraryForm</Edit>
-  <New>DocumentLibraryForm</New>
-</FormTemplates>
+<p:properties xmlns:p="http://schemas.microsoft.com/office/2006/metadata/properties" xmlns:xsi="http://www.w3.org/2001/XMLSchema-instance" xmlns:pc="http://schemas.microsoft.com/office/infopath/2007/PartnerControls">
+  <documentManagement>
+    <TaxCatchAll xmlns="13c90a0b-73bc-4dc0-be5f-28d77b615beb" xsi:nil="true"/>
+    <lcf76f155ced4ddcb4097134ff3c332f xmlns="13c93bba-48ce-428c-bfe5-88b42c19b028">
+      <Terms xmlns="http://schemas.microsoft.com/office/infopath/2007/PartnerControls"/>
+    </lcf76f155ced4ddcb4097134ff3c332f>
+  </documentManagement>
+</p:properties>
 </file>
 
 <file path=customXml/item2.xml><?xml version="1.0" encoding="utf-8"?>
-<b:Sources xmlns:b="http://schemas.openxmlformats.org/officeDocument/2006/bibliography" xmlns="http://schemas.openxmlformats.org/officeDocument/2006/bibliography" SelectedStyle="\APASixthEditionOfficeOnline.xsl" StyleName="APA" Version="6"/>
-</file>
-
-<file path=customXml/item3.xml><?xml version="1.0" encoding="utf-8"?>
 <ct:contentTypeSchema xmlns:ct="http://schemas.microsoft.com/office/2006/metadata/contentType" xmlns:ma="http://schemas.microsoft.com/office/2006/metadata/properties/metaAttributes" ct:_="" ma:_="" ma:contentTypeName="Documento" ma:contentTypeID="0x0101006A81D6BD42E8DF4C91013959704817E1" ma:contentTypeVersion="15" ma:contentTypeDescription="Crear nuevo documento." ma:contentTypeScope="" ma:versionID="bf4f72ffd194f0963ff564daca6869f7">
   <xsd:schema xmlns:xsd="http://www.w3.org/2001/XMLSchema" xmlns:xs="http://www.w3.org/2001/XMLSchema" xmlns:p="http://schemas.microsoft.com/office/2006/metadata/properties" xmlns:ns2="13c90a0b-73bc-4dc0-be5f-28d77b615beb" xmlns:ns3="13c93bba-48ce-428c-bfe5-88b42c19b028" targetNamespace="http://schemas.microsoft.com/office/2006/metadata/properties" ma:root="true" ma:fieldsID="8718d6f4873a5b1392a45044efa78385" ns2:_="" ns3:_="">
     <xsd:import namespace="13c90a0b-73bc-4dc0-be5f-28d77b615beb"/>
@@ -18863,34 +18243,31 @@
 </ct:contentTypeSchema>
 </file>
 
+<file path=customXml/item3.xml><?xml version="1.0" encoding="utf-8"?>
+<b:Sources xmlns:b="http://schemas.openxmlformats.org/officeDocument/2006/bibliography" xmlns="http://schemas.openxmlformats.org/officeDocument/2006/bibliography" SelectedStyle="\APASixthEditionOfficeOnline.xsl" StyleName="APA" Version="6"/>
+</file>
+
 <file path=customXml/item4.xml><?xml version="1.0" encoding="utf-8"?>
-<p:properties xmlns:p="http://schemas.microsoft.com/office/2006/metadata/properties" xmlns:xsi="http://www.w3.org/2001/XMLSchema-instance" xmlns:pc="http://schemas.microsoft.com/office/infopath/2007/PartnerControls">
-  <documentManagement>
-    <TaxCatchAll xmlns="13c90a0b-73bc-4dc0-be5f-28d77b615beb" xsi:nil="true"/>
-    <lcf76f155ced4ddcb4097134ff3c332f xmlns="13c93bba-48ce-428c-bfe5-88b42c19b028">
-      <Terms xmlns="http://schemas.microsoft.com/office/infopath/2007/PartnerControls"/>
-    </lcf76f155ced4ddcb4097134ff3c332f>
-  </documentManagement>
-</p:properties>
+<?mso-contentType ?>
+<FormTemplates xmlns="http://schemas.microsoft.com/sharepoint/v3/contenttype/forms">
+  <Display>DocumentLibraryForm</Display>
+  <Edit>DocumentLibraryForm</Edit>
+  <New>DocumentLibraryForm</New>
+</FormTemplates>
 </file>
 
 <file path=customXml/itemProps1.xml><?xml version="1.0" encoding="utf-8"?>
-<ds:datastoreItem xmlns:ds="http://schemas.openxmlformats.org/officeDocument/2006/customXml" ds:itemID="{10663269-2064-4804-8290-36D4A57F5557}">
+<ds:datastoreItem xmlns:ds="http://schemas.openxmlformats.org/officeDocument/2006/customXml" ds:itemID="{1279454D-02BE-4A9C-A117-DCD1573E2608}">
   <ds:schemaRefs>
-    <ds:schemaRef ds:uri="http://schemas.microsoft.com/sharepoint/v3/contenttype/forms"/>
+    <ds:schemaRef ds:uri="http://schemas.microsoft.com/office/2006/metadata/properties"/>
+    <ds:schemaRef ds:uri="http://schemas.microsoft.com/office/infopath/2007/PartnerControls"/>
+    <ds:schemaRef ds:uri="13c90a0b-73bc-4dc0-be5f-28d77b615beb"/>
+    <ds:schemaRef ds:uri="13c93bba-48ce-428c-bfe5-88b42c19b028"/>
   </ds:schemaRefs>
 </ds:datastoreItem>
 </file>
 
 <file path=customXml/itemProps2.xml><?xml version="1.0" encoding="utf-8"?>
-<ds:datastoreItem xmlns:ds="http://schemas.openxmlformats.org/officeDocument/2006/customXml" ds:itemID="{B26595B2-465F-4D33-B406-3A3320F5F5A7}">
-  <ds:schemaRefs>
-    <ds:schemaRef ds:uri="http://schemas.openxmlformats.org/officeDocument/2006/bibliography"/>
-  </ds:schemaRefs>
-</ds:datastoreItem>
-</file>
-
-<file path=customXml/itemProps3.xml><?xml version="1.0" encoding="utf-8"?>
 <ds:datastoreItem xmlns:ds="http://schemas.openxmlformats.org/officeDocument/2006/customXml" ds:itemID="{59065960-E0CA-4804-83B5-320CBCDCC160}">
   <ds:schemaRefs>
     <ds:schemaRef ds:uri="http://schemas.microsoft.com/office/2006/metadata/contentType"/>
@@ -18909,13 +18286,18 @@
 </ds:datastoreItem>
 </file>
 
+<file path=customXml/itemProps3.xml><?xml version="1.0" encoding="utf-8"?>
+<ds:datastoreItem xmlns:ds="http://schemas.openxmlformats.org/officeDocument/2006/customXml" ds:itemID="{B26595B2-465F-4D33-B406-3A3320F5F5A7}">
+  <ds:schemaRefs>
+    <ds:schemaRef ds:uri="http://schemas.openxmlformats.org/officeDocument/2006/bibliography"/>
+  </ds:schemaRefs>
+</ds:datastoreItem>
+</file>
+
 <file path=customXml/itemProps4.xml><?xml version="1.0" encoding="utf-8"?>
-<ds:datastoreItem xmlns:ds="http://schemas.openxmlformats.org/officeDocument/2006/customXml" ds:itemID="{1279454D-02BE-4A9C-A117-DCD1573E2608}">
+<ds:datastoreItem xmlns:ds="http://schemas.openxmlformats.org/officeDocument/2006/customXml" ds:itemID="{10663269-2064-4804-8290-36D4A57F5557}">
   <ds:schemaRefs>
-    <ds:schemaRef ds:uri="http://schemas.microsoft.com/office/2006/metadata/properties"/>
-    <ds:schemaRef ds:uri="http://schemas.microsoft.com/office/infopath/2007/PartnerControls"/>
-    <ds:schemaRef ds:uri="13c90a0b-73bc-4dc0-be5f-28d77b615beb"/>
-    <ds:schemaRef ds:uri="13c93bba-48ce-428c-bfe5-88b42c19b028"/>
+    <ds:schemaRef ds:uri="http://schemas.microsoft.com/sharepoint/v3/contenttype/forms"/>
   </ds:schemaRefs>
 </ds:datastoreItem>
 </file>
--- a/fuentes/CF4_935507_DU.docx
+++ b/fuentes/CF4_935507_DU.docx
@@ -2113,10 +2113,7 @@
     </w:p>
     <w:p>
       <w:r>
-        <w:t xml:space="preserve">El </w:t>
-      </w:r>
-      <w:r>
-        <w:t>patronaje se constituye como la actividad básica en la creación de las prendas, es definido como el proceso mediante el cual se elaboran todas las piezas y moldes necesarios para la creación y estructuración de una prenda, este proceso se encuentra ligado al proceso creativo del diseñador.</w:t>
+        <w:t>El patronaje se constituye como una actividad básica en la creación de prendas. Se define como el proceso mediante el cual se elaboran las piezas y los moldes necesarios para la creación y estructuración de una prenda. Este proceso se encuentra ligado al trabajo creativo del diseñador.</w:t>
       </w:r>
     </w:p>
     <w:p>
@@ -2162,7 +2159,19 @@
     </w:p>
     <w:p>
       <w:r>
-        <w:t>Para ampliar la información, consulte el documento Terminología en patronaje, ubicado en la carpeta Anexos.</w:t>
+        <w:t>Para ampliar la información, consulte el documento Terminología</w:t>
+      </w:r>
+      <w:r>
+        <w:t>_</w:t>
+      </w:r>
+      <w:r>
+        <w:t>en</w:t>
+      </w:r>
+      <w:r>
+        <w:t>_</w:t>
+      </w:r>
+      <w:r>
+        <w:t>patronaje, ubicado en la carpeta Anexos.</w:t>
       </w:r>
       <w:r>
         <w:tab/>
@@ -2333,13 +2342,44 @@
       </w:r>
     </w:p>
     <w:p>
-      <w:pPr>
-        <w:jc w:val="center"/>
-      </w:pPr>
-    </w:p>
-    <w:p>
       <w:r>
         <w:t>Las convenciones son símbolos para poder identificar el patrón o molde y las claves geométricas también se requieren para poder desarrollar cada pieza, conforme al diseño especificado.</w:t>
+      </w:r>
+      <w:r>
+        <w:tab/>
+      </w:r>
+      <w:r>
+        <w:tab/>
+      </w:r>
+      <w:r>
+        <w:tab/>
+      </w:r>
+      <w:r>
+        <w:tab/>
+      </w:r>
+      <w:r>
+        <w:tab/>
+      </w:r>
+      <w:r>
+        <w:tab/>
+      </w:r>
+      <w:r>
+        <w:tab/>
+      </w:r>
+      <w:r>
+        <w:tab/>
+      </w:r>
+      <w:r>
+        <w:tab/>
+      </w:r>
+      <w:r>
+        <w:tab/>
+      </w:r>
+      <w:r>
+        <w:tab/>
+      </w:r>
+      <w:r>
+        <w:tab/>
       </w:r>
     </w:p>
     <w:p>
@@ -2357,12 +2397,38 @@
     </w:p>
     <w:p>
       <w:r>
-        <w:t>Para ampliar la información sobre las convenciones y las claves geométricas utilizadas en patronaje, consulte las páginas 7 y 8 del Manual de patronaje básico e interpretación de diseños.</w:t>
-      </w:r>
-    </w:p>
-    <w:p>
-      <w:r>
-        <w:t>Los materiales y herramientas para desarrollar manualmente los patrones son papel molde o manifold, tijeras de papel, portaminas, borrador, micropuntas de colores, pegante en barra, rodaja, punzón y las reglas de patronaje.</w:t>
+        <w:t xml:space="preserve">Para ampliar la información sobre las convenciones y las claves geométricas utilizadas en patronaje, consulte las páginas 7 y 8 del </w:t>
+      </w:r>
+      <w:r>
+        <w:t xml:space="preserve">documento </w:t>
+      </w:r>
+      <w:r>
+        <w:t>Manual_patronaje_basico_interpretacion_dise</w:t>
+      </w:r>
+      <w:r>
+        <w:t>ñ</w:t>
+      </w:r>
+      <w:r>
+        <w:t>os</w:t>
+      </w:r>
+      <w:r>
+        <w:t xml:space="preserve">, </w:t>
+      </w:r>
+      <w:r>
+        <w:t>ubicado en la carpeta Anexos.</w:t>
+      </w:r>
+    </w:p>
+    <w:p>
+      <w:r>
+        <w:t xml:space="preserve">Los materiales y herramientas para desarrollar manualmente los patrones son papel molde o </w:t>
+      </w:r>
+      <w:proofErr w:type="spellStart"/>
+      <w:r>
+        <w:t>manifold</w:t>
+      </w:r>
+      <w:proofErr w:type="spellEnd"/>
+      <w:r>
+        <w:t>, tijeras de papel, portaminas, borrador, micropuntas de colores, pegante en barra, rodaja, punzón y las reglas de patronaje.</w:t>
       </w:r>
     </w:p>
     <w:p>
@@ -2390,15 +2456,7 @@
     </w:p>
     <w:p>
       <w:r>
-        <w:t xml:space="preserve">Existen dos tipos de medidas, verticales y horizontales, a su vez se habla de medidas bidimensionales que se aplican por ejemplo a lo largo, es decir en dirección vertical, por </w:t>
-      </w:r>
-      <w:proofErr w:type="gramStart"/>
-      <w:r>
-        <w:t>ejemplo</w:t>
-      </w:r>
-      <w:proofErr w:type="gramEnd"/>
-      <w:r>
-        <w:t xml:space="preserve"> largo de falda, largo de talle; y medidas a lo ancho en dirección horizontal como el ancho de pecho, también se incluye en las horizontales las tridimensionales, las cuales son contorno de pecho, cintura y cadera.</w:t>
+        <w:t>Existen dos tipos de medidas, verticales y horizontales, a su vez se habla de medidas bidimensionales que se aplican por ejemplo a lo largo, es decir en dirección vertical, por ejemplo largo de falda, largo de talle; y medidas a lo ancho en dirección horizontal como el ancho de pecho, también se incluye en las horizontales las tridimensionales, las cuales son contorno de pecho, cintura y cadera.</w:t>
       </w:r>
       <w:r>
         <w:tab/>
@@ -2489,10 +2547,10 @@
           <w:noProof/>
         </w:rPr>
         <w:drawing>
-          <wp:inline distT="0" distB="0" distL="0" distR="0" wp14:anchorId="6FF8813E" wp14:editId="2C4CB389">
-            <wp:extent cx="4680000" cy="1486924"/>
-            <wp:effectExtent l="0" t="0" r="6350" b="0"/>
-            <wp:docPr id="1426602044" name="Imagen 5" descr="Figura que explica las medidas corporales necesarias para la confección de una falda. Incluye cuatro ilustraciones de una figura femenina con una falda verde y el patrón de la prenda. Se identifican las medidas de contorno de cintura, largo de falda, contorno de cadera y separación del busto mediante flechas y líneas de referencia sobre el cuerpo y el molde."/>
+          <wp:inline distT="0" distB="0" distL="0" distR="0" wp14:anchorId="2B11D8CB" wp14:editId="50285D71">
+            <wp:extent cx="5537200" cy="1748560"/>
+            <wp:effectExtent l="0" t="0" r="6350" b="4445"/>
+            <wp:docPr id="1206550090" name="Gráfico 3" descr="Figura que explica las medidas corporales necesarias para la confección de una falda. Incluye cuatro ilustraciones de una figura femenina con una falda verde y el patrón de la prenda. Se identifican las medidas de contorno de cintura, largo de falda, contorno de cadera y separación del busto mediante flechas y líneas de referencia sobre el cuerpo y el molde."/>
             <wp:cNvGraphicFramePr>
               <a:graphicFrameLocks xmlns:a="http://schemas.openxmlformats.org/drawingml/2006/main" noChangeAspect="1"/>
             </wp:cNvGraphicFramePr>
@@ -2500,14 +2558,14 @@
               <a:graphicData uri="http://schemas.openxmlformats.org/drawingml/2006/picture">
                 <pic:pic xmlns:pic="http://schemas.openxmlformats.org/drawingml/2006/picture">
                   <pic:nvPicPr>
-                    <pic:cNvPr id="1426602044" name="Imagen 5" descr="Figura que explica las medidas corporales necesarias para la confección de una falda. Incluye cuatro ilustraciones de una figura femenina con una falda verde y el patrón de la prenda. Se identifican las medidas de contorno de cintura, largo de falda, contorno de cadera y separación del busto mediante flechas y líneas de referencia sobre el cuerpo y el molde."/>
+                    <pic:cNvPr id="1206550090" name="Gráfico 3" descr="Figura que explica las medidas corporales necesarias para la confección de una falda. Incluye cuatro ilustraciones de una figura femenina con una falda verde y el patrón de la prenda. Se identifican las medidas de contorno de cintura, largo de falda, contorno de cadera y separación del busto mediante flechas y líneas de referencia sobre el cuerpo y el molde."/>
                     <pic:cNvPicPr/>
                   </pic:nvPicPr>
                   <pic:blipFill>
                     <a:blip r:embed="rId13">
                       <a:extLst>
-                        <a:ext uri="{28A0092B-C50C-407E-A947-70E740481C1C}">
-                          <a14:useLocalDpi xmlns:a14="http://schemas.microsoft.com/office/drawing/2010/main" val="0"/>
+                        <a:ext uri="{96DAC541-7B7A-43D3-8B79-37D633B846F1}">
+                          <asvg:svgBlip xmlns:asvg="http://schemas.microsoft.com/office/drawing/2016/SVG/main" r:embed="rId14"/>
                         </a:ext>
                       </a:extLst>
                     </a:blip>
@@ -2518,7 +2576,7 @@
                   <pic:spPr>
                     <a:xfrm>
                       <a:off x="0" y="0"/>
-                      <a:ext cx="4680000" cy="1486924"/>
+                      <a:ext cx="5564288" cy="1757114"/>
                     </a:xfrm>
                     <a:prstGeom prst="rect">
                       <a:avLst/>
@@ -2567,7 +2625,7 @@
                     <pic:cNvPicPr/>
                   </pic:nvPicPr>
                   <pic:blipFill>
-                    <a:blip r:embed="rId14">
+                    <a:blip r:embed="rId15">
                       <a:extLst>
                         <a:ext uri="{28A0092B-C50C-407E-A947-70E740481C1C}">
                           <a14:useLocalDpi xmlns:a14="http://schemas.microsoft.com/office/drawing/2010/main" val="0"/>
@@ -2647,7 +2705,7 @@
                     <pic:cNvPicPr/>
                   </pic:nvPicPr>
                   <pic:blipFill>
-                    <a:blip r:embed="rId15">
+                    <a:blip r:embed="rId16">
                       <a:extLst>
                         <a:ext uri="{28A0092B-C50C-407E-A947-70E740481C1C}">
                           <a14:useLocalDpi xmlns:a14="http://schemas.microsoft.com/office/drawing/2010/main" val="0"/>
@@ -2713,7 +2771,7 @@
           <w:noProof/>
         </w:rPr>
         <w:drawing>
-          <wp:inline distT="0" distB="0" distL="0" distR="0" wp14:anchorId="3923A06F" wp14:editId="1E3F8577">
+          <wp:inline distT="0" distB="0" distL="0" distR="0" wp14:anchorId="3923A06F" wp14:editId="7610D7DA">
             <wp:extent cx="4679244" cy="2508250"/>
             <wp:effectExtent l="0" t="0" r="7620" b="6350"/>
             <wp:docPr id="2064919082" name="Imagen 2">
@@ -2742,7 +2800,7 @@
                     </pic:cNvPicPr>
                   </pic:nvPicPr>
                   <pic:blipFill>
-                    <a:blip r:embed="rId16" cstate="print">
+                    <a:blip r:embed="rId17" cstate="print">
                       <a:extLst>
                         <a:ext uri="{28A0092B-C50C-407E-A947-70E740481C1C}">
                           <a14:useLocalDpi xmlns:a14="http://schemas.microsoft.com/office/drawing/2010/main" val="0"/>
@@ -2778,7 +2836,7 @@
       <w:pPr>
         <w:jc w:val="center"/>
       </w:pPr>
-      <w:hyperlink r:id="rId17" w:history="1">
+      <w:hyperlink r:id="rId18" w:history="1">
         <w:r>
           <w:rPr>
             <w:rStyle w:val="Hipervnculo"/>
@@ -2906,7 +2964,15 @@
               <w:t>E</w:t>
             </w:r>
             <w:r>
-              <w:t>l talle de espalda</w:t>
+              <w:t xml:space="preserve">l </w:t>
+            </w:r>
+            <w:proofErr w:type="spellStart"/>
+            <w:r>
+              <w:t>talle</w:t>
+            </w:r>
+            <w:proofErr w:type="spellEnd"/>
+            <w:r>
+              <w:t xml:space="preserve"> de espalda</w:t>
             </w:r>
             <w:r>
               <w:t>,</w:t>
@@ -3028,23 +3094,27 @@
     </w:tbl>
     <w:p>
       <w:r>
-        <w:t>La empresa debe conocer al consumidor, su antropometría y, con un estudio minucioso</w:t>
-      </w:r>
-      <w:r>
-        <w:t xml:space="preserve"> </w:t>
-      </w:r>
-      <w:r>
-        <w:t xml:space="preserve">establecer una tabla de medidas en donde se estandarice por tallas. Las tablas muestran en orden creciente las medidas y su talla, conforme a la proporción, la cual se entiende como una unidad de medida constante, y es aplicada en cada talla </w:t>
-      </w:r>
-      <w:r>
-        <w:lastRenderedPageBreak/>
-        <w:t xml:space="preserve">para establecer su variación. Las tablas de medidas pueden cambiar en una misma línea de producto, conforme </w:t>
-      </w:r>
-      <w:r>
-        <w:t>al</w:t>
-      </w:r>
-      <w:r>
-        <w:t xml:space="preserve"> mercado, la marca del producto o tipo de tejido.</w:t>
+        <w:t>La empresa debe conocer al consumidor y su antropometría para establecer, mediante un estudio minucioso, una tabla de medidas estandarizada por tallas.</w:t>
+      </w:r>
+    </w:p>
+    <w:p>
+      <w:r>
+        <w:t>Las tablas de medidas pueden variar dentro de una misma línea de producto, conforme al mercado, la marca del producto o el tipo de tejido.</w:t>
+      </w:r>
+      <w:r>
+        <w:tab/>
+      </w:r>
+      <w:r>
+        <w:tab/>
+      </w:r>
+      <w:r>
+        <w:tab/>
+      </w:r>
+      <w:r>
+        <w:tab/>
+      </w:r>
+      <w:r>
+        <w:tab/>
       </w:r>
     </w:p>
     <w:p>
@@ -3056,12 +3126,22 @@
         </w:numPr>
       </w:pPr>
       <w:r>
+        <w:lastRenderedPageBreak/>
         <w:t>Manual de patronaje</w:t>
       </w:r>
     </w:p>
     <w:p>
       <w:r>
-        <w:t>Para ampliar la información sobre los puntos de referencia corporales y la toma de medidas, consulte las páginas 9 a 17 del Manual de patronaje básico e interpretación de diseños, ubicado en la carpeta Anexos. Los cuadros de tallas se encuentran en las páginas 20, 64 y 82 del mismo documento.</w:t>
+        <w:t xml:space="preserve">Para ampliar la información sobre los puntos de referencia corporales y la toma de medidas, consulte las páginas 9 a 17 del </w:t>
+      </w:r>
+      <w:r>
+        <w:t xml:space="preserve">documento </w:t>
+      </w:r>
+      <w:r>
+        <w:t>Manual_patronaje_basico_interpretacion_disenos</w:t>
+      </w:r>
+      <w:r>
+        <w:t>, ubicado en la carpeta Anexos. Los cuadros de tallas se encuentran en las páginas 20, 64 y 82 del mismo documento.</w:t>
       </w:r>
     </w:p>
     <w:p>
@@ -3079,7 +3159,15 @@
     </w:p>
     <w:p>
       <w:r>
-        <w:t>El espacio para realizar la actividad de patronaje debe contar con una mesa plana de trabajo uniforme, suficiente para colocar pliegos de papel manifold o cartón cartulina, sus materiales y herramientas en el caso que sea de manera manual; el patronaje requiere precisión en el trazo de las líneas y curvas, aplicar correctamente las medidas y cortar los patrones según el paso a paso del desarrollo del molde. A partir de las medidas del patrón una vez desarrollado, se trazan además los anchos de costuras alrededor del trazo de cada pieza. De allí el cuadro de medidas de prenda terminada y de patrones para luego ejecutar el control de calidad.</w:t>
+        <w:t xml:space="preserve">El espacio para realizar la actividad de patronaje debe contar con una mesa plana de trabajo uniforme, suficiente para colocar pliegos de papel </w:t>
+      </w:r>
+      <w:proofErr w:type="spellStart"/>
+      <w:r>
+        <w:t>manifold</w:t>
+      </w:r>
+      <w:proofErr w:type="spellEnd"/>
+      <w:r>
+        <w:t xml:space="preserve"> o cartón cartulina, sus materiales y herramientas en el caso que sea de manera manual; el patronaje requiere precisión en el trazo de las líneas y curvas, aplicar correctamente las medidas y cortar los patrones según el paso a paso del desarrollo del molde. A partir de las medidas del patrón una vez desarrollado, se trazan además los anchos de costuras alrededor del trazo de cada pieza. De allí el cuadro de medidas de prenda terminada y de patrones para luego ejecutar el control de calidad.</w:t>
       </w:r>
     </w:p>
     <w:p>
@@ -3093,16 +3181,32 @@
         <w:t>software</w:t>
       </w:r>
       <w:r>
-        <w:t xml:space="preserve"> especializados en los que se desarrolla el patronaje, el escalado y trazo de las prendas. Los más utilizados son Audaces, Optitex, Lectra, Gerber, entre otros, los cuales optimizan el tiempo de las actividades en un alto porcentaje.</w:t>
-      </w:r>
-    </w:p>
-    <w:p>
-      <w:r>
-        <w:t xml:space="preserve">Los anchos de costura aplicados, dependen del tipo de costura y conforme a las normas de calidad en el proceso industrializado, en donde se considera un (1) cm de ancho de costura, pero además se debe tener en cuenta el ajuste y características de las </w:t>
+        <w:t xml:space="preserve"> especializados en los que se desarrolla el patronaje, el escalado y trazo de las prendas. Los más utilizados son Audaces, </w:t>
+      </w:r>
+      <w:proofErr w:type="spellStart"/>
+      <w:r>
+        <w:t>Optitex</w:t>
+      </w:r>
+      <w:proofErr w:type="spellEnd"/>
+      <w:r>
+        <w:t xml:space="preserve">, </w:t>
+      </w:r>
+      <w:proofErr w:type="spellStart"/>
+      <w:r>
+        <w:t>Lectra</w:t>
+      </w:r>
+      <w:proofErr w:type="spellEnd"/>
+      <w:r>
+        <w:t>, Gerber, entre otros, los cuales optimizan el tiempo de las actividades en un alto porcentaje.</w:t>
+      </w:r>
+    </w:p>
+    <w:p>
+      <w:r>
+        <w:t xml:space="preserve">Los anchos de costura aplicados, dependen del tipo de costura y conforme a las normas de calidad en el proceso industrializado, en donde se considera un (1) cm de ancho de costura, pero además se debe tener en cuenta el ajuste y características de las máquinas, por ejemplo, el ancho de un sobrehilado puede variar según el ajuste por tanto puede afectar las medidas de los contornos en una camiseta cuando se unan a los </w:t>
       </w:r>
       <w:r>
         <w:lastRenderedPageBreak/>
-        <w:t>máquinas, por ejemplo, el ancho de un sobrehilado puede variar según el ajuste por tanto puede afectar las medidas de los contornos en una camiseta cuando se unan a los costados, de allí puede ser 0,5 cm o 0,7 cm el ancho de costura, variando 2 mm que en total del contorno equivale a 2mm x 4mm = 8 mm, es decir casi un centímetro lo que afectará las medidas de prenda terminada.</w:t>
+        <w:t>costados, de allí puede ser 0,5 cm o 0,7 cm el ancho de costura, variando 2 mm que en total del contorno equivale a 2mm x 4mm = 8 mm, es decir casi un centímetro lo que afectará las medidas de prenda terminada.</w:t>
       </w:r>
     </w:p>
     <w:p>
@@ -3242,9 +3346,6 @@
       <w:r>
         <w:tab/>
       </w:r>
-      <w:r>
-        <w:tab/>
-      </w:r>
     </w:p>
     <w:p>
       <w:pPr>
@@ -3263,7 +3364,6 @@
           <w:b/>
           <w:bCs/>
         </w:rPr>
-        <w:lastRenderedPageBreak/>
         <w:t>Analizar e interpretar el diseño propuesto</w:t>
       </w:r>
     </w:p>
@@ -3300,6 +3400,7 @@
         </w:numPr>
       </w:pPr>
       <w:r>
+        <w:lastRenderedPageBreak/>
         <w:t>Cortar la muestra o prototipo para comprobar el cumplimiento de las especificaciones de patronaje con el diseño y las medidas.</w:t>
       </w:r>
     </w:p>
@@ -3431,7 +3532,7 @@
                     <pic:cNvPicPr/>
                   </pic:nvPicPr>
                   <pic:blipFill>
-                    <a:blip r:embed="rId18"/>
+                    <a:blip r:embed="rId19"/>
                     <a:stretch>
                       <a:fillRect/>
                     </a:stretch>
@@ -3510,17 +3611,41 @@
       </w:r>
     </w:p>
     <w:p>
+      <w:pPr>
+        <w:pStyle w:val="Prrafodelista"/>
+        <w:numPr>
+          <w:ilvl w:val="1"/>
+          <w:numId w:val="7"/>
+        </w:numPr>
+      </w:pPr>
       <w:r>
         <w:t>Manual de patronaje</w:t>
       </w:r>
     </w:p>
     <w:p>
       <w:r>
-        <w:t>Para desarrollar el patrón base femenino, consulte las páginas 21 a 25 del Manual de patronaje básico e interpretación de diseños, ubicado en la carpeta Anexos.</w:t>
-      </w:r>
-    </w:p>
-    <w:p>
-      <w:r>
+        <w:t xml:space="preserve">Para desarrollar el patrón base femenino, consulte las páginas 21 a 25 del </w:t>
+      </w:r>
+      <w:r>
+        <w:t xml:space="preserve">documento </w:t>
+      </w:r>
+      <w:r>
+        <w:t>Manual_patronaje_basico_interpretacion_dise</w:t>
+      </w:r>
+      <w:r>
+        <w:t>ñ</w:t>
+      </w:r>
+      <w:r>
+        <w:t>os</w:t>
+      </w:r>
+      <w:r>
+        <w:t>, ubicado en la carpeta Anexos.</w:t>
+      </w:r>
+    </w:p>
+    <w:p/>
+    <w:p>
+      <w:r>
+        <w:lastRenderedPageBreak/>
         <w:t>A continuación, se identifica el patrón básico de corpiño femenino.</w:t>
       </w:r>
       <w:r>
@@ -3532,48 +3657,6 @@
       <w:r>
         <w:tab/>
       </w:r>
-      <w:r>
-        <w:tab/>
-      </w:r>
-      <w:r>
-        <w:tab/>
-      </w:r>
-      <w:r>
-        <w:tab/>
-      </w:r>
-      <w:r>
-        <w:tab/>
-      </w:r>
-      <w:r>
-        <w:tab/>
-      </w:r>
-      <w:r>
-        <w:tab/>
-      </w:r>
-      <w:r>
-        <w:tab/>
-      </w:r>
-      <w:r>
-        <w:tab/>
-      </w:r>
-      <w:r>
-        <w:tab/>
-      </w:r>
-      <w:r>
-        <w:tab/>
-      </w:r>
-      <w:r>
-        <w:tab/>
-      </w:r>
-      <w:r>
-        <w:tab/>
-      </w:r>
-      <w:r>
-        <w:tab/>
-      </w:r>
-      <w:r>
-        <w:tab/>
-      </w:r>
     </w:p>
     <w:p>
       <w:pPr>
@@ -3584,7 +3667,6 @@
         </w:rPr>
       </w:pPr>
       <w:r>
-        <w:lastRenderedPageBreak/>
         <w:t>Figura 6.</w:t>
       </w:r>
       <w:r>
@@ -3622,7 +3704,7 @@
                     <pic:cNvPicPr/>
                   </pic:nvPicPr>
                   <pic:blipFill>
-                    <a:blip r:embed="rId19">
+                    <a:blip r:embed="rId20">
                       <a:extLst>
                         <a:ext uri="{28A0092B-C50C-407E-A947-70E740481C1C}">
                           <a14:useLocalDpi xmlns:a14="http://schemas.microsoft.com/office/drawing/2010/main" val="0"/>
@@ -3671,65 +3753,154 @@
     </w:p>
     <w:p>
       <w:r>
-        <w:t>Conforme a la morfología corporal de los niños, es necesario tener en cuenta para construir el patrón básico del torso las medidas de talle delantero, talle posterior, hombro, escote, ancho de pecho, ancho de espalda, contorno de pecho y contorno de cintura. Si se utiliza el papel manifold debe dejarse un espacio de margen para el manejo en la parte superior de aproximadamente cuatro (4) cm.</w:t>
-      </w:r>
-      <w:r>
-        <w:tab/>
-      </w:r>
-      <w:r>
-        <w:tab/>
-      </w:r>
-      <w:r>
-        <w:tab/>
-      </w:r>
-      <w:r>
-        <w:tab/>
-      </w:r>
-      <w:r>
-        <w:tab/>
-      </w:r>
-      <w:r>
+        <w:t xml:space="preserve">Conforme a la morfología corporal de los niños, es necesario tener en cuenta para construir el patrón básico del torso las medidas de talle delantero, talle posterior, hombro, escote, ancho de pecho, ancho de espalda, contorno de pecho y contorno de cintura. Si se utiliza el papel </w:t>
+      </w:r>
+      <w:proofErr w:type="spellStart"/>
+      <w:r>
+        <w:t>manifold</w:t>
+      </w:r>
+      <w:proofErr w:type="spellEnd"/>
+      <w:r>
+        <w:t xml:space="preserve"> debe dejarse un espacio de margen para el manejo en la parte superior de aproximadamente cuatro (4) cm.</w:t>
+      </w:r>
+      <w:r>
+        <w:tab/>
+      </w:r>
+      <w:r>
+        <w:tab/>
+      </w:r>
+      <w:r>
+        <w:tab/>
+      </w:r>
+      <w:r>
+        <w:tab/>
+      </w:r>
+      <w:r>
+        <w:tab/>
+      </w:r>
+      <w:r>
+        <w:tab/>
+      </w:r>
+      <w:r>
+        <w:tab/>
+      </w:r>
+      <w:r>
+        <w:tab/>
+      </w:r>
+      <w:r>
+        <w:tab/>
+      </w:r>
+      <w:r>
+        <w:tab/>
+      </w:r>
+      <w:r>
+        <w:tab/>
+      </w:r>
+      <w:r>
+        <w:tab/>
+      </w:r>
+      <w:r>
+        <w:tab/>
+      </w:r>
+      <w:r>
+        <w:tab/>
+      </w:r>
+      <w:r>
+        <w:tab/>
+      </w:r>
+      <w:r>
+        <w:tab/>
+      </w:r>
+      <w:r>
+        <w:tab/>
+      </w:r>
+      <w:r>
+        <w:tab/>
+      </w:r>
+      <w:r>
+        <w:tab/>
+      </w:r>
+      <w:r>
+        <w:tab/>
+      </w:r>
+      <w:r>
+        <w:tab/>
+      </w:r>
+      <w:r>
+        <w:tab/>
+      </w:r>
+      <w:r>
+        <w:tab/>
+      </w:r>
+      <w:r>
+        <w:tab/>
+      </w:r>
+      <w:r>
+        <w:tab/>
+      </w:r>
+      <w:r>
+        <w:tab/>
+      </w:r>
+      <w:r>
+        <w:tab/>
+      </w:r>
+      <w:r>
+        <w:tab/>
+      </w:r>
+      <w:r>
+        <w:tab/>
+      </w:r>
+      <w:r>
+        <w:tab/>
+      </w:r>
+      <w:r>
+        <w:tab/>
+      </w:r>
+      <w:r>
+        <w:tab/>
+      </w:r>
+      <w:r>
+        <w:tab/>
+      </w:r>
+    </w:p>
+    <w:p>
+      <w:pPr>
+        <w:pStyle w:val="Prrafodelista"/>
+        <w:numPr>
+          <w:ilvl w:val="1"/>
+          <w:numId w:val="7"/>
+        </w:numPr>
+      </w:pPr>
+      <w:r>
+        <w:lastRenderedPageBreak/>
         <w:t>Manual de patronaje</w:t>
       </w:r>
     </w:p>
     <w:p>
       <w:r>
-        <w:t>Para desarrollar el patrón básico infantil, consulte el cuadro de tallas de la página 82 y el procedimiento de las páginas 83 a 85 del Manual de patronaje básico e interpretación de diseños.</w:t>
-      </w:r>
-      <w:r>
-        <w:tab/>
-      </w:r>
-      <w:r>
-        <w:tab/>
-      </w:r>
-      <w:r>
-        <w:tab/>
-      </w:r>
-      <w:r>
-        <w:tab/>
-      </w:r>
-      <w:r>
-        <w:tab/>
-      </w:r>
-      <w:r>
-        <w:tab/>
-      </w:r>
-      <w:r>
-        <w:tab/>
-      </w:r>
-      <w:r>
-        <w:tab/>
-      </w:r>
-      <w:r>
-        <w:tab/>
-      </w:r>
-      <w:r>
-        <w:tab/>
-      </w:r>
-    </w:p>
-    <w:p>
-      <w:r>
-        <w:lastRenderedPageBreak/>
+        <w:t>Para desarrollar el patrón básico infantil, consulte el cuadro de tallas de la página 82 y el procedimiento de las páginas 83 a 85 del</w:t>
+      </w:r>
+      <w:r>
+        <w:t xml:space="preserve"> documento</w:t>
+      </w:r>
+      <w:r>
+        <w:t xml:space="preserve"> </w:t>
+      </w:r>
+      <w:r>
+        <w:t>Manual_patronaje_basico_interpretacion_disenos</w:t>
+      </w:r>
+      <w:r>
+        <w:t>, u</w:t>
+      </w:r>
+      <w:r>
+        <w:t>bicado en la carpeta Anexos.</w:t>
+      </w:r>
+      <w:r>
+        <w:tab/>
+      </w:r>
+    </w:p>
+    <w:p>
+      <w:r>
         <w:t xml:space="preserve">En la figura se </w:t>
       </w:r>
       <w:r>
@@ -3778,7 +3949,7 @@
                     <pic:cNvPicPr/>
                   </pic:nvPicPr>
                   <pic:blipFill>
-                    <a:blip r:embed="rId20">
+                    <a:blip r:embed="rId21">
                       <a:extLst>
                         <a:ext uri="{28A0092B-C50C-407E-A947-70E740481C1C}">
                           <a14:useLocalDpi xmlns:a14="http://schemas.microsoft.com/office/drawing/2010/main" val="0"/>
@@ -3829,78 +4000,98 @@
       <w:r>
         <w:t>Así mismo como en el patronaje infantil, se requiere para desarrollar el patrón básico de torso masculino las mismas medidas y aplicar las operaciones antes especificadas, según la talla.</w:t>
       </w:r>
-    </w:p>
-    <w:p>
-      <w:r>
+      <w:r>
+        <w:tab/>
+      </w:r>
+      <w:r>
+        <w:tab/>
+      </w:r>
+      <w:r>
+        <w:tab/>
+      </w:r>
+      <w:r>
+        <w:tab/>
+      </w:r>
+      <w:r>
+        <w:tab/>
+      </w:r>
+      <w:r>
+        <w:tab/>
+      </w:r>
+      <w:r>
+        <w:tab/>
+      </w:r>
+      <w:r>
+        <w:tab/>
+      </w:r>
+      <w:r>
+        <w:tab/>
+      </w:r>
+      <w:r>
+        <w:tab/>
+      </w:r>
+      <w:r>
+        <w:tab/>
+      </w:r>
+      <w:r>
+        <w:tab/>
+      </w:r>
+      <w:r>
+        <w:tab/>
+      </w:r>
+      <w:r>
+        <w:tab/>
+      </w:r>
+      <w:r>
+        <w:tab/>
+      </w:r>
+      <w:r>
+        <w:tab/>
+      </w:r>
+      <w:r>
+        <w:tab/>
+      </w:r>
+      <w:r>
+        <w:tab/>
+      </w:r>
+      <w:r>
+        <w:tab/>
+      </w:r>
+    </w:p>
+    <w:p>
+      <w:pPr>
+        <w:pStyle w:val="Prrafodelista"/>
+        <w:numPr>
+          <w:ilvl w:val="1"/>
+          <w:numId w:val="7"/>
+        </w:numPr>
+      </w:pPr>
+      <w:r>
+        <w:lastRenderedPageBreak/>
         <w:t>Manual de patronaje</w:t>
       </w:r>
     </w:p>
     <w:p>
       <w:r>
-        <w:t>Para desarrollar el patrón base masculino, consulte el cuadro de tallas de la página 64 y el patrón base masculino clásico de la página 65 del Manual de patronaje básico e interpretación de diseños.</w:t>
-      </w:r>
-      <w:r>
-        <w:tab/>
-      </w:r>
-      <w:r>
-        <w:tab/>
-      </w:r>
-      <w:r>
-        <w:tab/>
-      </w:r>
-      <w:r>
-        <w:tab/>
-      </w:r>
-      <w:r>
-        <w:tab/>
-      </w:r>
-      <w:r>
-        <w:tab/>
-      </w:r>
-      <w:r>
-        <w:tab/>
-      </w:r>
-      <w:r>
-        <w:tab/>
-      </w:r>
-      <w:r>
-        <w:tab/>
-      </w:r>
-      <w:r>
-        <w:tab/>
-      </w:r>
-      <w:r>
-        <w:tab/>
-      </w:r>
-      <w:r>
-        <w:tab/>
-      </w:r>
-      <w:r>
-        <w:tab/>
-      </w:r>
-      <w:r>
-        <w:tab/>
-      </w:r>
-      <w:r>
-        <w:tab/>
-      </w:r>
-      <w:r>
-        <w:tab/>
-      </w:r>
-      <w:r>
-        <w:tab/>
-      </w:r>
-      <w:r>
-        <w:tab/>
-      </w:r>
-      <w:r>
-        <w:tab/>
-      </w:r>
-      <w:r>
-        <w:tab/>
-      </w:r>
-      <w:r>
-        <w:tab/>
+        <w:t xml:space="preserve">Para desarrollar el patrón base masculino, consulte el cuadro de tallas de la página 64 y el patrón base masculino clásico de la página 65 del </w:t>
+      </w:r>
+      <w:r>
+        <w:t xml:space="preserve">documento </w:t>
+      </w:r>
+      <w:r>
+        <w:t>Manual_patronaje_basico_interpretacion_dise</w:t>
+      </w:r>
+      <w:r>
+        <w:t>ñ</w:t>
+      </w:r>
+      <w:r>
+        <w:t>os</w:t>
+      </w:r>
+      <w:r>
+        <w:t xml:space="preserve">, </w:t>
+      </w:r>
+      <w:r>
+        <w:t>ubicado en la carpeta Anexos.</w:t>
       </w:r>
       <w:r>
         <w:tab/>
@@ -3911,7 +4102,6 @@
         <w:pStyle w:val="Figura"/>
       </w:pPr>
       <w:r>
-        <w:lastRenderedPageBreak/>
         <w:t>Figura 8.</w:t>
       </w:r>
       <w:r>
@@ -3949,7 +4139,7 @@
                     <pic:cNvPicPr/>
                   </pic:nvPicPr>
                   <pic:blipFill>
-                    <a:blip r:embed="rId21">
+                    <a:blip r:embed="rId22">
                       <a:extLst>
                         <a:ext uri="{28A0092B-C50C-407E-A947-70E740481C1C}">
                           <a14:useLocalDpi xmlns:a14="http://schemas.microsoft.com/office/drawing/2010/main" val="0"/>
@@ -4181,181 +4371,14 @@
       <w:r>
         <w:tab/>
       </w:r>
-      <w:r>
-        <w:tab/>
-      </w:r>
-      <w:r>
-        <w:tab/>
-      </w:r>
-      <w:r>
-        <w:tab/>
-      </w:r>
-      <w:r>
-        <w:tab/>
-      </w:r>
-      <w:r>
-        <w:tab/>
-      </w:r>
-      <w:r>
-        <w:tab/>
-      </w:r>
-      <w:r>
-        <w:tab/>
-      </w:r>
-      <w:r>
-        <w:tab/>
-      </w:r>
-      <w:r>
-        <w:tab/>
-      </w:r>
-      <w:r>
-        <w:tab/>
-      </w:r>
-      <w:r>
-        <w:tab/>
-      </w:r>
-      <w:r>
-        <w:tab/>
-      </w:r>
-      <w:r>
-        <w:tab/>
-      </w:r>
-      <w:r>
-        <w:tab/>
-      </w:r>
-      <w:r>
-        <w:tab/>
-      </w:r>
-      <w:r>
-        <w:tab/>
-      </w:r>
-      <w:r>
-        <w:tab/>
-      </w:r>
-      <w:r>
-        <w:tab/>
-      </w:r>
-      <w:r>
-        <w:tab/>
-      </w:r>
-      <w:r>
-        <w:tab/>
-      </w:r>
-      <w:r>
-        <w:tab/>
-      </w:r>
-      <w:r>
-        <w:tab/>
-      </w:r>
-      <w:r>
-        <w:tab/>
-      </w:r>
-      <w:r>
-        <w:tab/>
-      </w:r>
-      <w:r>
-        <w:tab/>
-      </w:r>
-      <w:r>
-        <w:tab/>
-      </w:r>
-      <w:r>
-        <w:tab/>
-      </w:r>
-      <w:r>
-        <w:tab/>
-      </w:r>
-      <w:r>
-        <w:tab/>
-      </w:r>
-      <w:r>
-        <w:tab/>
-      </w:r>
-      <w:r>
-        <w:tab/>
-      </w:r>
-      <w:r>
-        <w:tab/>
-      </w:r>
-      <w:r>
-        <w:tab/>
-      </w:r>
-      <w:r>
-        <w:tab/>
-      </w:r>
-      <w:r>
-        <w:tab/>
-      </w:r>
-      <w:r>
-        <w:tab/>
-      </w:r>
-      <w:r>
-        <w:tab/>
-      </w:r>
-      <w:r>
-        <w:tab/>
-      </w:r>
-      <w:r>
-        <w:tab/>
-      </w:r>
-      <w:r>
-        <w:tab/>
-      </w:r>
-      <w:r>
-        <w:tab/>
-      </w:r>
-      <w:r>
-        <w:tab/>
-      </w:r>
-      <w:r>
-        <w:tab/>
-      </w:r>
-      <w:r>
-        <w:tab/>
-      </w:r>
-      <w:r>
-        <w:tab/>
-      </w:r>
-      <w:r>
-        <w:tab/>
-      </w:r>
-      <w:r>
-        <w:tab/>
-      </w:r>
-      <w:r>
-        <w:tab/>
-      </w:r>
-      <w:r>
-        <w:tab/>
-      </w:r>
-      <w:r>
-        <w:tab/>
-      </w:r>
-      <w:r>
-        <w:tab/>
-      </w:r>
-      <w:r>
-        <w:tab/>
-      </w:r>
-      <w:r>
-        <w:tab/>
-      </w:r>
-      <w:r>
-        <w:tab/>
-      </w:r>
-      <w:r>
-        <w:tab/>
-      </w:r>
-      <w:r>
-        <w:tab/>
-      </w:r>
-      <w:r>
-        <w:tab/>
-      </w:r>
-    </w:p>
-    <w:p>
-      <w:pPr>
-        <w:pStyle w:val="Titulosgenerales"/>
+    </w:p>
+    <w:p>
+      <w:pPr>
+        <w:pStyle w:val="Ttulo1"/>
+        <w:numPr>
+          <w:ilvl w:val="0"/>
+          <w:numId w:val="6"/>
+        </w:numPr>
       </w:pPr>
       <w:bookmarkStart w:id="6" w:name="_Toc236992923"/>
       <w:r>
@@ -4376,15 +4399,7 @@
     </w:p>
     <w:p>
       <w:r>
-        <w:t xml:space="preserve">Las longitudes de las mesas son variables, pueden ser constituidas por módulos de un (1) </w:t>
-      </w:r>
-      <w:proofErr w:type="gramStart"/>
-      <w:r>
-        <w:t>metro</w:t>
-      </w:r>
-      <w:proofErr w:type="gramEnd"/>
-      <w:r>
-        <w:t xml:space="preserve"> por ejemplo, y los anchos pueden variar dependiendo del ancho del material a trabajar aumentando 30 o 40 cm para su manejo, la altura recomendada para la mesa es de 80 o 90 cm.</w:t>
+        <w:t>Las longitudes de las mesas son variables, pueden ser constituidas por módulos de un (1) metro por ejemplo, y los anchos pueden variar dependiendo del ancho del material a trabajar aumentando 30 o 40 cm para su manejo, la altura recomendada para la mesa es de 80 o 90 cm.</w:t>
       </w:r>
     </w:p>
     <w:p>
@@ -4635,14 +4650,12 @@
       <w:r>
         <w:t xml:space="preserve">El comienzo puede iniciarse en cualquiera de los extremos de la marcada. Al igual que en el caso anterior el cabo de la tela se deposita en el extremo elegido y la maquinaria se desliza hacia el otro extremo, dejando el tejido al mismo tiempo. Al llegar al extremo opuesto, este es doblado y el carro retrocede extendiendo al mismo tiempo y así sucesivamente. Es el tendido más rápido y es típico de telas lisas y en </w:t>
       </w:r>
-      <w:proofErr w:type="gramStart"/>
       <w:r>
         <w:rPr>
           <w:rStyle w:val="Extranjerismo"/>
         </w:rPr>
         <w:t>denim</w:t>
       </w:r>
-      <w:proofErr w:type="gramEnd"/>
       <w:r>
         <w:t>.</w:t>
       </w:r>
@@ -4949,6 +4962,7 @@
           <w:bCs/>
         </w:rPr>
       </w:pPr>
+      <w:proofErr w:type="spellStart"/>
       <w:r>
         <w:rPr>
           <w:b/>
@@ -4956,6 +4970,7 @@
         </w:rPr>
         <w:t>Tiqueteado</w:t>
       </w:r>
+      <w:proofErr w:type="spellEnd"/>
     </w:p>
     <w:p>
       <w:r>
@@ -5024,15 +5039,7 @@
     </w:p>
     <w:p>
       <w:r>
-        <w:t xml:space="preserve">Consiste en separar por bloques las piezas cortadas empaquetando una cantidad definida de todas las piezas que conforman la prenda, se amarran y forman paquetes de 10 a 20 unidades, para así facilitar el control de producción </w:t>
-      </w:r>
-      <w:proofErr w:type="gramStart"/>
-      <w:r>
-        <w:t>y</w:t>
-      </w:r>
-      <w:proofErr w:type="gramEnd"/>
-      <w:r>
-        <w:t xml:space="preserve"> por ende, de calidad.</w:t>
+        <w:t>Consiste en separar por bloques las piezas cortadas empaquetando una cantidad definida de todas las piezas que conforman la prenda, se amarran y forman paquetes de 10 a 20 unidades, para así facilitar el control de producción y por ende, de calidad.</w:t>
       </w:r>
     </w:p>
     <w:p>
@@ -5362,13 +5369,7 @@
     </w:p>
     <w:p>
       <w:r>
-        <w:t xml:space="preserve">Así mismo existe maquinaria y equipos con tecnología por control numérico, en </w:t>
-      </w:r>
-      <w:r>
-        <w:t>la</w:t>
-      </w:r>
-      <w:r>
-        <w:t xml:space="preserve"> que se utilizan programas informáticos para realizar las diversas operaciones de corte, entre los más comunes se encuentran:</w:t>
+        <w:t>Asimismo, existen máquinas y equipos con tecnología de control numérico que utilizan programas informáticos para ejecutar las diferentes operaciones de corte. Entre los más comunes se encuentran:</w:t>
       </w:r>
     </w:p>
     <w:p>
@@ -5387,7 +5388,15 @@
         <w:t>Ultrasonido:</w:t>
       </w:r>
       <w:r>
-        <w:t xml:space="preserve"> por medio del sonotrodo asegura que los bordes del corte no se desflequen ya que realiza un corte limpio, este corte se utiliza para procesos que desarrollan prendas con cero costuras.</w:t>
+        <w:t xml:space="preserve"> por medio del </w:t>
+      </w:r>
+      <w:proofErr w:type="spellStart"/>
+      <w:r>
+        <w:t>sonotrodo</w:t>
+      </w:r>
+      <w:proofErr w:type="spellEnd"/>
+      <w:r>
+        <w:t xml:space="preserve"> asegura que los bordes del corte no se desflequen ya que realiza un corte limpio, este corte se utiliza para procesos que desarrollan prendas con cero costuras.</w:t>
       </w:r>
     </w:p>
     <w:p>
@@ -5406,7 +5415,15 @@
         <w:t>Cabezal automatizado:</w:t>
       </w:r>
       <w:r>
-        <w:t xml:space="preserve"> máquina provista de una cuchilla que gira a 360° para efectuar el corte de prendas, además puede rotular las piezas al tiquetearlas.</w:t>
+        <w:t xml:space="preserve"> máquina provista de una cuchilla que gira a 360° para efectuar el corte de prendas, además puede rotular las piezas al </w:t>
+      </w:r>
+      <w:proofErr w:type="spellStart"/>
+      <w:r>
+        <w:t>tiquetearlas</w:t>
+      </w:r>
+      <w:proofErr w:type="spellEnd"/>
+      <w:r>
+        <w:t>.</w:t>
       </w:r>
     </w:p>
     <w:p>
@@ -5482,147 +5499,6 @@
       <w:r>
         <w:tab/>
       </w:r>
-      <w:r>
-        <w:tab/>
-      </w:r>
-      <w:r>
-        <w:tab/>
-      </w:r>
-      <w:r>
-        <w:tab/>
-      </w:r>
-      <w:r>
-        <w:tab/>
-      </w:r>
-      <w:r>
-        <w:tab/>
-      </w:r>
-      <w:r>
-        <w:tab/>
-      </w:r>
-      <w:r>
-        <w:tab/>
-      </w:r>
-      <w:r>
-        <w:tab/>
-      </w:r>
-      <w:r>
-        <w:tab/>
-      </w:r>
-      <w:r>
-        <w:tab/>
-      </w:r>
-      <w:r>
-        <w:tab/>
-      </w:r>
-      <w:r>
-        <w:tab/>
-      </w:r>
-      <w:r>
-        <w:tab/>
-      </w:r>
-      <w:r>
-        <w:tab/>
-      </w:r>
-      <w:r>
-        <w:tab/>
-      </w:r>
-      <w:r>
-        <w:tab/>
-      </w:r>
-      <w:r>
-        <w:tab/>
-      </w:r>
-      <w:r>
-        <w:tab/>
-      </w:r>
-      <w:r>
-        <w:tab/>
-      </w:r>
-      <w:r>
-        <w:tab/>
-      </w:r>
-      <w:r>
-        <w:tab/>
-      </w:r>
-      <w:r>
-        <w:tab/>
-      </w:r>
-      <w:r>
-        <w:tab/>
-      </w:r>
-      <w:r>
-        <w:tab/>
-      </w:r>
-      <w:r>
-        <w:tab/>
-      </w:r>
-      <w:r>
-        <w:tab/>
-      </w:r>
-      <w:r>
-        <w:tab/>
-      </w:r>
-      <w:r>
-        <w:tab/>
-      </w:r>
-      <w:r>
-        <w:tab/>
-      </w:r>
-      <w:r>
-        <w:tab/>
-      </w:r>
-      <w:r>
-        <w:tab/>
-      </w:r>
-      <w:r>
-        <w:tab/>
-      </w:r>
-      <w:r>
-        <w:tab/>
-      </w:r>
-      <w:r>
-        <w:tab/>
-      </w:r>
-      <w:r>
-        <w:tab/>
-      </w:r>
-      <w:r>
-        <w:tab/>
-      </w:r>
-      <w:r>
-        <w:tab/>
-      </w:r>
-      <w:r>
-        <w:tab/>
-      </w:r>
-      <w:r>
-        <w:tab/>
-      </w:r>
-      <w:r>
-        <w:tab/>
-      </w:r>
-      <w:r>
-        <w:tab/>
-      </w:r>
-      <w:r>
-        <w:tab/>
-      </w:r>
-      <w:r>
-        <w:tab/>
-      </w:r>
-      <w:r>
-        <w:tab/>
-      </w:r>
-      <w:r>
-        <w:tab/>
-      </w:r>
-      <w:r>
-        <w:tab/>
-      </w:r>
-      <w:r>
-        <w:tab/>
-      </w:r>
     </w:p>
     <w:p>
       <w:pPr>
@@ -5641,7 +5517,6 @@
           <w:b/>
           <w:bCs/>
         </w:rPr>
-        <w:lastRenderedPageBreak/>
         <w:t>Mesas neumáticas</w:t>
       </w:r>
     </w:p>
@@ -5663,6 +5538,7 @@
           <w:b/>
           <w:bCs/>
         </w:rPr>
+        <w:lastRenderedPageBreak/>
         <w:t>Mesas con agujas</w:t>
       </w:r>
     </w:p>
@@ -5868,16 +5744,24 @@
       <w:r>
         <w:tab/>
       </w:r>
+    </w:p>
+    <w:p>
+      <w:pPr>
+        <w:jc w:val="center"/>
+        <w:rPr>
+          <w:lang w:eastAsia="es-CO"/>
+        </w:rPr>
+      </w:pPr>
       <w:r>
         <w:rPr>
           <w:noProof/>
-          <w14:ligatures w14:val="standardContextual"/>
+          <w:lang w:eastAsia="es-CO"/>
         </w:rPr>
         <w:drawing>
-          <wp:inline distT="0" distB="0" distL="0" distR="0" wp14:anchorId="0419A1F2" wp14:editId="18B8E8C6">
-            <wp:extent cx="4680000" cy="1491945"/>
-            <wp:effectExtent l="0" t="0" r="6350" b="0"/>
-            <wp:docPr id="2114349523" name="Imagen 10" descr="Infografía educativa sobre diagramas de flujo y operaciones. En la parte superior aparece el título “Diagramas de flujo y de operaciones” acompañado de un texto explicativo que describe el uso de diagramas de flujo de proceso para representar gráficamente actividades y secuencias operacionales. En la sección inferior se muestran cinco símbolos de procesos: un círculo verde para “Operación”, una flecha azul para “Transporte”, un cuadrado azul oscuro para “Inspección”, un triángulo gris claro para “Almacenamiento” y una figura amarilla en forma de “D” para “Demora”. Cada símbolo incluye una definición sobre su función dentro del proceso."/>
+          <wp:inline distT="0" distB="0" distL="0" distR="0" wp14:anchorId="3B0277EB" wp14:editId="0C7AB4B4">
+            <wp:extent cx="5254172" cy="1671830"/>
+            <wp:effectExtent l="0" t="0" r="3810" b="5080"/>
+            <wp:docPr id="1244453462" name="Gráfico 5"/>
             <wp:cNvGraphicFramePr>
               <a:graphicFrameLocks xmlns:a="http://schemas.openxmlformats.org/drawingml/2006/main" noChangeAspect="1"/>
             </wp:cNvGraphicFramePr>
@@ -5885,14 +5769,14 @@
               <a:graphicData uri="http://schemas.openxmlformats.org/drawingml/2006/picture">
                 <pic:pic xmlns:pic="http://schemas.openxmlformats.org/drawingml/2006/picture">
                   <pic:nvPicPr>
-                    <pic:cNvPr id="2114349523" name="Imagen 10" descr="Infografía educativa sobre diagramas de flujo y operaciones. En la parte superior aparece el título “Diagramas de flujo y de operaciones” acompañado de un texto explicativo que describe el uso de diagramas de flujo de proceso para representar gráficamente actividades y secuencias operacionales. En la sección inferior se muestran cinco símbolos de procesos: un círculo verde para “Operación”, una flecha azul para “Transporte”, un cuadrado azul oscuro para “Inspección”, un triángulo gris claro para “Almacenamiento” y una figura amarilla en forma de “D” para “Demora”. Cada símbolo incluye una definición sobre su función dentro del proceso."/>
+                    <pic:cNvPr id="1244453462" name="Gráfico 1244453462"/>
                     <pic:cNvPicPr/>
                   </pic:nvPicPr>
                   <pic:blipFill>
-                    <a:blip r:embed="rId22">
+                    <a:blip r:embed="rId23">
                       <a:extLst>
-                        <a:ext uri="{28A0092B-C50C-407E-A947-70E740481C1C}">
-                          <a14:useLocalDpi xmlns:a14="http://schemas.microsoft.com/office/drawing/2010/main" val="0"/>
+                        <a:ext uri="{96DAC541-7B7A-43D3-8B79-37D633B846F1}">
+                          <asvg:svgBlip xmlns:asvg="http://schemas.microsoft.com/office/drawing/2016/SVG/main" r:embed="rId24"/>
                         </a:ext>
                       </a:extLst>
                     </a:blip>
@@ -5903,7 +5787,7 @@
                   <pic:spPr>
                     <a:xfrm>
                       <a:off x="0" y="0"/>
-                      <a:ext cx="4680000" cy="1491945"/>
+                      <a:ext cx="5296480" cy="1685292"/>
                     </a:xfrm>
                     <a:prstGeom prst="rect">
                       <a:avLst/>
@@ -5917,105 +5801,7 @@
       </w:r>
     </w:p>
     <w:p>
-      <w:pPr>
-        <w:rPr>
-          <w:lang w:eastAsia="es-CO"/>
-        </w:rPr>
-      </w:pPr>
-      <w:r>
-        <w:rPr>
-          <w:lang w:eastAsia="es-CO"/>
-        </w:rPr>
-        <w:tab/>
-      </w:r>
-      <w:r>
-        <w:rPr>
-          <w:lang w:eastAsia="es-CO"/>
-        </w:rPr>
-        <w:tab/>
-      </w:r>
-      <w:r>
-        <w:rPr>
-          <w:lang w:eastAsia="es-CO"/>
-        </w:rPr>
-        <w:tab/>
-      </w:r>
-      <w:r>
-        <w:rPr>
-          <w:lang w:eastAsia="es-CO"/>
-        </w:rPr>
-        <w:tab/>
-      </w:r>
-      <w:r>
-        <w:rPr>
-          <w:lang w:eastAsia="es-CO"/>
-        </w:rPr>
-        <w:tab/>
-      </w:r>
-      <w:r>
-        <w:rPr>
-          <w:lang w:eastAsia="es-CO"/>
-        </w:rPr>
-        <w:tab/>
-      </w:r>
-      <w:r>
-        <w:rPr>
-          <w:lang w:eastAsia="es-CO"/>
-        </w:rPr>
-        <w:tab/>
-      </w:r>
-      <w:r>
-        <w:rPr>
-          <w:lang w:eastAsia="es-CO"/>
-        </w:rPr>
-        <w:tab/>
-      </w:r>
-      <w:r>
-        <w:rPr>
-          <w:lang w:eastAsia="es-CO"/>
-        </w:rPr>
-        <w:tab/>
-      </w:r>
-      <w:r>
-        <w:rPr>
-          <w:lang w:eastAsia="es-CO"/>
-        </w:rPr>
-        <w:tab/>
-      </w:r>
-      <w:r>
-        <w:rPr>
-          <w:lang w:eastAsia="es-CO"/>
-        </w:rPr>
-        <w:tab/>
-      </w:r>
-      <w:r>
-        <w:rPr>
-          <w:lang w:eastAsia="es-CO"/>
-        </w:rPr>
-        <w:tab/>
-      </w:r>
-      <w:r>
-        <w:rPr>
-          <w:lang w:eastAsia="es-CO"/>
-        </w:rPr>
-        <w:tab/>
-      </w:r>
-      <w:r>
-        <w:rPr>
-          <w:lang w:eastAsia="es-CO"/>
-        </w:rPr>
-        <w:tab/>
-      </w:r>
-      <w:r>
-        <w:rPr>
-          <w:lang w:eastAsia="es-CO"/>
-        </w:rPr>
-        <w:tab/>
-      </w:r>
-    </w:p>
-    <w:p>
-      <w:r>
-        <w:lastRenderedPageBreak/>
+      <w:r>
         <w:t>Para realizar el diagrama de flujo se deben seguir los siguientes pasos:</w:t>
       </w:r>
     </w:p>
@@ -6028,6 +5814,7 @@
         </w:numPr>
       </w:pPr>
       <w:r>
+        <w:lastRenderedPageBreak/>
         <w:t>Listar el proceso de manera ordenada.</w:t>
       </w:r>
     </w:p>
@@ -6129,7 +5916,7 @@
                     <pic:cNvPicPr/>
                   </pic:nvPicPr>
                   <pic:blipFill>
-                    <a:blip r:embed="rId23">
+                    <a:blip r:embed="rId25">
                       <a:extLst>
                         <a:ext uri="{28A0092B-C50C-407E-A947-70E740481C1C}">
                           <a14:useLocalDpi xmlns:a14="http://schemas.microsoft.com/office/drawing/2010/main" val="0"/>
@@ -6156,19 +5943,131 @@
         </w:drawing>
       </w:r>
     </w:p>
-    <w:p/>
-    <w:p/>
-    <w:p>
+    <w:p>
+      <w:r>
+        <w:t>Los símbolos que se utilizan son:</w:t>
+      </w:r>
+      <w:r>
+        <w:tab/>
+      </w:r>
+      <w:r>
+        <w:tab/>
+      </w:r>
+      <w:r>
+        <w:tab/>
+      </w:r>
+      <w:r>
+        <w:tab/>
+      </w:r>
+      <w:r>
+        <w:tab/>
+      </w:r>
+      <w:r>
+        <w:tab/>
+      </w:r>
+      <w:r>
+        <w:tab/>
+      </w:r>
+      <w:r>
+        <w:tab/>
+      </w:r>
+      <w:r>
+        <w:tab/>
+      </w:r>
+      <w:r>
+        <w:tab/>
+      </w:r>
+      <w:r>
+        <w:tab/>
+      </w:r>
+      <w:r>
+        <w:tab/>
+      </w:r>
+      <w:r>
+        <w:tab/>
+      </w:r>
+      <w:r>
+        <w:tab/>
+      </w:r>
+      <w:r>
+        <w:tab/>
+      </w:r>
+      <w:r>
+        <w:tab/>
+      </w:r>
+      <w:r>
+        <w:tab/>
+      </w:r>
+      <w:r>
+        <w:tab/>
+      </w:r>
+      <w:r>
+        <w:tab/>
+      </w:r>
+      <w:r>
+        <w:tab/>
+      </w:r>
+      <w:r>
+        <w:tab/>
+      </w:r>
+      <w:r>
+        <w:tab/>
+      </w:r>
+      <w:r>
+        <w:tab/>
+      </w:r>
+      <w:r>
+        <w:tab/>
+      </w:r>
+      <w:r>
+        <w:tab/>
+      </w:r>
+      <w:r>
+        <w:tab/>
+      </w:r>
+      <w:r>
+        <w:tab/>
+      </w:r>
+      <w:r>
+        <w:tab/>
+      </w:r>
+      <w:r>
+        <w:tab/>
+      </w:r>
+      <w:r>
+        <w:tab/>
+      </w:r>
+      <w:r>
+        <w:tab/>
+      </w:r>
+      <w:r>
+        <w:tab/>
+      </w:r>
+      <w:r>
+        <w:tab/>
+      </w:r>
+      <w:r>
+        <w:tab/>
+      </w:r>
+      <w:r>
+        <w:tab/>
+      </w:r>
+      <w:r>
+        <w:tab/>
+      </w:r>
+      <w:r>
+        <w:tab/>
+      </w:r>
+      <w:r>
+        <w:tab/>
+      </w:r>
+    </w:p>
+    <w:p>
+      <w:pPr>
+        <w:pStyle w:val="Figura"/>
+      </w:pPr>
       <w:r>
         <w:lastRenderedPageBreak/>
-        <w:t>Los símbolos que se utilizan son:</w:t>
-      </w:r>
-    </w:p>
-    <w:p>
-      <w:pPr>
-        <w:pStyle w:val="Figura"/>
-      </w:pPr>
-      <w:r>
         <w:t>Figura 11.</w:t>
       </w:r>
       <w:r>
@@ -6191,10 +6090,10 @@
           <w:noProof/>
         </w:rPr>
         <w:drawing>
-          <wp:inline distT="0" distB="0" distL="0" distR="0" wp14:anchorId="3BDB73A3" wp14:editId="1E7CB6F0">
-            <wp:extent cx="4680000" cy="1541215"/>
-            <wp:effectExtent l="0" t="0" r="6350" b="1905"/>
-            <wp:docPr id="1157666740" name="Imagen 12" descr="Infografía que explica los símbolos utilizados en diagramas de procesos. Incluye cinco elementos gráficos con su descripción: un círculo verde para “Operación”, un cuadrado oscuro para “Inspección”, una línea inclinada azul para “Líneas horizontales”, una línea vertical clara para “Líneas verticales” y una flecha azul para “Flechas”. Cada símbolo está acompañado de un texto explicativo sobre su función dentro de un flujo de procesos."/>
+          <wp:inline distT="0" distB="0" distL="0" distR="0" wp14:anchorId="162BC53F" wp14:editId="501BF242">
+            <wp:extent cx="5754914" cy="1911379"/>
+            <wp:effectExtent l="0" t="0" r="0" b="0"/>
+            <wp:docPr id="1803126248" name="Gráfico 6"/>
             <wp:cNvGraphicFramePr>
               <a:graphicFrameLocks xmlns:a="http://schemas.openxmlformats.org/drawingml/2006/main" noChangeAspect="1"/>
             </wp:cNvGraphicFramePr>
@@ -6202,14 +6101,14 @@
               <a:graphicData uri="http://schemas.openxmlformats.org/drawingml/2006/picture">
                 <pic:pic xmlns:pic="http://schemas.openxmlformats.org/drawingml/2006/picture">
                   <pic:nvPicPr>
-                    <pic:cNvPr id="1157666740" name="Imagen 12" descr="Infografía que explica los símbolos utilizados en diagramas de procesos. Incluye cinco elementos gráficos con su descripción: un círculo verde para “Operación”, un cuadrado oscuro para “Inspección”, una línea inclinada azul para “Líneas horizontales”, una línea vertical clara para “Líneas verticales” y una flecha azul para “Flechas”. Cada símbolo está acompañado de un texto explicativo sobre su función dentro de un flujo de procesos."/>
+                    <pic:cNvPr id="1803126248" name="Gráfico 1803126248"/>
                     <pic:cNvPicPr/>
                   </pic:nvPicPr>
                   <pic:blipFill>
-                    <a:blip r:embed="rId24">
+                    <a:blip r:embed="rId26">
                       <a:extLst>
-                        <a:ext uri="{28A0092B-C50C-407E-A947-70E740481C1C}">
-                          <a14:useLocalDpi xmlns:a14="http://schemas.microsoft.com/office/drawing/2010/main" val="0"/>
+                        <a:ext uri="{96DAC541-7B7A-43D3-8B79-37D633B846F1}">
+                          <asvg:svgBlip xmlns:asvg="http://schemas.microsoft.com/office/drawing/2016/SVG/main" r:embed="rId27"/>
                         </a:ext>
                       </a:extLst>
                     </a:blip>
@@ -6220,7 +6119,7 @@
                   <pic:spPr>
                     <a:xfrm>
                       <a:off x="0" y="0"/>
-                      <a:ext cx="4680000" cy="1541215"/>
+                      <a:ext cx="5756763" cy="1911993"/>
                     </a:xfrm>
                     <a:prstGeom prst="rect">
                       <a:avLst/>
@@ -6669,7 +6568,7 @@
                     <pic:cNvPicPr/>
                   </pic:nvPicPr>
                   <pic:blipFill>
-                    <a:blip r:embed="rId25">
+                    <a:blip r:embed="rId28">
                       <a:extLst>
                         <a:ext uri="{28A0092B-C50C-407E-A947-70E740481C1C}">
                           <a14:useLocalDpi xmlns:a14="http://schemas.microsoft.com/office/drawing/2010/main" val="0"/>
@@ -7300,7 +7199,7 @@
                     <pic:cNvPicPr/>
                   </pic:nvPicPr>
                   <pic:blipFill>
-                    <a:blip r:embed="rId26">
+                    <a:blip r:embed="rId29">
                       <a:extLst>
                         <a:ext uri="{28A0092B-C50C-407E-A947-70E740481C1C}">
                           <a14:useLocalDpi xmlns:a14="http://schemas.microsoft.com/office/drawing/2010/main" val="0"/>
@@ -7399,7 +7298,7 @@
                     <pic:cNvPicPr/>
                   </pic:nvPicPr>
                   <pic:blipFill>
-                    <a:blip r:embed="rId27">
+                    <a:blip r:embed="rId30">
                       <a:extLst>
                         <a:ext uri="{28A0092B-C50C-407E-A947-70E740481C1C}">
                           <a14:useLocalDpi xmlns:a14="http://schemas.microsoft.com/office/drawing/2010/main" val="0"/>
@@ -7502,7 +7401,7 @@
                     <pic:cNvPicPr/>
                   </pic:nvPicPr>
                   <pic:blipFill>
-                    <a:blip r:embed="rId28">
+                    <a:blip r:embed="rId31">
                       <a:extLst>
                         <a:ext uri="{28A0092B-C50C-407E-A947-70E740481C1C}">
                           <a14:useLocalDpi xmlns:a14="http://schemas.microsoft.com/office/drawing/2010/main" val="0"/>
@@ -7595,7 +7494,7 @@
                     <pic:cNvPicPr/>
                   </pic:nvPicPr>
                   <pic:blipFill>
-                    <a:blip r:embed="rId29">
+                    <a:blip r:embed="rId32">
                       <a:extLst>
                         <a:ext uri="{28A0092B-C50C-407E-A947-70E740481C1C}">
                           <a14:useLocalDpi xmlns:a14="http://schemas.microsoft.com/office/drawing/2010/main" val="0"/>
@@ -7633,51 +7532,31 @@
       </w:r>
     </w:p>
     <w:p>
-      <w:r>
-        <w:t>Ficha técnica de diseño</w:t>
-      </w:r>
-    </w:p>
-    <w:p>
-      <w:r>
-        <w:t>Puede descargar la ficha para su estudio.</w:t>
-      </w:r>
-    </w:p>
-    <w:p>
-      <w:r>
-        <w:t>La ficha técnica de patronaje describe las cantidades de cada pieza que conforman la prenda, dibujos de las piezas y especifica las medidas de patronaje y de prenda terminada y método para tomar la medida.</w:t>
-      </w:r>
-    </w:p>
-    <w:p>
       <w:pPr>
         <w:pStyle w:val="Prrafodelista"/>
         <w:numPr>
           <w:ilvl w:val="0"/>
           <w:numId w:val="21"/>
         </w:numPr>
-        <w:rPr>
-          <w:b/>
-          <w:bCs/>
-        </w:rPr>
-      </w:pPr>
-      <w:r>
-        <w:rPr>
-          <w:b/>
-          <w:bCs/>
-        </w:rPr>
-        <w:t>Ficha técnica de patronaje No.1</w:t>
-      </w:r>
-    </w:p>
-    <w:p>
-      <w:pPr>
-        <w:pStyle w:val="Prrafodelista"/>
-        <w:ind w:left="1429" w:firstLine="0"/>
-        <w:rPr>
-          <w:b/>
-          <w:bCs/>
-        </w:rPr>
-      </w:pPr>
-      <w:r>
-        <w:t>Puede descargar la ficha para su estudio.</w:t>
+      </w:pPr>
+      <w:r>
+        <w:t>Ficha técnica de diseño</w:t>
+      </w:r>
+    </w:p>
+    <w:p>
+      <w:r>
+        <w:t>Para ampliar la información, consulte el documento Ficha_técnica, ubicad</w:t>
+      </w:r>
+      <w:r>
+        <w:t>a</w:t>
+      </w:r>
+      <w:r>
+        <w:t xml:space="preserve"> en la carpeta Anexos.</w:t>
+      </w:r>
+    </w:p>
+    <w:p>
+      <w:r>
+        <w:t>La ficha técnica de patronaje describe las cantidades de cada pieza que conforman la prenda, dibujos de las piezas y especifica las medidas de patronaje y de prenda terminada y método para tomar la medida.</w:t>
       </w:r>
     </w:p>
     <w:p>
@@ -7697,27 +7576,29 @@
           <w:b/>
           <w:bCs/>
         </w:rPr>
-        <w:t>Ficha técnica de patronaje No.2</w:t>
+        <w:t>Ficha técnica de patronaje No.1</w:t>
       </w:r>
     </w:p>
     <w:p>
       <w:pPr>
         <w:pStyle w:val="Prrafodelista"/>
         <w:ind w:left="1429" w:firstLine="0"/>
+      </w:pPr>
+      <w:r>
+        <w:t>Para ampliar la información, consulte el documento Ficha_técnica_de_patronaje_No.1, ubicado en la carpeta Anexos</w:t>
+      </w:r>
+      <w:r>
+        <w:t>.</w:t>
+      </w:r>
+    </w:p>
+    <w:p>
+      <w:pPr>
+        <w:ind w:firstLine="0"/>
         <w:rPr>
           <w:b/>
           <w:bCs/>
         </w:rPr>
       </w:pPr>
-      <w:r>
-        <w:t>Puede descargar la ficha para su estudio.</w:t>
-      </w:r>
-    </w:p>
-    <w:p>
-      <w:r>
-        <w:lastRenderedPageBreak/>
-        <w:t>La ficha técnica de insumos - producción describe la materia prima e insumos que hacen parte de la prenda e incluye consumos unitarios.</w:t>
-      </w:r>
     </w:p>
     <w:p>
       <w:pPr>
@@ -7736,39 +7617,25 @@
           <w:b/>
           <w:bCs/>
         </w:rPr>
-        <w:t xml:space="preserve">Ficha técnica insumos </w:t>
-      </w:r>
-      <w:r>
-        <w:rPr>
-          <w:b/>
-          <w:bCs/>
-        </w:rPr>
-        <w:t>–</w:t>
-      </w:r>
-      <w:r>
-        <w:rPr>
-          <w:b/>
-          <w:bCs/>
-        </w:rPr>
-        <w:t xml:space="preserve"> producción</w:t>
+        <w:lastRenderedPageBreak/>
+        <w:t>Ficha técnica de patronaje No.2</w:t>
       </w:r>
     </w:p>
     <w:p>
       <w:pPr>
         <w:pStyle w:val="Prrafodelista"/>
         <w:ind w:left="1429" w:firstLine="0"/>
-        <w:rPr>
-          <w:b/>
-          <w:bCs/>
-        </w:rPr>
-      </w:pPr>
-      <w:r>
-        <w:t>Puede descargar la ficha para su estudio.</w:t>
-      </w:r>
-    </w:p>
-    <w:p>
-      <w:r>
-        <w:t>La ruta operacional especifica tipo de aguja, calibre, punta, pies, guías y aditamentos necesarios para su confección. También lista organizadamente las operaciones para la confección en los tres procesos los cuales son preparación, ensamble y terminados, incluye nombre de la operación, máquina, tiempo estándar de cada operación y el total de tiempo ensamble, unidades por hora y observaciones.</w:t>
+      </w:pPr>
+      <w:r>
+        <w:t>Para ampliar la información, consulte el documento Ficha_técnica_de_patronaje_No.2, ubicado en la carpeta Anexos</w:t>
+      </w:r>
+      <w:r>
+        <w:t>.</w:t>
+      </w:r>
+    </w:p>
+    <w:p>
+      <w:r>
+        <w:t>La ficha técnica de insumos - producción describe la materia prima e insumos que hacen parte de la prenda e incluye consumos unitarios.</w:t>
       </w:r>
     </w:p>
     <w:p>
@@ -7788,25 +7655,35 @@
           <w:b/>
           <w:bCs/>
         </w:rPr>
-        <w:t>Ficha técnica insumos - producción ruta</w:t>
+        <w:t xml:space="preserve">Ficha técnica insumos </w:t>
+      </w:r>
+      <w:r>
+        <w:rPr>
+          <w:b/>
+          <w:bCs/>
+        </w:rPr>
+        <w:t>–</w:t>
+      </w:r>
+      <w:r>
+        <w:rPr>
+          <w:b/>
+          <w:bCs/>
+        </w:rPr>
+        <w:t xml:space="preserve"> producción</w:t>
       </w:r>
     </w:p>
     <w:p>
       <w:pPr>
         <w:pStyle w:val="Prrafodelista"/>
         <w:ind w:left="1429" w:firstLine="0"/>
-        <w:rPr>
-          <w:b/>
-          <w:bCs/>
-        </w:rPr>
-      </w:pPr>
-      <w:r>
-        <w:t>Puede descargar la ficha para su estudio.</w:t>
-      </w:r>
-    </w:p>
-    <w:p>
-      <w:r>
-        <w:t>La ficha de calidad como su nombre lo indica describe las especificaciones de calidad de la prenda, contiene fotos de acercamiento donde se puede apreciar la operación realizada según lo especificado.</w:t>
+      </w:pPr>
+      <w:r>
+        <w:t>Para ampliar la información, consulte el documento Ficha_técnica_insumos_producción, ubicado en la carpeta Anexos.</w:t>
+      </w:r>
+    </w:p>
+    <w:p>
+      <w:r>
+        <w:t>La ruta operacional especifica tipo de aguja, calibre, punta, pies, guías y aditamentos necesarios para su confección. También lista organizadamente las operaciones para la confección en los tres procesos los cuales son preparación, ensamble y terminados, incluye nombre de la operación, máquina, tiempo estándar de cada operación y el total de tiempo ensamble, unidades por hora y observaciones.</w:t>
       </w:r>
     </w:p>
     <w:p>
@@ -7826,20 +7703,21 @@
           <w:b/>
           <w:bCs/>
         </w:rPr>
-        <w:t>Ficha de calidad No.1</w:t>
+        <w:t>Ficha técnica insumos - producción ruta</w:t>
       </w:r>
     </w:p>
     <w:p>
       <w:pPr>
         <w:pStyle w:val="Prrafodelista"/>
         <w:ind w:left="1429" w:firstLine="0"/>
-        <w:rPr>
-          <w:b/>
-          <w:bCs/>
-        </w:rPr>
-      </w:pPr>
-      <w:r>
-        <w:t>Puede descargar la ficha para su estudio.</w:t>
+      </w:pPr>
+      <w:r>
+        <w:t>Para ampliar la información, consulte el documento Ficha_técnica_insumos_producción_ruta, ubicado en la carpeta Anexos.</w:t>
+      </w:r>
+    </w:p>
+    <w:p>
+      <w:r>
+        <w:t>La ficha de calidad como su nombre lo indica describe las especificaciones de calidad de la prenda, contiene fotos de acercamiento donde se puede apreciar la operación realizada según lo especificado.</w:t>
       </w:r>
     </w:p>
     <w:p>
@@ -7859,38 +7737,30 @@
           <w:b/>
           <w:bCs/>
         </w:rPr>
-        <w:t>Ficha de calidad No.2</w:t>
+        <w:t>Ficha de calidad No.1</w:t>
       </w:r>
     </w:p>
     <w:p>
       <w:pPr>
         <w:pStyle w:val="Prrafodelista"/>
         <w:ind w:left="1429" w:firstLine="0"/>
+      </w:pPr>
+      <w:r>
+        <w:t>Para ampliar la información, consulte el documento Ficha_de_calidad_No.1, ubicado en la carpeta Anexos</w:t>
+      </w:r>
+      <w:r>
+        <w:t>.</w:t>
+      </w:r>
+    </w:p>
+    <w:p>
+      <w:pPr>
+        <w:pStyle w:val="Prrafodelista"/>
+        <w:ind w:left="1429" w:firstLine="0"/>
         <w:rPr>
           <w:b/>
           <w:bCs/>
         </w:rPr>
       </w:pPr>
-      <w:r>
-        <w:t>Puede descargar la ficha para su estudio.</w:t>
-      </w:r>
-    </w:p>
-    <w:p>
-      <w:r>
-        <w:t>Glosario: descripción de los términos técnicos del proceso.</w:t>
-      </w:r>
-      <w:r>
-        <w:tab/>
-      </w:r>
-      <w:r>
-        <w:tab/>
-      </w:r>
-      <w:r>
-        <w:tab/>
-      </w:r>
-      <w:r>
-        <w:tab/>
-      </w:r>
     </w:p>
     <w:p>
       <w:pPr>
@@ -7909,25 +7779,40 @@
           <w:b/>
           <w:bCs/>
         </w:rPr>
-        <w:t>Glosario</w:t>
+        <w:lastRenderedPageBreak/>
+        <w:t>Ficha de calidad No.2</w:t>
       </w:r>
     </w:p>
     <w:p>
       <w:pPr>
         <w:pStyle w:val="Prrafodelista"/>
         <w:ind w:left="1429" w:firstLine="0"/>
-        <w:rPr>
-          <w:b/>
-          <w:bCs/>
-        </w:rPr>
-      </w:pPr>
-      <w:r>
-        <w:t>Puede descargar la ficha para su estudio.</w:t>
-      </w:r>
-    </w:p>
-    <w:p>
-      <w:r>
-        <w:t>Analice otros ejemplos de fichas técnicas consultando los siguientes documentos:</w:t>
+      </w:pPr>
+      <w:r>
+        <w:t>Para ampliar la información, consulte el documento Ficha_de_calidad_No.</w:t>
+      </w:r>
+      <w:r>
+        <w:t>2</w:t>
+      </w:r>
+      <w:r>
+        <w:t>, ubicado en la carpeta Anexos.</w:t>
+      </w:r>
+    </w:p>
+    <w:p>
+      <w:r>
+        <w:t>Glosario: descripción de los términos técnicos del proceso.</w:t>
+      </w:r>
+      <w:r>
+        <w:tab/>
+      </w:r>
+      <w:r>
+        <w:tab/>
+      </w:r>
+      <w:r>
+        <w:tab/>
+      </w:r>
+      <w:r>
+        <w:tab/>
       </w:r>
     </w:p>
     <w:p>
@@ -7947,21 +7832,21 @@
           <w:b/>
           <w:bCs/>
         </w:rPr>
-        <w:lastRenderedPageBreak/>
-        <w:t>Ficha técnica polo básica masculina</w:t>
+        <w:t>Glosario</w:t>
       </w:r>
     </w:p>
     <w:p>
       <w:pPr>
         <w:pStyle w:val="Prrafodelista"/>
         <w:ind w:left="1429" w:firstLine="0"/>
-        <w:rPr>
-          <w:b/>
-          <w:bCs/>
-        </w:rPr>
-      </w:pPr>
-      <w:r>
-        <w:t>Puede descargar la ficha para su estudio.</w:t>
+      </w:pPr>
+      <w:r>
+        <w:t>Para ampliar la información, consulte el documento Glosario, ubicado en la carpeta Anexos.</w:t>
+      </w:r>
+    </w:p>
+    <w:p>
+      <w:r>
+        <w:t>Analice otros ejemplos de fichas técnicas consultando los siguientes documentos:</w:t>
       </w:r>
     </w:p>
     <w:p>
@@ -7981,20 +7866,48 @@
           <w:b/>
           <w:bCs/>
         </w:rPr>
-        <w:t>Ficha técnica tapabocas</w:t>
+        <w:t>Ficha técnica polo básica masculina</w:t>
       </w:r>
     </w:p>
     <w:p>
       <w:pPr>
         <w:pStyle w:val="Prrafodelista"/>
         <w:ind w:left="1429" w:firstLine="0"/>
+      </w:pPr>
+      <w:r>
+        <w:t>Para ampliar la información, consulte el documento Ficha_técnica_polo_básica_masculina, ubicado en la carpeta Anexos.</w:t>
+      </w:r>
+    </w:p>
+    <w:p>
+      <w:pPr>
+        <w:pStyle w:val="Prrafodelista"/>
+        <w:numPr>
+          <w:ilvl w:val="0"/>
+          <w:numId w:val="21"/>
+        </w:numPr>
         <w:rPr>
           <w:b/>
           <w:bCs/>
         </w:rPr>
       </w:pPr>
       <w:r>
-        <w:t>Puede descargar la ficha para su estudio.</w:t>
+        <w:rPr>
+          <w:b/>
+          <w:bCs/>
+        </w:rPr>
+        <w:t>Ficha técnica tapabocas</w:t>
+      </w:r>
+    </w:p>
+    <w:p>
+      <w:pPr>
+        <w:pStyle w:val="Prrafodelista"/>
+        <w:ind w:left="1429" w:firstLine="0"/>
+      </w:pPr>
+      <w:r>
+        <w:t>Para ampliar la información, consulte el documento Ficha_técnica_tapabocas, ubicado en la carpeta Anexos</w:t>
+      </w:r>
+      <w:r>
+        <w:t>.</w:t>
       </w:r>
     </w:p>
     <w:p>
@@ -8087,6 +8000,7 @@
           <w:b/>
           <w:bCs/>
         </w:rPr>
+        <w:lastRenderedPageBreak/>
         <w:t>Confección de camisa básica</w:t>
       </w:r>
     </w:p>
@@ -8097,7 +8011,31 @@
     </w:p>
     <w:p>
       <w:r>
-        <w:t>Algunas operaciones se pueden desarrollar en máquinas con tecnología, como operaciones de pegar pechera, la cual se realiza en máquina de multiagujas; operación de cerrar bolsillos y puños en máquinas planas con sistema de cose y corte, prehormado de cuellos, puños y bolsillos en máquinas prehormadoras.</w:t>
+        <w:t xml:space="preserve">Algunas operaciones se pueden desarrollar en máquinas con tecnología, como operaciones de pegar pechera, la cual se realiza en máquina de </w:t>
+      </w:r>
+      <w:proofErr w:type="spellStart"/>
+      <w:r>
+        <w:t>multiagujas</w:t>
+      </w:r>
+      <w:proofErr w:type="spellEnd"/>
+      <w:r>
+        <w:t xml:space="preserve">; operación de cerrar bolsillos y puños en máquinas planas con sistema de </w:t>
+      </w:r>
+      <w:proofErr w:type="spellStart"/>
+      <w:r>
+        <w:t>cose</w:t>
+      </w:r>
+      <w:proofErr w:type="spellEnd"/>
+      <w:r>
+        <w:t xml:space="preserve"> y corte, prehormado de cuellos, puños y bolsillos en máquinas </w:t>
+      </w:r>
+      <w:proofErr w:type="spellStart"/>
+      <w:r>
+        <w:t>prehormadoras</w:t>
+      </w:r>
+      <w:proofErr w:type="spellEnd"/>
+      <w:r>
+        <w:t>.</w:t>
       </w:r>
     </w:p>
     <w:p>
@@ -8132,7 +8070,6 @@
           <w:b/>
           <w:bCs/>
         </w:rPr>
-        <w:lastRenderedPageBreak/>
         <w:t>Operaciones de ensamble:</w:t>
       </w:r>
       <w:r>
@@ -8163,6 +8100,363 @@
       </w:r>
       <w:r>
         <w:t>ojalar, botonar, revisar, inspeccionar, planchar y empacar.</w:t>
+      </w:r>
+      <w:r>
+        <w:tab/>
+      </w:r>
+      <w:r>
+        <w:tab/>
+      </w:r>
+      <w:r>
+        <w:tab/>
+      </w:r>
+      <w:r>
+        <w:tab/>
+      </w:r>
+      <w:r>
+        <w:tab/>
+      </w:r>
+      <w:r>
+        <w:tab/>
+      </w:r>
+      <w:r>
+        <w:tab/>
+      </w:r>
+      <w:r>
+        <w:tab/>
+      </w:r>
+      <w:r>
+        <w:tab/>
+      </w:r>
+      <w:r>
+        <w:tab/>
+      </w:r>
+      <w:r>
+        <w:tab/>
+      </w:r>
+      <w:r>
+        <w:tab/>
+      </w:r>
+      <w:r>
+        <w:tab/>
+      </w:r>
+      <w:r>
+        <w:tab/>
+      </w:r>
+      <w:r>
+        <w:tab/>
+      </w:r>
+      <w:r>
+        <w:tab/>
+      </w:r>
+      <w:r>
+        <w:tab/>
+      </w:r>
+      <w:r>
+        <w:tab/>
+      </w:r>
+      <w:r>
+        <w:tab/>
+      </w:r>
+      <w:r>
+        <w:tab/>
+      </w:r>
+      <w:r>
+        <w:tab/>
+      </w:r>
+      <w:r>
+        <w:tab/>
+      </w:r>
+      <w:r>
+        <w:tab/>
+      </w:r>
+      <w:r>
+        <w:tab/>
+      </w:r>
+      <w:r>
+        <w:tab/>
+      </w:r>
+      <w:r>
+        <w:tab/>
+      </w:r>
+      <w:r>
+        <w:tab/>
+      </w:r>
+      <w:r>
+        <w:tab/>
+      </w:r>
+      <w:r>
+        <w:tab/>
+      </w:r>
+      <w:r>
+        <w:tab/>
+      </w:r>
+      <w:r>
+        <w:tab/>
+      </w:r>
+      <w:r>
+        <w:tab/>
+      </w:r>
+      <w:r>
+        <w:tab/>
+      </w:r>
+      <w:r>
+        <w:tab/>
+      </w:r>
+      <w:r>
+        <w:tab/>
+      </w:r>
+      <w:r>
+        <w:tab/>
+      </w:r>
+      <w:r>
+        <w:tab/>
+      </w:r>
+      <w:r>
+        <w:tab/>
+      </w:r>
+      <w:r>
+        <w:tab/>
+      </w:r>
+      <w:r>
+        <w:tab/>
+      </w:r>
+      <w:r>
+        <w:tab/>
+      </w:r>
+      <w:r>
+        <w:tab/>
+      </w:r>
+      <w:r>
+        <w:tab/>
+      </w:r>
+      <w:r>
+        <w:tab/>
+      </w:r>
+      <w:r>
+        <w:tab/>
+      </w:r>
+      <w:r>
+        <w:tab/>
+      </w:r>
+      <w:r>
+        <w:tab/>
+      </w:r>
+      <w:r>
+        <w:tab/>
+      </w:r>
+      <w:r>
+        <w:tab/>
+      </w:r>
+      <w:r>
+        <w:tab/>
+      </w:r>
+      <w:r>
+        <w:tab/>
+      </w:r>
+      <w:r>
+        <w:tab/>
+      </w:r>
+      <w:r>
+        <w:tab/>
+      </w:r>
+      <w:r>
+        <w:tab/>
+      </w:r>
+      <w:r>
+        <w:tab/>
+      </w:r>
+      <w:r>
+        <w:tab/>
+      </w:r>
+      <w:r>
+        <w:tab/>
+      </w:r>
+      <w:r>
+        <w:tab/>
+      </w:r>
+      <w:r>
+        <w:tab/>
+      </w:r>
+      <w:r>
+        <w:tab/>
+      </w:r>
+      <w:r>
+        <w:tab/>
+      </w:r>
+      <w:r>
+        <w:tab/>
+      </w:r>
+      <w:r>
+        <w:tab/>
+      </w:r>
+      <w:r>
+        <w:tab/>
+      </w:r>
+      <w:r>
+        <w:tab/>
+      </w:r>
+      <w:r>
+        <w:tab/>
+      </w:r>
+      <w:r>
+        <w:tab/>
+      </w:r>
+      <w:r>
+        <w:tab/>
+      </w:r>
+      <w:r>
+        <w:tab/>
+      </w:r>
+      <w:r>
+        <w:tab/>
+      </w:r>
+      <w:r>
+        <w:tab/>
+      </w:r>
+      <w:r>
+        <w:tab/>
+      </w:r>
+      <w:r>
+        <w:tab/>
+      </w:r>
+      <w:r>
+        <w:tab/>
+      </w:r>
+      <w:r>
+        <w:tab/>
+      </w:r>
+      <w:r>
+        <w:tab/>
+      </w:r>
+      <w:r>
+        <w:tab/>
+      </w:r>
+      <w:r>
+        <w:tab/>
+      </w:r>
+      <w:r>
+        <w:tab/>
+      </w:r>
+      <w:r>
+        <w:tab/>
+      </w:r>
+      <w:r>
+        <w:tab/>
+      </w:r>
+      <w:r>
+        <w:tab/>
+      </w:r>
+      <w:r>
+        <w:tab/>
+      </w:r>
+      <w:r>
+        <w:tab/>
+      </w:r>
+      <w:r>
+        <w:tab/>
+      </w:r>
+      <w:r>
+        <w:tab/>
+      </w:r>
+      <w:r>
+        <w:tab/>
+      </w:r>
+      <w:r>
+        <w:tab/>
+      </w:r>
+      <w:r>
+        <w:tab/>
+      </w:r>
+      <w:r>
+        <w:tab/>
+      </w:r>
+      <w:r>
+        <w:tab/>
+      </w:r>
+      <w:r>
+        <w:tab/>
+      </w:r>
+      <w:r>
+        <w:tab/>
+      </w:r>
+      <w:r>
+        <w:tab/>
+      </w:r>
+      <w:r>
+        <w:tab/>
+      </w:r>
+      <w:r>
+        <w:tab/>
+      </w:r>
+      <w:r>
+        <w:tab/>
+      </w:r>
+      <w:r>
+        <w:tab/>
+      </w:r>
+      <w:r>
+        <w:tab/>
+      </w:r>
+      <w:r>
+        <w:tab/>
+      </w:r>
+      <w:r>
+        <w:tab/>
+      </w:r>
+      <w:r>
+        <w:tab/>
+      </w:r>
+      <w:r>
+        <w:tab/>
+      </w:r>
+      <w:r>
+        <w:tab/>
+      </w:r>
+      <w:r>
+        <w:tab/>
+      </w:r>
+      <w:r>
+        <w:tab/>
+      </w:r>
+      <w:r>
+        <w:tab/>
+      </w:r>
+      <w:r>
+        <w:tab/>
+      </w:r>
+      <w:r>
+        <w:tab/>
+      </w:r>
+      <w:r>
+        <w:tab/>
+      </w:r>
+      <w:r>
+        <w:tab/>
+      </w:r>
+      <w:r>
+        <w:tab/>
+      </w:r>
+      <w:r>
+        <w:tab/>
+      </w:r>
+      <w:r>
+        <w:tab/>
+      </w:r>
+      <w:r>
+        <w:tab/>
+      </w:r>
+      <w:r>
+        <w:tab/>
+      </w:r>
+      <w:r>
+        <w:tab/>
+      </w:r>
+      <w:r>
+        <w:tab/>
+      </w:r>
+      <w:r>
+        <w:tab/>
       </w:r>
     </w:p>
     <w:p>
@@ -8175,6 +8469,7 @@
         <w:ind w:left="1134" w:hanging="1134"/>
       </w:pPr>
       <w:r>
+        <w:lastRenderedPageBreak/>
         <w:t>Confección blusa camisera - Paso 1 Alistamiento para la confección de la blusa camisera</w:t>
       </w:r>
     </w:p>
@@ -8190,9 +8485,9 @@
           <w:noProof/>
         </w:rPr>
         <w:drawing>
-          <wp:inline distT="0" distB="0" distL="0" distR="0" wp14:anchorId="0B08B445" wp14:editId="3B289095">
-            <wp:extent cx="4680000" cy="2632500"/>
-            <wp:effectExtent l="0" t="0" r="6350" b="0"/>
+          <wp:inline distT="0" distB="0" distL="0" distR="0" wp14:anchorId="0B08B445" wp14:editId="7B1F2D11">
+            <wp:extent cx="4679244" cy="2772229"/>
+            <wp:effectExtent l="0" t="0" r="7620" b="9525"/>
             <wp:docPr id="1" name="Imagen 1"/>
             <wp:cNvGraphicFramePr>
               <a:graphicFrameLocks xmlns:a="http://schemas.openxmlformats.org/drawingml/2006/main" noChangeAspect="1"/>
@@ -8207,7 +8502,7 @@
                     </pic:cNvPicPr>
                   </pic:nvPicPr>
                   <pic:blipFill>
-                    <a:blip r:embed="rId30" cstate="print">
+                    <a:blip r:embed="rId33" cstate="print">
                       <a:extLst>
                         <a:ext uri="{28A0092B-C50C-407E-A947-70E740481C1C}">
                           <a14:useLocalDpi xmlns:a14="http://schemas.microsoft.com/office/drawing/2010/main" val="0"/>
@@ -8222,7 +8517,7 @@
                   <pic:spPr bwMode="auto">
                     <a:xfrm>
                       <a:off x="0" y="0"/>
-                      <a:ext cx="4680000" cy="2632500"/>
+                      <a:ext cx="4693126" cy="2780453"/>
                     </a:xfrm>
                     <a:prstGeom prst="rect">
                       <a:avLst/>
@@ -8248,7 +8543,7 @@
       <w:r>
         <w:tab/>
       </w:r>
-      <w:hyperlink r:id="rId31" w:history="1">
+      <w:hyperlink r:id="rId34" w:history="1">
         <w:r>
           <w:rPr>
             <w:rStyle w:val="Hipervnculo"/>
@@ -8311,25 +8606,25 @@
           </w:p>
           <w:p>
             <w:r>
-              <w:t xml:space="preserve">Paso uno: alistamiento para la confección de la blusa camisera. En la confección de la blusa camisera vamos a necesitar las piezas que ya estén cortadas: la espalda completa, los dos delanteros; en este caso, se sacó aparte el par de la pechera, </w:t>
+              <w:t xml:space="preserve">Paso uno: alistamiento para la confección de la blusa camisera. En la confección de la blusa camisera vamos a necesitar las piezas que ya estén cortadas: la espalda completa, los dos delanteros; en este caso, se sacó aparte el par de la pechera, derecha e izquierda; los puños; la entretela para poder fusionar a la pechera; los sesgos para la portañuela; el par de mangas con la abertura para la portañuela; la entretela de la portañuela; la portañuela de la en tela; el cuello; el pie de cuello, que están aparte; el hilo o las hilazas, y también vamos a incluir y vamos a necesitar, eh, </w:t>
             </w:r>
             <w:r>
               <w:lastRenderedPageBreak/>
-              <w:t>derecha e izquierda; los puños; la entretela para poder fusionar a la pechera; los sesgos para la portañuela; el par de mangas con la abertura para la portañuela; la entretela de la portañuela; la portañuela de la en tela; el cuello; el pie de cuello, que están aparte; el hilo o las hilazas, y también vamos a incluir y vamos a necesitar, eh, los botones; además, el pie compensado de un 16</w:t>
+              <w:t>los botones; además, el pie compensado de un 16</w:t>
             </w:r>
             <w:r>
               <w:t xml:space="preserve">.º </w:t>
             </w:r>
             <w:r>
-              <w:t xml:space="preserve"> para los pespuntes; la guía yanada; las agujas, tanto de la máquina plana como la fileteadora; calibrador, y las herramientas, como pinzas, pulidor y destornilladores. Y, sobre todo, </w:t>
-            </w:r>
-            <w:proofErr w:type="gramStart"/>
-            <w:r>
-              <w:t>tenemos que tener</w:t>
-            </w:r>
-            <w:proofErr w:type="gramEnd"/>
-            <w:r>
-              <w:t xml:space="preserve"> lista nuestra ficha técnica, donde está contenida las operaciones y todas las especificaciones de calidad.</w:t>
+              <w:t xml:space="preserve"> para los pespuntes; la guía </w:t>
+            </w:r>
+            <w:proofErr w:type="spellStart"/>
+            <w:r>
+              <w:t>yanada</w:t>
+            </w:r>
+            <w:proofErr w:type="spellEnd"/>
+            <w:r>
+              <w:t>; las agujas, tanto de la máquina plana como la fileteadora; calibrador, y las herramientas, como pinzas, pulidor y destornilladores. Y, sobre todo, tenemos que tener lista nuestra ficha técnica, donde está contenida las operaciones y todas las especificaciones de calidad.</w:t>
             </w:r>
           </w:p>
         </w:tc>
@@ -8352,7 +8647,6 @@
           <w:b/>
           <w:bCs/>
         </w:rPr>
-        <w:lastRenderedPageBreak/>
         <w:t>Confección de pantalón básico</w:t>
       </w:r>
     </w:p>
@@ -8415,7 +8709,15 @@
         <w:t>Operaciones de terminados:</w:t>
       </w:r>
       <w:r>
-        <w:t xml:space="preserve"> ojalar, botonar, presillar, revisar, planchar, empacar, entre otras.</w:t>
+        <w:t xml:space="preserve"> ojalar, botonar, </w:t>
+      </w:r>
+      <w:proofErr w:type="spellStart"/>
+      <w:r>
+        <w:t>presillar</w:t>
+      </w:r>
+      <w:proofErr w:type="spellEnd"/>
+      <w:r>
+        <w:t>, revisar, planchar, empacar, entre otras.</w:t>
       </w:r>
     </w:p>
     <w:p>
@@ -8424,21 +8726,29 @@
       </w:pPr>
       <w:bookmarkStart w:id="13" w:name="_Toc236992930"/>
       <w:r>
+        <w:t xml:space="preserve">3.2 </w:t>
+      </w:r>
+      <w:r>
+        <w:t>Confección de productos para línea de ropa deportiva</w:t>
+      </w:r>
+      <w:bookmarkEnd w:id="13"/>
+    </w:p>
+    <w:p>
+      <w:r>
+        <w:t xml:space="preserve">Siguiendo con la línea deportiva, donde se desarrollan gran variedad de productos se incluyen máquinas especializadas como </w:t>
+      </w:r>
+      <w:proofErr w:type="spellStart"/>
+      <w:r>
+        <w:t>recubridoras</w:t>
+      </w:r>
+      <w:proofErr w:type="spellEnd"/>
+      <w:r>
+        <w:t>, reencauchadoras, dotadas con aditamentos y guías para asegurar la calidad de las costuras.</w:t>
+      </w:r>
+    </w:p>
+    <w:p>
+      <w:r>
         <w:lastRenderedPageBreak/>
-        <w:t xml:space="preserve">3.2 </w:t>
-      </w:r>
-      <w:r>
-        <w:t>Confección de productos para línea de ropa deportiva</w:t>
-      </w:r>
-      <w:bookmarkEnd w:id="13"/>
-    </w:p>
-    <w:p>
-      <w:r>
-        <w:t>Siguiendo con la línea deportiva, donde se desarrollan gran variedad de productos se incluyen máquinas especializadas como recubridoras, reencauchadoras, dotadas con aditamentos y guías para asegurar la calidad de las costuras.</w:t>
-      </w:r>
-    </w:p>
-    <w:p>
-      <w:r>
         <w:t>Los materiales utilizados requieren un manejo con mayor habilidad sobre todo en las prendas de tejido de punto, incluyendo con composición de elastano.</w:t>
       </w:r>
     </w:p>
@@ -8464,7 +8774,15 @@
     </w:p>
     <w:p>
       <w:r>
-        <w:t>En relación con la confección de este tipo de camiseta, se debe contar con las máquinas básicas, plana, fileteadora y recubridora. Se recomienda utilizar la fileteadora con puntada de refuerzo (4 hilos). Actualmente se ha automatizado el proceso de hacer pecheras que garantiza eficiencia y calidad.</w:t>
+        <w:t xml:space="preserve">En relación con la confección de este tipo de camiseta, se debe contar con las máquinas básicas, plana, fileteadora y </w:t>
+      </w:r>
+      <w:proofErr w:type="spellStart"/>
+      <w:r>
+        <w:t>recubridora</w:t>
+      </w:r>
+      <w:proofErr w:type="spellEnd"/>
+      <w:r>
+        <w:t>. Se recomienda utilizar la fileteadora con puntada de refuerzo (4 hilos). Actualmente se ha automatizado el proceso de hacer pecheras que garantiza eficiencia y calidad.</w:t>
       </w:r>
     </w:p>
     <w:p>
@@ -8526,92 +8844,6 @@
       <w:r>
         <w:tab/>
       </w:r>
-      <w:r>
-        <w:tab/>
-      </w:r>
-      <w:r>
-        <w:tab/>
-      </w:r>
-      <w:r>
-        <w:tab/>
-      </w:r>
-      <w:r>
-        <w:tab/>
-      </w:r>
-      <w:r>
-        <w:tab/>
-      </w:r>
-      <w:r>
-        <w:tab/>
-      </w:r>
-      <w:r>
-        <w:tab/>
-      </w:r>
-      <w:r>
-        <w:tab/>
-      </w:r>
-      <w:r>
-        <w:tab/>
-      </w:r>
-      <w:r>
-        <w:tab/>
-      </w:r>
-    </w:p>
-    <w:p>
-      <w:pPr>
-        <w:pStyle w:val="Prrafodelista"/>
-        <w:ind w:left="1429" w:firstLine="0"/>
-        <w:rPr>
-          <w:b/>
-          <w:bCs/>
-        </w:rPr>
-      </w:pPr>
-    </w:p>
-    <w:p>
-      <w:pPr>
-        <w:pStyle w:val="Prrafodelista"/>
-        <w:ind w:left="1429" w:firstLine="0"/>
-        <w:rPr>
-          <w:b/>
-          <w:bCs/>
-        </w:rPr>
-      </w:pPr>
-    </w:p>
-    <w:p>
-      <w:pPr>
-        <w:pStyle w:val="Prrafodelista"/>
-        <w:ind w:left="1429" w:firstLine="0"/>
-        <w:rPr>
-          <w:b/>
-          <w:bCs/>
-        </w:rPr>
-      </w:pPr>
-    </w:p>
-    <w:p>
-      <w:pPr>
-        <w:pStyle w:val="Prrafodelista"/>
-        <w:ind w:left="1429" w:firstLine="0"/>
-        <w:rPr>
-          <w:b/>
-          <w:bCs/>
-        </w:rPr>
-      </w:pPr>
-    </w:p>
-    <w:p>
-      <w:pPr>
-        <w:pStyle w:val="Prrafodelista"/>
-        <w:ind w:left="1429" w:firstLine="0"/>
-        <w:rPr>
-          <w:b/>
-          <w:bCs/>
-        </w:rPr>
-      </w:pPr>
-    </w:p>
-    <w:p>
-      <w:pPr>
-        <w:pStyle w:val="Prrafodelista"/>
-        <w:ind w:left="1429" w:firstLine="0"/>
-      </w:pPr>
       <w:r>
         <w:tab/>
       </w:r>
@@ -8629,7 +8861,6 @@
         <w:ind w:left="1134" w:hanging="1134"/>
       </w:pPr>
       <w:r>
-        <w:lastRenderedPageBreak/>
         <w:t>Confección camiseta tipo polo - Paso 1 Alistamiento para la confección de la camiseta tipo polo</w:t>
       </w:r>
     </w:p>
@@ -8671,7 +8902,7 @@
                     </pic:cNvPicPr>
                   </pic:nvPicPr>
                   <pic:blipFill>
-                    <a:blip r:embed="rId32" cstate="print">
+                    <a:blip r:embed="rId35" cstate="print">
                       <a:extLst>
                         <a:ext uri="{28A0092B-C50C-407E-A947-70E740481C1C}">
                           <a14:useLocalDpi xmlns:a14="http://schemas.microsoft.com/office/drawing/2010/main" val="0"/>
@@ -8707,7 +8938,7 @@
       <w:pPr>
         <w:jc w:val="center"/>
       </w:pPr>
-      <w:hyperlink r:id="rId33" w:history="1">
+      <w:hyperlink r:id="rId36" w:history="1">
         <w:r>
           <w:rPr>
             <w:rStyle w:val="Hipervnculo"/>
@@ -8741,6 +8972,7 @@
               <w:rPr>
                 <w:b/>
               </w:rPr>
+              <w:lastRenderedPageBreak/>
               <w:t xml:space="preserve">Transcripción del video. </w:t>
             </w:r>
             <w:r>
@@ -8800,16 +9032,11 @@
             <w:r>
               <w:t xml:space="preserve">técnico </w:t>
             </w:r>
-            <w:proofErr w:type="gramStart"/>
             <w:r>
               <w:t>t</w:t>
             </w:r>
             <w:r>
-              <w:t>enemos que tener</w:t>
-            </w:r>
-            <w:proofErr w:type="gramEnd"/>
-            <w:r>
-              <w:t xml:space="preserve"> el alistamiento de lo que es la ficha técnica</w:t>
+              <w:t>enemos que tener el alistamiento de lo que es la ficha técnica</w:t>
             </w:r>
             <w:r>
               <w:t>,</w:t>
@@ -8881,7 +9108,15 @@
               <w:t xml:space="preserve"> </w:t>
             </w:r>
             <w:r>
-              <w:t>guía dobladilladora para collarín tenemos</w:t>
+              <w:t xml:space="preserve">guía </w:t>
+            </w:r>
+            <w:proofErr w:type="spellStart"/>
+            <w:r>
+              <w:t>dobladilladora</w:t>
+            </w:r>
+            <w:proofErr w:type="spellEnd"/>
+            <w:r>
+              <w:t xml:space="preserve"> para collarín tenemos</w:t>
             </w:r>
             <w:r>
               <w:t>.</w:t>
@@ -8935,11 +9170,7 @@
               <w:t>,</w:t>
             </w:r>
             <w:r>
-              <w:t xml:space="preserve"> los botones de </w:t>
-            </w:r>
-            <w:r>
-              <w:lastRenderedPageBreak/>
-              <w:t>cuatro ojos</w:t>
+              <w:t xml:space="preserve"> los botones de cuatro ojos</w:t>
             </w:r>
             <w:r>
               <w:t>,</w:t>
@@ -8989,13 +9220,20 @@
           <w:b/>
           <w:bCs/>
         </w:rPr>
-        <w:lastRenderedPageBreak/>
         <w:t>Confección de pantalón de sudadera</w:t>
       </w:r>
     </w:p>
     <w:p>
       <w:r>
-        <w:t>En cuanto al pantalón de sudadera, se utilizan además de maquinaria básica, máquinas especiales como encauchadoras para sentar el elástico.</w:t>
+        <w:t xml:space="preserve">En cuanto al pantalón de sudadera, se utilizan además de maquinaria básica, máquinas especiales como </w:t>
+      </w:r>
+      <w:proofErr w:type="spellStart"/>
+      <w:r>
+        <w:t>encauchadoras</w:t>
+      </w:r>
+      <w:proofErr w:type="spellEnd"/>
+      <w:r>
+        <w:t xml:space="preserve"> para sentar el elástico.</w:t>
       </w:r>
     </w:p>
     <w:p>
@@ -9074,6 +9312,7 @@
         <w:ind w:left="1134" w:hanging="1134"/>
       </w:pPr>
       <w:r>
+        <w:lastRenderedPageBreak/>
         <w:t>Confección pantalón de sudadera - Paso 1 Alistamiento para confección de pantalón de sudadera</w:t>
       </w:r>
     </w:p>
@@ -9115,7 +9354,7 @@
                     </pic:cNvPicPr>
                   </pic:nvPicPr>
                   <pic:blipFill>
-                    <a:blip r:embed="rId34" cstate="print">
+                    <a:blip r:embed="rId37" cstate="print">
                       <a:extLst>
                         <a:ext uri="{28A0092B-C50C-407E-A947-70E740481C1C}">
                           <a14:useLocalDpi xmlns:a14="http://schemas.microsoft.com/office/drawing/2010/main" val="0"/>
@@ -9151,7 +9390,7 @@
       <w:pPr>
         <w:jc w:val="center"/>
       </w:pPr>
-      <w:hyperlink r:id="rId35" w:history="1">
+      <w:hyperlink r:id="rId38" w:history="1">
         <w:r>
           <w:rPr>
             <w:rStyle w:val="Hipervnculo"/>
@@ -9185,7 +9424,6 @@
               <w:rPr>
                 <w:b/>
               </w:rPr>
-              <w:lastRenderedPageBreak/>
               <w:t xml:space="preserve">Transcripción del video. </w:t>
             </w:r>
             <w:r>
@@ -9399,13 +9637,30 @@
       </w:pPr>
       <w:bookmarkStart w:id="14" w:name="_Toc236992931"/>
       <w:r>
+        <w:lastRenderedPageBreak/>
         <w:t>3.3 Confección de productos para línea de ropa interior</w:t>
       </w:r>
       <w:bookmarkEnd w:id="14"/>
     </w:p>
     <w:p>
       <w:r>
-        <w:t>La línea interior comprende prendas más delicadas, de manipulación delicada y muy cuidadosa, debido al material y tamaño de las piezas. Requiere de maquinaria básica, además de contar con aditamentos como dosificadores de elástico en fileteadoras, recubridoras, guías y fólderes especiales. También se incluye en el proceso máquinas zigzadoras y presilladoras.</w:t>
+        <w:t xml:space="preserve">La línea interior comprende prendas más delicadas, de manipulación delicada y muy cuidadosa, debido al material y tamaño de las piezas. Requiere de maquinaria básica, además de contar con aditamentos como dosificadores de elástico en fileteadoras, </w:t>
+      </w:r>
+      <w:proofErr w:type="spellStart"/>
+      <w:r>
+        <w:t>recubridoras</w:t>
+      </w:r>
+      <w:proofErr w:type="spellEnd"/>
+      <w:r>
+        <w:t xml:space="preserve">, guías y fólderes especiales. También se incluye en el proceso máquinas </w:t>
+      </w:r>
+      <w:proofErr w:type="spellStart"/>
+      <w:r>
+        <w:t>zigzadoras</w:t>
+      </w:r>
+      <w:proofErr w:type="spellEnd"/>
+      <w:r>
+        <w:t xml:space="preserve"> y presilladoras.</w:t>
       </w:r>
     </w:p>
     <w:p>
@@ -9447,27 +9702,51 @@
       <w:r>
         <w:t xml:space="preserve">En el mercado existen cada vez mejores atributos y funcionalidades en este tipo de prendas, sirven de ejemplo, </w:t>
       </w:r>
+      <w:proofErr w:type="spellStart"/>
       <w:r>
         <w:rPr>
           <w:rStyle w:val="Extranjerismo"/>
         </w:rPr>
         <w:t>pantys</w:t>
       </w:r>
+      <w:proofErr w:type="spellEnd"/>
       <w:r>
         <w:t xml:space="preserve"> control de abdomen o </w:t>
       </w:r>
+      <w:proofErr w:type="spellStart"/>
       <w:r>
         <w:rPr>
           <w:rStyle w:val="Extranjerismo"/>
         </w:rPr>
         <w:t>pantys</w:t>
       </w:r>
-      <w:r>
-        <w:t xml:space="preserve"> cero costuras. Las máquinas donde se realizan el ensamble son fileteadoras de tres hilos, recubridoras </w:t>
-      </w:r>
-      <w:r>
-        <w:lastRenderedPageBreak/>
-        <w:t>con dosificadores, fólderes sesgadores con dosificación de elástico, zigzadoras y presilladoras.</w:t>
+      <w:proofErr w:type="spellEnd"/>
+      <w:r>
+        <w:t xml:space="preserve"> cero costuras. Las máquinas donde se realizan el ensamble son fileteadoras de tres hilos, </w:t>
+      </w:r>
+      <w:proofErr w:type="spellStart"/>
+      <w:r>
+        <w:t>recubridoras</w:t>
+      </w:r>
+      <w:proofErr w:type="spellEnd"/>
+      <w:r>
+        <w:t xml:space="preserve"> con dosificadores, fólderes </w:t>
+      </w:r>
+      <w:proofErr w:type="spellStart"/>
+      <w:r>
+        <w:t>sesgadores</w:t>
+      </w:r>
+      <w:proofErr w:type="spellEnd"/>
+      <w:r>
+        <w:t xml:space="preserve"> con dosificación de elástico, </w:t>
+      </w:r>
+      <w:proofErr w:type="spellStart"/>
+      <w:r>
+        <w:t>zigzadoras</w:t>
+      </w:r>
+      <w:proofErr w:type="spellEnd"/>
+      <w:r>
+        <w:t xml:space="preserve"> y presilladoras.</w:t>
       </w:r>
     </w:p>
     <w:p>
@@ -9524,7 +9803,171 @@
         <w:t>Operaciones de terminados:</w:t>
       </w:r>
       <w:r>
-        <w:t xml:space="preserve"> presillar costado, limpiar, revisar, empacar, entre otras.</w:t>
+        <w:t xml:space="preserve"> </w:t>
+      </w:r>
+      <w:proofErr w:type="spellStart"/>
+      <w:r>
+        <w:t>presillar</w:t>
+      </w:r>
+      <w:proofErr w:type="spellEnd"/>
+      <w:r>
+        <w:t xml:space="preserve"> costado, limpiar, revisar, empacar, entre otras.</w:t>
+      </w:r>
+      <w:r>
+        <w:tab/>
+      </w:r>
+      <w:r>
+        <w:tab/>
+      </w:r>
+      <w:r>
+        <w:tab/>
+      </w:r>
+      <w:r>
+        <w:tab/>
+      </w:r>
+      <w:r>
+        <w:tab/>
+      </w:r>
+      <w:r>
+        <w:tab/>
+      </w:r>
+      <w:r>
+        <w:tab/>
+      </w:r>
+      <w:r>
+        <w:tab/>
+      </w:r>
+      <w:r>
+        <w:tab/>
+      </w:r>
+      <w:r>
+        <w:tab/>
+      </w:r>
+      <w:r>
+        <w:tab/>
+      </w:r>
+      <w:r>
+        <w:tab/>
+      </w:r>
+      <w:r>
+        <w:tab/>
+      </w:r>
+      <w:r>
+        <w:tab/>
+      </w:r>
+      <w:r>
+        <w:tab/>
+      </w:r>
+      <w:r>
+        <w:tab/>
+      </w:r>
+      <w:r>
+        <w:tab/>
+      </w:r>
+      <w:r>
+        <w:tab/>
+      </w:r>
+      <w:r>
+        <w:tab/>
+      </w:r>
+      <w:r>
+        <w:tab/>
+      </w:r>
+      <w:r>
+        <w:tab/>
+      </w:r>
+      <w:r>
+        <w:tab/>
+      </w:r>
+      <w:r>
+        <w:tab/>
+      </w:r>
+      <w:r>
+        <w:tab/>
+      </w:r>
+      <w:r>
+        <w:tab/>
+      </w:r>
+      <w:r>
+        <w:tab/>
+      </w:r>
+      <w:r>
+        <w:tab/>
+      </w:r>
+      <w:r>
+        <w:tab/>
+      </w:r>
+      <w:r>
+        <w:tab/>
+      </w:r>
+      <w:r>
+        <w:tab/>
+      </w:r>
+      <w:r>
+        <w:tab/>
+      </w:r>
+      <w:r>
+        <w:tab/>
+      </w:r>
+      <w:r>
+        <w:tab/>
+      </w:r>
+      <w:r>
+        <w:tab/>
+      </w:r>
+      <w:r>
+        <w:tab/>
+      </w:r>
+      <w:r>
+        <w:tab/>
+      </w:r>
+      <w:r>
+        <w:tab/>
+      </w:r>
+      <w:r>
+        <w:tab/>
+      </w:r>
+      <w:r>
+        <w:tab/>
+      </w:r>
+      <w:r>
+        <w:tab/>
+      </w:r>
+      <w:r>
+        <w:tab/>
+      </w:r>
+      <w:r>
+        <w:tab/>
+      </w:r>
+      <w:r>
+        <w:tab/>
+      </w:r>
+      <w:r>
+        <w:tab/>
+      </w:r>
+      <w:r>
+        <w:tab/>
+      </w:r>
+      <w:r>
+        <w:tab/>
+      </w:r>
+      <w:r>
+        <w:tab/>
+      </w:r>
+      <w:r>
+        <w:tab/>
+      </w:r>
+      <w:r>
+        <w:tab/>
+      </w:r>
+      <w:r>
+        <w:tab/>
+      </w:r>
+      <w:r>
+        <w:tab/>
+      </w:r>
+      <w:r>
+        <w:tab/>
       </w:r>
       <w:r>
         <w:tab/>
@@ -9567,6 +10010,7 @@
         <w:rPr>
           <w:rStyle w:val="Extranjerismo"/>
         </w:rPr>
+        <w:lastRenderedPageBreak/>
         <w:t>Panty</w:t>
       </w:r>
       <w:r>
@@ -9582,7 +10026,7 @@
           <w:noProof/>
         </w:rPr>
         <w:drawing>
-          <wp:inline distT="0" distB="0" distL="0" distR="0" wp14:anchorId="096E5ABA" wp14:editId="13839CF1">
+          <wp:inline distT="0" distB="0" distL="0" distR="0" wp14:anchorId="096E5ABA" wp14:editId="2361D46D">
             <wp:extent cx="4680000" cy="2633058"/>
             <wp:effectExtent l="0" t="0" r="6350" b="0"/>
             <wp:docPr id="61903484" name="Imagen 61903484">
@@ -9611,7 +10055,7 @@
                     </pic:cNvPicPr>
                   </pic:nvPicPr>
                   <pic:blipFill>
-                    <a:blip r:embed="rId36" cstate="print">
+                    <a:blip r:embed="rId39" cstate="print">
                       <a:extLst>
                         <a:ext uri="{28A0092B-C50C-407E-A947-70E740481C1C}">
                           <a14:useLocalDpi xmlns:a14="http://schemas.microsoft.com/office/drawing/2010/main" val="0"/>
@@ -9647,7 +10091,7 @@
       <w:pPr>
         <w:jc w:val="center"/>
       </w:pPr>
-      <w:hyperlink r:id="rId37" w:history="1">
+      <w:hyperlink r:id="rId40" w:history="1">
         <w:r>
           <w:rPr>
             <w:rStyle w:val="Hipervnculo"/>
@@ -9726,7 +10170,6 @@
           </w:p>
           <w:p>
             <w:r>
-              <w:lastRenderedPageBreak/>
               <w:t xml:space="preserve">Operaciones de preparación. </w:t>
             </w:r>
           </w:p>
@@ -9793,6 +10236,7 @@
               <w:rPr>
                 <w:rStyle w:val="Extranjerismo"/>
               </w:rPr>
+              <w:lastRenderedPageBreak/>
               <w:t>Folder</w:t>
             </w:r>
             <w:r>
@@ -9895,7 +10339,15 @@
               </w:numPr>
             </w:pPr>
             <w:r>
-              <w:t>Sesgar entepierna x2.</w:t>
+              <w:t xml:space="preserve">Sesgar </w:t>
+            </w:r>
+            <w:proofErr w:type="spellStart"/>
+            <w:r>
+              <w:t>entepierna</w:t>
+            </w:r>
+            <w:proofErr w:type="spellEnd"/>
+            <w:r>
+              <w:t xml:space="preserve"> x2.</w:t>
             </w:r>
           </w:p>
           <w:p>
@@ -9950,7 +10402,6 @@
               <w:ind w:left="709" w:firstLine="0"/>
             </w:pPr>
             <w:r>
-              <w:lastRenderedPageBreak/>
               <w:t xml:space="preserve">Operaciones de terminación </w:t>
             </w:r>
           </w:p>
@@ -10001,13 +10452,24 @@
           <w:b/>
           <w:bCs/>
         </w:rPr>
+        <w:t>Confección bóxer masculino</w:t>
+      </w:r>
+    </w:p>
+    <w:p>
+      <w:r>
+        <w:t xml:space="preserve">La prenda requiere de máquina fileteadora con 3 o 4 hilos, con dosificadores de elástico, </w:t>
+      </w:r>
+      <w:proofErr w:type="spellStart"/>
+      <w:r>
+        <w:t>recubridoras</w:t>
+      </w:r>
+      <w:proofErr w:type="spellEnd"/>
+      <w:r>
+        <w:t xml:space="preserve"> con dosificador de elástico, y presilladora. Este tipo de prendas se </w:t>
+      </w:r>
+      <w:r>
         <w:lastRenderedPageBreak/>
-        <w:t>Confección bóxer masculino</w:t>
-      </w:r>
-    </w:p>
-    <w:p>
-      <w:r>
-        <w:t xml:space="preserve">La prenda requiere de máquina fileteadora con 3 o 4 hilos, con dosificadores de elástico, recubridoras con dosificador de elástico, y presilladora. Este tipo de prendas se pueden ensamblar en la máquina </w:t>
+        <w:t xml:space="preserve">pueden ensamblar en la máquina </w:t>
       </w:r>
       <w:r>
         <w:rPr>
@@ -10073,289 +10535,15 @@
         <w:t>Operaciones de terminados:</w:t>
       </w:r>
       <w:r>
-        <w:t xml:space="preserve"> presillar, limpiar, revisar, empacar, entre otras.</w:t>
-      </w:r>
-      <w:r>
-        <w:tab/>
-      </w:r>
-      <w:r>
-        <w:tab/>
-      </w:r>
-      <w:r>
-        <w:tab/>
-      </w:r>
-      <w:r>
-        <w:tab/>
-      </w:r>
-      <w:r>
-        <w:tab/>
-      </w:r>
-      <w:r>
-        <w:tab/>
-      </w:r>
-      <w:r>
-        <w:tab/>
-      </w:r>
-      <w:r>
-        <w:tab/>
-      </w:r>
-      <w:r>
-        <w:tab/>
-      </w:r>
-      <w:r>
-        <w:tab/>
-      </w:r>
-      <w:r>
-        <w:tab/>
-      </w:r>
-      <w:r>
-        <w:tab/>
-      </w:r>
-      <w:r>
-        <w:tab/>
-      </w:r>
-      <w:r>
-        <w:tab/>
-      </w:r>
-      <w:r>
-        <w:tab/>
-      </w:r>
-      <w:r>
-        <w:tab/>
-      </w:r>
-      <w:r>
-        <w:tab/>
-      </w:r>
-      <w:r>
-        <w:tab/>
-      </w:r>
-      <w:r>
-        <w:tab/>
-      </w:r>
-      <w:r>
-        <w:tab/>
-      </w:r>
-      <w:r>
-        <w:tab/>
-      </w:r>
-      <w:r>
-        <w:tab/>
-      </w:r>
-      <w:r>
-        <w:tab/>
-      </w:r>
-      <w:r>
-        <w:tab/>
-      </w:r>
-      <w:r>
-        <w:tab/>
-      </w:r>
-      <w:r>
-        <w:tab/>
-      </w:r>
-      <w:r>
-        <w:tab/>
-      </w:r>
-      <w:r>
-        <w:tab/>
-      </w:r>
-      <w:r>
-        <w:tab/>
-      </w:r>
-      <w:r>
-        <w:tab/>
-      </w:r>
-      <w:r>
-        <w:tab/>
-      </w:r>
-      <w:r>
-        <w:tab/>
-      </w:r>
-      <w:r>
-        <w:tab/>
-      </w:r>
-      <w:r>
-        <w:tab/>
-      </w:r>
-      <w:r>
-        <w:tab/>
-      </w:r>
-      <w:r>
-        <w:tab/>
-      </w:r>
-      <w:r>
-        <w:tab/>
-      </w:r>
-      <w:r>
-        <w:tab/>
-      </w:r>
-      <w:r>
-        <w:tab/>
-      </w:r>
-      <w:r>
-        <w:tab/>
-      </w:r>
-      <w:r>
-        <w:tab/>
-      </w:r>
-      <w:r>
-        <w:tab/>
-      </w:r>
-      <w:r>
-        <w:tab/>
-      </w:r>
-      <w:r>
-        <w:tab/>
-      </w:r>
-      <w:r>
-        <w:tab/>
-      </w:r>
-      <w:r>
-        <w:tab/>
-      </w:r>
-      <w:r>
-        <w:tab/>
-      </w:r>
-      <w:r>
-        <w:tab/>
-      </w:r>
-      <w:r>
-        <w:tab/>
-      </w:r>
-      <w:r>
-        <w:tab/>
-      </w:r>
-      <w:r>
-        <w:tab/>
-      </w:r>
-      <w:r>
-        <w:tab/>
-      </w:r>
-      <w:r>
-        <w:tab/>
-      </w:r>
-      <w:r>
-        <w:tab/>
-      </w:r>
-      <w:r>
-        <w:tab/>
-      </w:r>
-      <w:r>
-        <w:tab/>
-      </w:r>
-      <w:r>
-        <w:tab/>
-      </w:r>
-      <w:r>
-        <w:tab/>
-      </w:r>
-      <w:r>
-        <w:tab/>
-      </w:r>
-      <w:r>
-        <w:tab/>
-      </w:r>
-      <w:r>
-        <w:tab/>
-      </w:r>
-      <w:r>
-        <w:tab/>
-      </w:r>
-      <w:r>
-        <w:tab/>
-      </w:r>
-      <w:r>
-        <w:tab/>
-      </w:r>
-      <w:r>
-        <w:tab/>
-      </w:r>
-      <w:r>
-        <w:tab/>
-      </w:r>
-      <w:r>
-        <w:tab/>
-      </w:r>
-      <w:r>
-        <w:tab/>
-      </w:r>
-      <w:r>
-        <w:tab/>
-      </w:r>
-      <w:r>
-        <w:tab/>
-      </w:r>
-      <w:r>
-        <w:tab/>
-      </w:r>
-      <w:r>
-        <w:tab/>
-      </w:r>
-      <w:r>
-        <w:tab/>
-      </w:r>
-      <w:r>
-        <w:tab/>
-      </w:r>
-      <w:r>
-        <w:tab/>
-      </w:r>
-      <w:r>
-        <w:tab/>
-      </w:r>
-      <w:r>
-        <w:tab/>
-      </w:r>
-      <w:r>
-        <w:tab/>
-      </w:r>
-      <w:r>
-        <w:tab/>
-      </w:r>
-      <w:r>
-        <w:tab/>
-      </w:r>
-      <w:r>
-        <w:tab/>
-      </w:r>
-      <w:r>
-        <w:tab/>
-      </w:r>
-      <w:r>
-        <w:tab/>
-      </w:r>
-      <w:r>
-        <w:tab/>
-      </w:r>
-      <w:r>
-        <w:tab/>
-      </w:r>
-      <w:r>
-        <w:tab/>
-      </w:r>
-      <w:r>
-        <w:tab/>
-      </w:r>
-      <w:r>
-        <w:tab/>
-      </w:r>
-      <w:r>
-        <w:tab/>
-      </w:r>
-      <w:r>
-        <w:tab/>
-      </w:r>
-      <w:r>
-        <w:tab/>
-      </w:r>
-      <w:r>
-        <w:tab/>
-      </w:r>
-      <w:r>
-        <w:tab/>
-      </w:r>
-      <w:r>
-        <w:tab/>
+        <w:t xml:space="preserve"> </w:t>
+      </w:r>
+      <w:proofErr w:type="spellStart"/>
+      <w:r>
+        <w:t>presillar</w:t>
+      </w:r>
+      <w:proofErr w:type="spellEnd"/>
+      <w:r>
+        <w:t>, limpiar, revisar, empacar, entre otras.</w:t>
       </w:r>
       <w:r>
         <w:tab/>
@@ -10383,12 +10571,16 @@
         <w:rPr>
           <w:rStyle w:val="Extranjerismo"/>
         </w:rPr>
-        <w:lastRenderedPageBreak/>
         <w:t>Boxer</w:t>
       </w:r>
       <w:r>
-        <w:t xml:space="preserve"> pijamero</w:t>
-      </w:r>
+        <w:t xml:space="preserve"> </w:t>
+      </w:r>
+      <w:proofErr w:type="spellStart"/>
+      <w:r>
+        <w:t>pijamero</w:t>
+      </w:r>
+      <w:proofErr w:type="spellEnd"/>
     </w:p>
     <w:p>
       <w:pPr>
@@ -10399,7 +10591,7 @@
           <w:noProof/>
         </w:rPr>
         <w:drawing>
-          <wp:inline distT="0" distB="0" distL="0" distR="0" wp14:anchorId="0AD54DF2" wp14:editId="36AC8553">
+          <wp:inline distT="0" distB="0" distL="0" distR="0" wp14:anchorId="0AD54DF2" wp14:editId="016BE5F7">
             <wp:extent cx="4680000" cy="2633058"/>
             <wp:effectExtent l="0" t="0" r="6350" b="0"/>
             <wp:docPr id="1158254982" name="Imagen 1158254982">
@@ -10428,7 +10620,7 @@
                     </pic:cNvPicPr>
                   </pic:nvPicPr>
                   <pic:blipFill>
-                    <a:blip r:embed="rId38" cstate="print">
+                    <a:blip r:embed="rId41" cstate="print">
                       <a:extLst>
                         <a:ext uri="{28A0092B-C50C-407E-A947-70E740481C1C}">
                           <a14:useLocalDpi xmlns:a14="http://schemas.microsoft.com/office/drawing/2010/main" val="0"/>
@@ -10464,7 +10656,7 @@
       <w:pPr>
         <w:jc w:val="center"/>
       </w:pPr>
-      <w:hyperlink r:id="rId39" w:history="1">
+      <w:hyperlink r:id="rId42" w:history="1">
         <w:r>
           <w:rPr>
             <w:rStyle w:val="Hipervnculo"/>
@@ -10513,14 +10705,23 @@
                 <w:b/>
                 <w:bCs/>
               </w:rPr>
-              <w:t xml:space="preserve"> p</w:t>
-            </w:r>
+              <w:t xml:space="preserve"> </w:t>
+            </w:r>
+            <w:proofErr w:type="spellStart"/>
             <w:r>
               <w:rPr>
                 <w:b/>
+                <w:bCs/>
+              </w:rPr>
+              <w:t>p</w:t>
+            </w:r>
+            <w:r>
+              <w:rPr>
+                <w:b/>
               </w:rPr>
               <w:t>ijamero</w:t>
             </w:r>
+            <w:proofErr w:type="spellEnd"/>
           </w:p>
         </w:tc>
       </w:tr>
@@ -10540,8 +10741,13 @@
               <w:t>Boxer</w:t>
             </w:r>
             <w:r>
-              <w:t xml:space="preserve"> pijamero</w:t>
-            </w:r>
+              <w:t xml:space="preserve"> </w:t>
+            </w:r>
+            <w:proofErr w:type="spellStart"/>
+            <w:r>
+              <w:t>pijamero</w:t>
+            </w:r>
+            <w:proofErr w:type="spellEnd"/>
             <w:r>
               <w:t>.</w:t>
             </w:r>
@@ -10556,6 +10762,7 @@
           </w:p>
           <w:p>
             <w:r>
+              <w:lastRenderedPageBreak/>
               <w:t>Delanteros</w:t>
             </w:r>
             <w:r>
@@ -10607,7 +10814,6 @@
           </w:p>
           <w:p>
             <w:r>
-              <w:lastRenderedPageBreak/>
               <w:t>Cerrar el elástico</w:t>
             </w:r>
             <w:r>
@@ -10673,6 +10879,7 @@
           </w:p>
           <w:p>
             <w:r>
+              <w:lastRenderedPageBreak/>
               <w:t xml:space="preserve"> Sentar caucho.</w:t>
             </w:r>
           </w:p>
@@ -10731,19 +10938,11 @@
       <w:r>
         <w:t xml:space="preserve">Estas son prendas con gran posicionamiento en el mercado, son muy utilizadas en general por todas las líneas y edades. Algunos ejemplos de prendas en tela </w:t>
       </w:r>
-      <w:proofErr w:type="gramStart"/>
       <w:r>
         <w:rPr>
           <w:rStyle w:val="Extranjerismo"/>
         </w:rPr>
-        <w:t>denim</w:t>
-      </w:r>
-      <w:proofErr w:type="gramEnd"/>
-      <w:r>
-        <w:rPr>
-          <w:rStyle w:val="Extranjerismo"/>
-        </w:rPr>
-        <w:t xml:space="preserve"> </w:t>
+        <w:t xml:space="preserve">denim </w:t>
       </w:r>
       <w:r>
         <w:t xml:space="preserve">son pantalones, </w:t>
@@ -10791,7 +10990,15 @@
         <w:t>s</w:t>
       </w:r>
       <w:r>
-        <w:t xml:space="preserve"> de codo, empretinadora, plana dos agujas y las máquinas básicas plana una aguja y fileteadora de 5 hilos, ojaladora de lágrima, troqueladora.</w:t>
+        <w:t xml:space="preserve"> de codo, </w:t>
+      </w:r>
+      <w:proofErr w:type="spellStart"/>
+      <w:r>
+        <w:t>empretinadora</w:t>
+      </w:r>
+      <w:proofErr w:type="spellEnd"/>
+      <w:r>
+        <w:t>, plana dos agujas y las máquinas básicas plana una aguja y fileteadora de 5 hilos, ojaladora de lágrima, troqueladora.</w:t>
       </w:r>
     </w:p>
     <w:p>
@@ -10826,10 +11033,14 @@
           <w:b/>
           <w:bCs/>
         </w:rPr>
+        <w:lastRenderedPageBreak/>
         <w:t>Operaciones de ensamble:</w:t>
       </w:r>
       <w:r>
-        <w:t xml:space="preserve"> unión por hombros, pegar mangas, unir por costado, montar cuello, pegar puños, montar pretina, entre otras.</w:t>
+        <w:t xml:space="preserve"> </w:t>
+      </w:r>
+      <w:r>
+        <w:t>unión por hombros, pegar mangas, unir por costado, montar cuello, pegar puños, montar pretina, entre otras.</w:t>
       </w:r>
     </w:p>
     <w:p>
@@ -10848,7 +11059,15 @@
         <w:t>Operaciones de terminados:</w:t>
       </w:r>
       <w:r>
-        <w:t xml:space="preserve"> presillar, ojalar, pegar botón, limpiar, proceso lavandería, planchar, empacar.</w:t>
+        <w:t xml:space="preserve"> </w:t>
+      </w:r>
+      <w:proofErr w:type="spellStart"/>
+      <w:r>
+        <w:t>presillar</w:t>
+      </w:r>
+      <w:proofErr w:type="spellEnd"/>
+      <w:r>
+        <w:t>, ojalar, pegar botón, limpiar, proceso lavandería, planchar, empacar.</w:t>
       </w:r>
     </w:p>
     <w:p>
@@ -10873,7 +11092,15 @@
     </w:p>
     <w:p>
       <w:r>
-        <w:t>Para la confección de esta prenda se necesita de cerradora de codo, fileteadora de 5 hilos, pretinadora, presilladora, troqueladora, ojaladora de lágrima. Se utilizan máquinas automatizadas para parchar bolsillos, especiales para dobladillar botas, montar pasadores.</w:t>
+        <w:t xml:space="preserve">Para la confección de esta prenda se necesita de cerradora de codo, fileteadora de 5 hilos, </w:t>
+      </w:r>
+      <w:proofErr w:type="spellStart"/>
+      <w:r>
+        <w:t>pretinadora</w:t>
+      </w:r>
+      <w:proofErr w:type="spellEnd"/>
+      <w:r>
+        <w:t>, presilladora, troqueladora, ojaladora de lágrima. Se utilizan máquinas automatizadas para parchar bolsillos, especiales para dobladillar botas, montar pasadores.</w:t>
       </w:r>
     </w:p>
     <w:p>
@@ -10908,7 +11135,6 @@
           <w:b/>
           <w:bCs/>
         </w:rPr>
-        <w:lastRenderedPageBreak/>
         <w:t>Operaciones de ensamble:</w:t>
       </w:r>
       <w:r>
@@ -10931,7 +11157,15 @@
         <w:t>Operaciones de terminados:</w:t>
       </w:r>
       <w:r>
-        <w:t xml:space="preserve"> proceso lavandería, presillar, ojalar, pegar botones, limpiar, planchar, empacar, entre otras.</w:t>
+        <w:t xml:space="preserve"> proceso lavandería, </w:t>
+      </w:r>
+      <w:proofErr w:type="spellStart"/>
+      <w:r>
+        <w:t>presillar</w:t>
+      </w:r>
+      <w:proofErr w:type="spellEnd"/>
+      <w:r>
+        <w:t>, ojalar, pegar botones, limpiar, planchar, empacar, entre otras.</w:t>
       </w:r>
       <w:r>
         <w:tab/>
@@ -11338,9 +11572,9 @@
           <w:lang w:eastAsia="es-CO"/>
         </w:rPr>
         <w:drawing>
-          <wp:inline distT="0" distB="0" distL="0" distR="0" wp14:anchorId="3FCEACFA" wp14:editId="674B877E">
-            <wp:extent cx="4680000" cy="3315705"/>
-            <wp:effectExtent l="0" t="0" r="6350" b="0"/>
+          <wp:inline distT="0" distB="0" distL="0" distR="0" wp14:anchorId="3FCEACFA" wp14:editId="5F57350B">
+            <wp:extent cx="6023002" cy="4267200"/>
+            <wp:effectExtent l="0" t="0" r="0" b="0"/>
             <wp:docPr id="1488299297" name="Gráfico 3" descr="Diagrama de control de calidad en confección industrial que organiza contenidos de patronaje básico, trazo y corte, y procesos de confección por línea de producción."/>
             <wp:cNvGraphicFramePr>
               <a:graphicFrameLocks xmlns:a="http://schemas.openxmlformats.org/drawingml/2006/main" noChangeAspect="1"/>
@@ -11353,10 +11587,10 @@
                     <pic:cNvPicPr/>
                   </pic:nvPicPr>
                   <pic:blipFill>
-                    <a:blip r:embed="rId40">
+                    <a:blip r:embed="rId43">
                       <a:extLst>
                         <a:ext uri="{96DAC541-7B7A-43D3-8B79-37D633B846F1}">
-                          <asvg:svgBlip xmlns:asvg="http://schemas.microsoft.com/office/drawing/2016/SVG/main" r:embed="rId41"/>
+                          <asvg:svgBlip xmlns:asvg="http://schemas.microsoft.com/office/drawing/2016/SVG/main" r:embed="rId44"/>
                         </a:ext>
                       </a:extLst>
                     </a:blip>
@@ -11367,7 +11601,7 @@
                   <pic:spPr>
                     <a:xfrm>
                       <a:off x="0" y="0"/>
-                      <a:ext cx="4680000" cy="3315705"/>
+                      <a:ext cx="6030911" cy="4272803"/>
                     </a:xfrm>
                     <a:prstGeom prst="rect">
                       <a:avLst/>
@@ -11762,7 +11996,15 @@
     </w:p>
     <w:p>
       <w:r>
-        <w:t>Audaces. (2020). Audaces Pattern [Software].</w:t>
+        <w:t xml:space="preserve">Audaces. (2020). Audaces </w:t>
+      </w:r>
+      <w:proofErr w:type="spellStart"/>
+      <w:r>
+        <w:t>Pattern</w:t>
+      </w:r>
+      <w:proofErr w:type="spellEnd"/>
+      <w:r>
+        <w:t xml:space="preserve"> [Software].</w:t>
       </w:r>
     </w:p>
     <w:p>
@@ -11801,15 +12043,49 @@
       </w:r>
     </w:p>
     <w:p>
-      <w:r>
-        <w:t>Optitex. (2020a). CutPlan [Software].</w:t>
+      <w:proofErr w:type="spellStart"/>
+      <w:r>
+        <w:t>Optitex</w:t>
+      </w:r>
+      <w:proofErr w:type="spellEnd"/>
+      <w:r>
+        <w:t xml:space="preserve">. (2020a). </w:t>
+      </w:r>
+      <w:proofErr w:type="spellStart"/>
+      <w:r>
+        <w:t>CutPlan</w:t>
+      </w:r>
+      <w:proofErr w:type="spellEnd"/>
+      <w:r>
+        <w:t xml:space="preserve"> [Software].</w:t>
       </w:r>
     </w:p>
     <w:p/>
     <w:p>
+      <w:proofErr w:type="spellStart"/>
       <w:r>
         <w:lastRenderedPageBreak/>
-        <w:t>Optitex. (2020b). Pattern Design Software integrado en 2D y 3D [Software].</w:t>
+        <w:t>Optitex</w:t>
+      </w:r>
+      <w:proofErr w:type="spellEnd"/>
+      <w:r>
+        <w:t xml:space="preserve">. (2020b). </w:t>
+      </w:r>
+      <w:proofErr w:type="spellStart"/>
+      <w:r>
+        <w:t>Pattern</w:t>
+      </w:r>
+      <w:proofErr w:type="spellEnd"/>
+      <w:r>
+        <w:t xml:space="preserve"> </w:t>
+      </w:r>
+      <w:proofErr w:type="spellStart"/>
+      <w:r>
+        <w:t>Design</w:t>
+      </w:r>
+      <w:proofErr w:type="spellEnd"/>
+      <w:r>
+        <w:t xml:space="preserve"> Software integrado en 2D y 3D [Software].</w:t>
       </w:r>
     </w:p>
     <w:p>
@@ -12348,8 +12624,13 @@
             <w:pPr>
               <w:pStyle w:val="TextoTablas"/>
             </w:pPr>
-            <w:r>
-              <w:t>Julian Fernando Vanegas Vega</w:t>
+            <w:proofErr w:type="spellStart"/>
+            <w:r>
+              <w:t>Julian</w:t>
+            </w:r>
+            <w:proofErr w:type="spellEnd"/>
+            <w:r>
+              <w:t xml:space="preserve"> Fernando Vanegas Vega</w:t>
             </w:r>
           </w:p>
         </w:tc>
@@ -12399,7 +12680,15 @@
               <w:pStyle w:val="TextoTablas"/>
             </w:pPr>
             <w:r>
-              <w:t>Pedro Alonso Bolivar González</w:t>
+              <w:t xml:space="preserve">Pedro Alonso </w:t>
+            </w:r>
+            <w:proofErr w:type="spellStart"/>
+            <w:r>
+              <w:t>Bolivar</w:t>
+            </w:r>
+            <w:proofErr w:type="spellEnd"/>
+            <w:r>
+              <w:t xml:space="preserve"> González</w:t>
             </w:r>
           </w:p>
         </w:tc>
@@ -12454,8 +12743,13 @@
                 <w:lang w:val="es-CO"/>
               </w:rPr>
             </w:pPr>
-            <w:r>
-              <w:t>Maria Alejandra Vera Briceño</w:t>
+            <w:proofErr w:type="spellStart"/>
+            <w:r>
+              <w:t>Maria</w:t>
+            </w:r>
+            <w:proofErr w:type="spellEnd"/>
+            <w:r>
+              <w:t xml:space="preserve"> Alejandra Vera Briceño</w:t>
             </w:r>
           </w:p>
         </w:tc>
@@ -12602,8 +12896,8 @@
       </w:pPr>
     </w:p>
     <w:sectPr>
-      <w:headerReference w:type="default" r:id="rId42"/>
-      <w:footerReference w:type="default" r:id="rId43"/>
+      <w:headerReference w:type="default" r:id="rId45"/>
+      <w:footerReference w:type="default" r:id="rId46"/>
       <w:pgSz w:w="12240" w:h="15840"/>
       <w:pgMar w:top="1701" w:right="1134" w:bottom="1134" w:left="1134" w:header="709" w:footer="737" w:gutter="0"/>
       <w:pgNumType w:start="1"/>
